--- a/downloads/workbook/ai-2-week-08.docx
+++ b/downloads/workbook/ai-2-week-08.docx
@@ -1333,6 +1333,178 @@
         <w:t>Project connection: Give Transparent Book Recommender metadata labels explicit definitions and boundary examples for reviewers.</w:t>
       </w:r>
     </w:p>
+    <w:p>
+      <w:pPr>
+        <w:pStyle w:val="Heading1"/>
+      </w:pPr>
+      <w:r>
+        <w:t>19. Project portfolio milestone</w:t>
+      </w:r>
+    </w:p>
+    <w:p>
+      <w:r>
+        <w:t>Project: Transparent Book Recommender</w:t>
+      </w:r>
+    </w:p>
+    <w:p>
+      <w:r>
+        <w:t>Current milestone: Make a transparent first version. Keep a trace of how one input becomes an output; explain the rule or learned component.</w:t>
+      </w:r>
+    </w:p>
+    <w:p>
+      <w:r>
+        <w:t>Give Transparent Book Recommender metadata labels explicit definitions and boundary examples for reviewers.</w:t>
+      </w:r>
+    </w:p>
+    <w:tbl>
+      <w:tblPr>
+        <w:tblStyle w:val="LightShading-Accent1"/>
+        <w:tblW w:type="auto" w:w="0"/>
+        <w:tblLook w:firstColumn="1" w:firstRow="1" w:lastColumn="0" w:lastRow="0" w:noHBand="0" w:noVBand="1" w:val="04A0"/>
+      </w:tblPr>
+      <w:tblGrid>
+        <w:gridCol w:w="5112"/>
+        <w:gridCol w:w="5112"/>
+      </w:tblGrid>
+      <w:tr>
+        <w:trPr>
+          <w:tblHeader/>
+        </w:trPr>
+        <w:tc>
+          <w:tcPr>
+            <w:tcW w:type="dxa" w:w="5112"/>
+          </w:tcPr>
+          <w:p>
+            <w:r>
+              <w:t>Evidence to keep</w:t>
+            </w:r>
+          </w:p>
+        </w:tc>
+        <w:tc>
+          <w:tcPr>
+            <w:tcW w:type="dxa" w:w="5112"/>
+          </w:tcPr>
+          <w:p>
+            <w:r>
+              <w:t>My record</w:t>
+            </w:r>
+          </w:p>
+        </w:tc>
+      </w:tr>
+      <w:tr>
+        <w:tc>
+          <w:tcPr>
+            <w:tcW w:type="dxa" w:w="5112"/>
+          </w:tcPr>
+          <w:p>
+            <w:r>
+              <w:t>This week’s input and deciding step</w:t>
+            </w:r>
+          </w:p>
+        </w:tc>
+        <w:tc>
+          <w:tcPr>
+            <w:tcW w:type="dxa" w:w="5112"/>
+          </w:tcPr>
+          <w:p>
+            <w:r/>
+          </w:p>
+        </w:tc>
+      </w:tr>
+      <w:tr>
+        <w:tc>
+          <w:tcPr>
+            <w:tcW w:type="dxa" w:w="5112"/>
+          </w:tcPr>
+          <w:p>
+            <w:r>
+              <w:t>Prediction and actual result (or labelled paper trace)</w:t>
+            </w:r>
+          </w:p>
+        </w:tc>
+        <w:tc>
+          <w:tcPr>
+            <w:tcW w:type="dxa" w:w="5112"/>
+          </w:tcPr>
+          <w:p>
+            <w:r/>
+          </w:p>
+        </w:tc>
+      </w:tr>
+      <w:tr>
+        <w:tc>
+          <w:tcPr>
+            <w:tcW w:type="dxa" w:w="5112"/>
+          </w:tcPr>
+          <w:p>
+            <w:r>
+              <w:t>One change since the previous checkpoint and why</w:t>
+            </w:r>
+          </w:p>
+        </w:tc>
+        <w:tc>
+          <w:tcPr>
+            <w:tcW w:type="dxa" w:w="5112"/>
+          </w:tcPr>
+          <w:p>
+            <w:r/>
+          </w:p>
+        </w:tc>
+      </w:tr>
+      <w:tr>
+        <w:tc>
+          <w:tcPr>
+            <w:tcW w:type="dxa" w:w="5112"/>
+          </w:tcPr>
+          <w:p>
+            <w:r>
+              <w:t>One error or limit and the next test</w:t>
+            </w:r>
+          </w:p>
+        </w:tc>
+        <w:tc>
+          <w:tcPr>
+            <w:tcW w:type="dxa" w:w="5112"/>
+          </w:tcPr>
+          <w:p>
+            <w:r/>
+          </w:p>
+        </w:tc>
+      </w:tr>
+    </w:tbl>
+    <w:p>
+      <w:pPr>
+        <w:pStyle w:val="Heading3"/>
+      </w:pPr>
+      <w:r>
+        <w:t>Explain what this week adds to your project. Reuse last week’s record rather than starting again.</w:t>
+      </w:r>
+    </w:p>
+    <w:p>
+      <w:r>
+        <w:t>________________________________________________________________</w:t>
+      </w:r>
+    </w:p>
+    <w:p>
+      <w:r>
+        <w:t>________________________________________________________________</w:t>
+      </w:r>
+    </w:p>
+    <w:p>
+      <w:r>
+        <w:t>________________________________________________________________</w:t>
+      </w:r>
+    </w:p>
+    <w:p>
+      <w:r>
+        <w:t>________________________________________________________________</w:t>
+      </w:r>
+    </w:p>
+    <w:p>
+      <w:r>
+        <w:t>________________________________________________________________</w:t>
+      </w:r>
+    </w:p>
     <w:sectPr>
       <w:pgSz w:w="12240" w:h="15840"/>
       <w:pgMar w:top="936" w:right="1008" w:bottom="936" w:left="1008" w:header="720" w:footer="720" w:gutter="0"/>

--- a/downloads/workbook/ai-2-week-08.docx
+++ b/downloads/workbook/ai-2-week-08.docx
@@ -1505,6 +1505,240 @@
         <w:t>________________________________________________________________</w:t>
       </w:r>
     </w:p>
+    <w:p>
+      <w:pPr>
+        <w:pStyle w:val="Heading1"/>
+      </w:pPr>
+      <w:r>
+        <w:t>20. Supported practice and learning evidence</w:t>
+      </w:r>
+    </w:p>
+    <w:p>
+      <w:r>
+        <w:t>Use this supported practice once, in the browser or on paper. Keep the reserved independent assessment for a separate first attempt before teacher feedback.</w:t>
+      </w:r>
+    </w:p>
+    <w:p>
+      <w:r>
+        <w:t>Two fictional catalogue reviewers label books compact or extended.</w:t>
+      </w:r>
+    </w:p>
+    <w:p>
+      <w:pPr>
+        <w:pStyle w:val="Heading3"/>
+      </w:pPr>
+      <w:r>
+        <w:t>Practice 1: explain the deciding evidence</w:t>
+      </w:r>
+    </w:p>
+    <w:p>
+      <w:r>
+        <w:t>Which labelled step matches this detail? A must use &lt;=80; retain the disagreement and changed policy implementation.</w:t>
+      </w:r>
+    </w:p>
+    <w:p>
+      <w:r>
+        <w:t>1. Repair boundary</w:t>
+      </w:r>
+    </w:p>
+    <w:p>
+      <w:r>
+        <w:t>2. Reviewer B</w:t>
+      </w:r>
+    </w:p>
+    <w:p>
+      <w:r>
+        <w:t>3. Reviewer A</w:t>
+      </w:r>
+    </w:p>
+    <w:p>
+      <w:r>
+        <w:t>4. Shared definition</w:t>
+      </w:r>
+    </w:p>
+    <w:p>
+      <w:pPr>
+        <w:pStyle w:val="Heading3"/>
+      </w:pPr>
+      <w:r>
+        <w:t>My selected conclusion, deciding fact and explanation</w:t>
+      </w:r>
+    </w:p>
+    <w:p>
+      <w:r>
+        <w:t>________________________________________________________________</w:t>
+      </w:r>
+    </w:p>
+    <w:p>
+      <w:r>
+        <w:t>________________________________________________________________</w:t>
+      </w:r>
+    </w:p>
+    <w:p>
+      <w:r>
+        <w:t>________________________________________________________________</w:t>
+      </w:r>
+    </w:p>
+    <w:p>
+      <w:r>
+        <w:t>________________________________________________________________</w:t>
+      </w:r>
+    </w:p>
+    <w:p>
+      <w:r>
+        <w:t>________________________________________________________________</w:t>
+      </w:r>
+    </w:p>
+    <w:p>
+      <w:r>
+        <w:t>Hint if needed: Read the steps in the pictorial case. Match the supplied detail to the stage that performs or records it.</w:t>
+      </w:r>
+    </w:p>
+    <w:p>
+      <w:r>
+        <w:t>After your attempt, compare with the supported explanation: Repair boundary A must use &lt;=80; retain the disagreement and changed policy implementation. The reviewers agree on two of three examples, but that fraction does not decide which definition to keep. The documented policy decides the equality case. Repairing A’s implementation aligns its labels with the agreed meaning. Rechecking 79 and 81 ensures the boundary fix preserves adjacent decisions.</w:t>
+      </w:r>
+    </w:p>
+    <w:p>
+      <w:pPr>
+        <w:pStyle w:val="Heading3"/>
+      </w:pPr>
+      <w:r>
+        <w:t>Practice 2: explain the deciding evidence</w:t>
+      </w:r>
+    </w:p>
+    <w:p>
+      <w:r>
+        <w:t>Changed-case practice: Change the documented policy to fewer than 80 instead. Which conclusion is supported by the supplied facts?</w:t>
+      </w:r>
+    </w:p>
+    <w:p>
+      <w:r>
+        <w:t>1. A’s original labels now match; B must change its equality behavior.</w:t>
+      </w:r>
+    </w:p>
+    <w:p>
+      <w:r>
+        <w:t>2. We can decide the result without examining the changed input or the procedure.</w:t>
+      </w:r>
+    </w:p>
+    <w:p>
+      <w:r>
+        <w:t>3. This one example guarantees correct results for every future input.</w:t>
+      </w:r>
+    </w:p>
+    <w:p>
+      <w:pPr>
+        <w:pStyle w:val="Heading3"/>
+      </w:pPr>
+      <w:r>
+        <w:t>My selected conclusion, deciding fact and explanation</w:t>
+      </w:r>
+    </w:p>
+    <w:p>
+      <w:r>
+        <w:t>________________________________________________________________</w:t>
+      </w:r>
+    </w:p>
+    <w:p>
+      <w:r>
+        <w:t>________________________________________________________________</w:t>
+      </w:r>
+    </w:p>
+    <w:p>
+      <w:r>
+        <w:t>________________________________________________________________</w:t>
+      </w:r>
+    </w:p>
+    <w:p>
+      <w:r>
+        <w:t>________________________________________________________________</w:t>
+      </w:r>
+    </w:p>
+    <w:p>
+      <w:r>
+        <w:t>________________________________________________________________</w:t>
+      </w:r>
+    </w:p>
+    <w:p>
+      <w:r>
+        <w:t>Hint if needed: Use the changed condition and the deciding step in the pictorial trace. The answer must say what follows from those facts.</w:t>
+      </w:r>
+    </w:p>
+    <w:p>
+      <w:r>
+        <w:t>After your attempt, compare with the supported explanation: A’s original labels now match; B must change its equality behavior. The authoritative definition changed, not the physical books.</w:t>
+      </w:r>
+    </w:p>
+    <w:p>
+      <w:pPr>
+        <w:pStyle w:val="Heading3"/>
+      </w:pPr>
+      <w:r>
+        <w:t>Repair a missing building block</w:t>
+      </w:r>
+    </w:p>
+    <w:p>
+      <w:r>
+        <w:t>Review Rows Columns and Data Types (ai-2/7). Goal: Specify a table schema. Short practice: Which two rows originally fail, and do they fail for the same reason?. Return to this week and explain what you changed.</w:t>
+      </w:r>
+    </w:p>
+    <w:p>
+      <w:r>
+        <w:t>Review Loops and Stopping (ai-2/5). Goal: Trace variable values before and after each loop iteration. Short practice: Why is report 0 correct for the original loop, and why is equality-only stopping risky here?. Return to this week and explain what you changed.</w:t>
+      </w:r>
+    </w:p>
+    <w:p>
+      <w:r>
+        <w:t>Review Decompose a Goal (ai-2/2). Goal: Distinguish a function definition from a function call. Short practice: What happens visibly if the caller stores needed but omits print(needed)?. Return to this week and explain what you changed.</w:t>
+      </w:r>
+    </w:p>
+    <w:p>
+      <w:pPr>
+        <w:pStyle w:val="Heading3"/>
+      </w:pPr>
+      <w:r>
+        <w:t>Keep your completed work</w:t>
+      </w:r>
+    </w:p>
+    <w:p>
+      <w:r>
+        <w:t>Use Download completed work in the hosted lesson to export your answers, reflections, practice feedback and code-run evidence. Open the HTML copy to read or print it. Drafts stay in this browser when storage is available; clear drafts on a shared device.</w:t>
+      </w:r>
+    </w:p>
+    <w:p>
+      <w:pPr>
+        <w:pStyle w:val="Heading3"/>
+      </w:pPr>
+      <w:r>
+        <w:t>What I repaired, the evidence I kept and the next test</w:t>
+      </w:r>
+    </w:p>
+    <w:p>
+      <w:r>
+        <w:t>________________________________________________________________</w:t>
+      </w:r>
+    </w:p>
+    <w:p>
+      <w:r>
+        <w:t>________________________________________________________________</w:t>
+      </w:r>
+    </w:p>
+    <w:p>
+      <w:r>
+        <w:t>________________________________________________________________</w:t>
+      </w:r>
+    </w:p>
+    <w:p>
+      <w:r>
+        <w:t>________________________________________________________________</w:t>
+      </w:r>
+    </w:p>
+    <w:p>
+      <w:r>
+        <w:t>________________________________________________________________</w:t>
+      </w:r>
+    </w:p>
     <w:sectPr>
       <w:pgSz w:w="12240" w:h="15840"/>
       <w:pgMar w:top="936" w:right="1008" w:bottom="936" w:left="1008" w:header="720" w:footer="720" w:gutter="0"/>

--- a/downloads/workbook/ai-2-week-08.docx
+++ b/downloads/workbook/ai-2-week-08.docx
@@ -30,7 +30,30 @@
     </w:p>
     <w:p>
       <w:r>
-        <w:t>Try the recall before opening notes. Then use a different colour or a labelled second line to correct your explanation.</w:t>
+        <w:t>Record your starting explanation for Operational Labels before opening notes. Show any later correction separately.</w:t>
+      </w:r>
+    </w:p>
+    <w:p>
+      <w:pPr>
+        <w:spacing w:line="336" w:lineRule="auto" w:after="180"/>
+      </w:pPr>
+      <w:r>
+        <w:rPr>
+          <w:b w:val="0"/>
+        </w:rPr>
+        <w:t xml:space="preserve">Try the recall before opening notes. Then use a different colour or a </w:t>
+      </w:r>
+      <w:r>
+        <w:rPr>
+          <w:b/>
+        </w:rPr>
+        <w:t>label</w:t>
+      </w:r>
+      <w:r>
+        <w:rPr>
+          <w:b w:val="0"/>
+        </w:rPr>
+        <w:t>led second line to correct your explanation.</w:t>
       </w:r>
     </w:p>
     <w:p>
@@ -42,7 +65,13 @@
       </w:r>
     </w:p>
     <w:p>
-      <w:r>
+      <w:pPr>
+        <w:spacing w:line="336" w:lineRule="auto" w:after="180"/>
+      </w:pPr>
+      <w:r>
+        <w:rPr>
+          <w:b w:val="0"/>
+        </w:rPr>
         <w:t>Without opening the old lesson, explain one key idea from Rows Columns and Data Types. Give an example and a mistake that the idea helps you avoid.</w:t>
       </w:r>
     </w:p>
@@ -78,7 +107,13 @@
       </w:r>
     </w:p>
     <w:p>
-      <w:r>
+      <w:pPr>
+        <w:spacing w:line="336" w:lineRule="auto" w:after="180"/>
+      </w:pPr>
+      <w:r>
+        <w:rPr>
+          <w:b w:val="0"/>
+        </w:rPr>
         <w:t>Without opening the old lesson, explain one key idea from Loops and Stopping. Give an example and a mistake that the idea helps you avoid.</w:t>
       </w:r>
     </w:p>
@@ -114,7 +149,13 @@
       </w:r>
     </w:p>
     <w:p>
-      <w:r>
+      <w:pPr>
+        <w:spacing w:line="336" w:lineRule="auto" w:after="180"/>
+      </w:pPr>
+      <w:r>
+        <w:rPr>
+          <w:b w:val="0"/>
+        </w:rPr>
         <w:t>Without opening the old lesson, explain one key idea from Decompose a Goal. Give an example and a mistake that the idea helps you avoid.</w:t>
       </w:r>
     </w:p>
@@ -151,7 +192,30 @@
     </w:p>
     <w:p>
       <w:r>
-        <w:t>Use W2: Replace a vague instruction for Categories and operational labels. Record the answer once; the lesson and workbook refer to the same attempt.</w:t>
+        <w:t>Complete the supported Operational Labels trace and record the first step you can explain without help.</w:t>
+      </w:r>
+    </w:p>
+    <w:p>
+      <w:pPr>
+        <w:spacing w:line="336" w:lineRule="auto" w:after="180"/>
+      </w:pPr>
+      <w:r>
+        <w:rPr>
+          <w:b w:val="0"/>
+        </w:rPr>
+        <w:t xml:space="preserve">Use W2: Replace a vague instruction for Categories and operational </w:t>
+      </w:r>
+      <w:r>
+        <w:rPr>
+          <w:b/>
+        </w:rPr>
+        <w:t>label</w:t>
+      </w:r>
+      <w:r>
+        <w:rPr>
+          <w:b w:val="0"/>
+        </w:rPr>
+        <w:t>s. Record the answer once; the lesson and workbook refer to the same attempt.</w:t>
       </w:r>
     </w:p>
     <w:tbl>
@@ -279,7 +343,41 @@
     </w:p>
     <w:p>
       <w:r>
-        <w:t>Use the worked case for Categories and operational labels. Proposed explanation: “A blank is the same as a failing value”. Decide whether this explanation is supported. Point to the step or supplied fact that decides; explain your repair if needed.</w:t>
+        <w:t>Check the proposed Operational Labels explanation against the supplied facts before discussing it.</w:t>
+      </w:r>
+    </w:p>
+    <w:p>
+      <w:pPr>
+        <w:spacing w:line="336" w:lineRule="auto" w:after="180"/>
+      </w:pPr>
+      <w:r>
+        <w:rPr>
+          <w:b w:val="0"/>
+        </w:rPr>
+        <w:t xml:space="preserve">Use the worked case for Categories and operational </w:t>
+      </w:r>
+      <w:r>
+        <w:rPr>
+          <w:b/>
+        </w:rPr>
+        <w:t>label</w:t>
+      </w:r>
+      <w:r>
+        <w:rPr>
+          <w:b w:val="0"/>
+        </w:rPr>
+        <w:t>s. Proposed explanation: “A blank is the same as a failing value”. Decide whether this explanation is supported.</w:t>
+      </w:r>
+    </w:p>
+    <w:p>
+      <w:pPr>
+        <w:spacing w:line="336" w:lineRule="auto" w:after="180"/>
+      </w:pPr>
+      <w:r>
+        <w:rPr>
+          <w:b w:val="0"/>
+        </w:rPr>
+        <w:t>Point to the step or supplied fact that decides; explain your repair if needed.</w:t>
       </w:r>
     </w:p>
     <w:p>
@@ -319,6 +417,11 @@
       </w:r>
     </w:p>
     <w:p>
+      <w:r>
+        <w:t>Write one first attempt at the reserved independent case before feedback. Repeated copies of that case refer to the same recorded attempt.</w:t>
+      </w:r>
+    </w:p>
+    <w:p>
       <w:pPr>
         <w:pStyle w:val="Heading3"/>
       </w:pPr>
@@ -327,8 +430,50 @@
       </w:r>
     </w:p>
     <w:p>
-      <w:r>
-        <w:t>Two labellers use book-length rules: fewer than 120 pages and at most 120 pages. Label books with 110,120,121 pages. The agreed policy is at most 120. Repair the disagreement.</w:t>
+      <w:pPr>
+        <w:spacing w:line="336" w:lineRule="auto" w:after="180"/>
+      </w:pPr>
+      <w:r>
+        <w:rPr>
+          <w:b w:val="0"/>
+        </w:rPr>
+        <w:t xml:space="preserve">Two </w:t>
+      </w:r>
+      <w:r>
+        <w:rPr>
+          <w:b/>
+        </w:rPr>
+        <w:t>label</w:t>
+      </w:r>
+      <w:r>
+        <w:rPr>
+          <w:b w:val="0"/>
+        </w:rPr>
+        <w:t xml:space="preserve">lers use book-length rules: fewer than 120 pages and at most 120 pages. </w:t>
+      </w:r>
+      <w:r>
+        <w:rPr>
+          <w:b/>
+        </w:rPr>
+        <w:t>Label</w:t>
+      </w:r>
+      <w:r>
+        <w:rPr>
+          <w:b w:val="0"/>
+        </w:rPr>
+        <w:t xml:space="preserve"> books with 110,120,121 pages. The agreed policy is at most 120. Repair the </w:t>
+      </w:r>
+      <w:r>
+        <w:rPr>
+          <w:b/>
+        </w:rPr>
+        <w:t>disagreement</w:t>
+      </w:r>
+      <w:r>
+        <w:rPr>
+          <w:b w:val="0"/>
+        </w:rPr>
+        <w:t>.</w:t>
       </w:r>
     </w:p>
     <w:p>
@@ -375,7 +520,13 @@
       </w:r>
     </w:p>
     <w:p>
-      <w:r>
+      <w:pPr>
+        <w:spacing w:line="336" w:lineRule="auto" w:after="180"/>
+      </w:pPr>
+      <w:r>
+        <w:rPr>
+          <w:b w:val="0"/>
+        </w:rPr>
         <w:t>Attempt this case before feedback. Record any help. Earlier examples below are further practice; a case already practised with feedback cannot establish fresh transfer.</w:t>
       </w:r>
     </w:p>
@@ -389,7 +540,42 @@
     </w:p>
     <w:p>
       <w:r>
-        <w:t>Two labelers use 'short' to mean pages&lt;100 and pages&lt;=100. They disagree only on 100-page books. Write a shared definition and explain how to repair the existing labels.</w:t>
+        <w:t>Connect the Operational Labels target to a trace and a justified conclusion.</w:t>
+      </w:r>
+    </w:p>
+    <w:p>
+      <w:pPr>
+        <w:spacing w:line="336" w:lineRule="auto" w:after="180"/>
+      </w:pPr>
+      <w:r>
+        <w:rPr>
+          <w:b w:val="0"/>
+        </w:rPr>
+        <w:t xml:space="preserve">Two </w:t>
+      </w:r>
+      <w:r>
+        <w:rPr>
+          <w:b/>
+        </w:rPr>
+        <w:t>label</w:t>
+      </w:r>
+      <w:r>
+        <w:rPr>
+          <w:b w:val="0"/>
+        </w:rPr>
+        <w:t xml:space="preserve">ers use 'short' to mean pages&lt;100 and pages&lt;=100. They disagree only on 100-page books. Write a shared definition and explain how to repair the existing </w:t>
+      </w:r>
+      <w:r>
+        <w:rPr>
+          <w:b/>
+        </w:rPr>
+        <w:t>label</w:t>
+      </w:r>
+      <w:r>
+        <w:rPr>
+          <w:b w:val="0"/>
+        </w:rPr>
+        <w:t>s.</w:t>
       </w:r>
     </w:p>
     <w:p>
@@ -402,17 +588,70 @@
     </w:p>
     <w:p>
       <w:r>
-        <w:t>Short means fewer than 100 pages. Two annotators disagree about a 100-page book.</w:t>
-      </w:r>
-    </w:p>
-    <w:p>
-      <w:r>
-        <w:t>Resolve the label.</w:t>
-      </w:r>
-    </w:p>
-    <w:p>
-      <w:r>
-        <w:t>Show your trace, calculation or evidence</w:t>
+        <w:t>Solve the supplied Operational Labels case and show the deciding evidence.</w:t>
+      </w:r>
+    </w:p>
+    <w:p>
+      <w:pPr>
+        <w:spacing w:line="336" w:lineRule="auto" w:after="180"/>
+      </w:pPr>
+      <w:r>
+        <w:rPr>
+          <w:b w:val="0"/>
+        </w:rPr>
+        <w:t xml:space="preserve">Short means fewer than 100 pages. Two </w:t>
+      </w:r>
+      <w:r>
+        <w:rPr>
+          <w:b/>
+        </w:rPr>
+        <w:t>annotator</w:t>
+      </w:r>
+      <w:r>
+        <w:rPr>
+          <w:b w:val="0"/>
+        </w:rPr>
+        <w:t>s disagree about a 100-page book.</w:t>
+      </w:r>
+    </w:p>
+    <w:p>
+      <w:pPr>
+        <w:spacing w:line="336" w:lineRule="auto" w:after="180"/>
+      </w:pPr>
+      <w:r>
+        <w:rPr>
+          <w:b w:val="0"/>
+        </w:rPr>
+        <w:t xml:space="preserve">Resolve the </w:t>
+      </w:r>
+      <w:r>
+        <w:rPr>
+          <w:b/>
+        </w:rPr>
+        <w:t>label</w:t>
+      </w:r>
+      <w:r>
+        <w:rPr>
+          <w:b w:val="0"/>
+        </w:rPr>
+        <w:t>.</w:t>
+      </w:r>
+    </w:p>
+    <w:p>
+      <w:pPr>
+        <w:spacing w:line="336" w:lineRule="auto" w:after="180"/>
+      </w:pPr>
+      <w:r>
+        <w:rPr>
+          <w:b w:val="0"/>
+        </w:rPr>
+        <w:t xml:space="preserve">Show your trace, calculation or </w:t>
+      </w:r>
+      <w:r>
+        <w:rPr>
+          <w:b/>
+        </w:rPr>
+        <w:t>evidence</w:t>
       </w:r>
     </w:p>
     <w:p>
@@ -458,11 +697,65 @@
     </w:p>
     <w:p>
       <w:r>
-        <w:t>Use a clear label rule: short means 80 pages or fewer. Two judges label an 80-page book differently. What shared instruction resolves this disagreement?</w:t>
-      </w:r>
-    </w:p>
-    <w:p>
-      <w:r>
+        <w:t>Apply the procedure to the changed case and record why the conclusion follows.</w:t>
+      </w:r>
+    </w:p>
+    <w:p>
+      <w:pPr>
+        <w:spacing w:line="336" w:lineRule="auto" w:after="180"/>
+        <w:shd w:fill="F5F1FB"/>
+      </w:pPr>
+      <w:r>
+        <w:rPr>
+          <w:b w:val="0"/>
+        </w:rPr>
+        <w:t xml:space="preserve">Use a clear </w:t>
+      </w:r>
+      <w:r>
+        <w:rPr>
+          <w:b/>
+        </w:rPr>
+        <w:t>label</w:t>
+      </w:r>
+      <w:r>
+        <w:rPr>
+          <w:b w:val="0"/>
+        </w:rPr>
+        <w:t xml:space="preserve"> rule: short means 80 pages or fewer. Two judges </w:t>
+      </w:r>
+      <w:r>
+        <w:rPr>
+          <w:b/>
+        </w:rPr>
+        <w:t>label</w:t>
+      </w:r>
+      <w:r>
+        <w:rPr>
+          <w:b w:val="0"/>
+        </w:rPr>
+        <w:t xml:space="preserve"> an 80-page book differently. What shared instruction resolves this </w:t>
+      </w:r>
+      <w:r>
+        <w:rPr>
+          <w:b/>
+        </w:rPr>
+        <w:t>disagreement</w:t>
+      </w:r>
+      <w:r>
+        <w:rPr>
+          <w:b w:val="0"/>
+        </w:rPr>
+        <w:t>?</w:t>
+      </w:r>
+    </w:p>
+    <w:p>
+      <w:pPr>
+        <w:spacing w:line="336" w:lineRule="auto" w:after="180"/>
+      </w:pPr>
+      <w:r>
+        <w:rPr>
+          <w:b w:val="0"/>
+        </w:rPr>
         <w:t>My independent answer and reason</w:t>
       </w:r>
     </w:p>
@@ -517,7 +810,30 @@
     </w:p>
     <w:p>
       <w:r>
-        <w:t>Create a changed input, boundary case or missing-information case. Write the expected answer or safe response before testing.</w:t>
+        <w:t>Specify a changed input, expected result and observation separately.</w:t>
+      </w:r>
+    </w:p>
+    <w:p>
+      <w:pPr>
+        <w:spacing w:line="336" w:lineRule="auto" w:after="180"/>
+      </w:pPr>
+      <w:r>
+        <w:rPr>
+          <w:b w:val="0"/>
+        </w:rPr>
+        <w:t xml:space="preserve">Create a changed </w:t>
+      </w:r>
+      <w:r>
+        <w:rPr>
+          <w:b/>
+        </w:rPr>
+        <w:t>input</w:t>
+      </w:r>
+      <w:r>
+        <w:rPr>
+          <w:b w:val="0"/>
+        </w:rPr>
+        <w:t>, boundary case or missing-information case. Write the expected answer or safe response before testing.</w:t>
       </w:r>
     </w:p>
     <w:tbl>
@@ -646,12 +962,53 @@
     </w:p>
     <w:p>
       <w:r>
-        <w:t>Define ‘good match’ before training or evaluating the recommender.</w:t>
-      </w:r>
-    </w:p>
-    <w:p>
-      <w:r>
-        <w:t>The project change and evidence I will keep</w:t>
+        <w:t>Justify what Operational Labels adds to Transparent Book Recommender and keep the evidence.</w:t>
+      </w:r>
+    </w:p>
+    <w:p>
+      <w:pPr>
+        <w:spacing w:line="336" w:lineRule="auto" w:after="180"/>
+      </w:pPr>
+      <w:r>
+        <w:rPr>
+          <w:b w:val="0"/>
+        </w:rPr>
+        <w:t xml:space="preserve">Define ‘good match’ before </w:t>
+      </w:r>
+      <w:r>
+        <w:rPr>
+          <w:b/>
+        </w:rPr>
+        <w:t>training</w:t>
+      </w:r>
+      <w:r>
+        <w:rPr>
+          <w:b w:val="0"/>
+        </w:rPr>
+        <w:t xml:space="preserve"> or evaluating the recommender.</w:t>
+      </w:r>
+    </w:p>
+    <w:p>
+      <w:pPr>
+        <w:spacing w:line="336" w:lineRule="auto" w:after="180"/>
+      </w:pPr>
+      <w:r>
+        <w:rPr>
+          <w:b w:val="0"/>
+        </w:rPr>
+        <w:t xml:space="preserve">The project change and </w:t>
+      </w:r>
+      <w:r>
+        <w:rPr>
+          <w:b/>
+        </w:rPr>
+        <w:t>evidence</w:t>
+      </w:r>
+      <w:r>
+        <w:rPr>
+          <w:b w:val="0"/>
+        </w:rPr>
+        <w:t xml:space="preserve"> I will keep</w:t>
       </w:r>
     </w:p>
     <w:p>
@@ -697,11 +1054,54 @@
     </w:p>
     <w:p>
       <w:r>
-        <w:t>I can explain the mechanism. I can show evidence. I can handle a changed case. I can name a limit. Mark each as not yet, with help or independently, and attach supporting work.</w:t>
-      </w:r>
-    </w:p>
-    <w:p>
-      <w:r>
+        <w:t>Judge explanation, evidence, transfer and limits separately; attach the work behind your judgement.</w:t>
+      </w:r>
+    </w:p>
+    <w:p>
+      <w:pPr>
+        <w:pStyle w:val="ListBullet"/>
+      </w:pPr>
+      <w:r>
+        <w:t>I can explain the mechanism.</w:t>
+      </w:r>
+    </w:p>
+    <w:p>
+      <w:pPr>
+        <w:pStyle w:val="ListBullet"/>
+      </w:pPr>
+      <w:r>
+        <w:t>I can show evidence.</w:t>
+      </w:r>
+    </w:p>
+    <w:p>
+      <w:pPr>
+        <w:pStyle w:val="ListBullet"/>
+      </w:pPr>
+      <w:r>
+        <w:t>I can handle a changed case.</w:t>
+      </w:r>
+    </w:p>
+    <w:p>
+      <w:pPr>
+        <w:pStyle w:val="ListBullet"/>
+      </w:pPr>
+      <w:r>
+        <w:t>I can name a limit.</w:t>
+      </w:r>
+    </w:p>
+    <w:p>
+      <w:r>
+        <w:t>Mark each as not yet, with help or independently, and attach supporting work.</w:t>
+      </w:r>
+    </w:p>
+    <w:p>
+      <w:pPr>
+        <w:spacing w:line="336" w:lineRule="auto" w:after="180"/>
+      </w:pPr>
+      <w:r>
+        <w:rPr>
+          <w:b w:val="0"/>
+        </w:rPr>
         <w:t>Teacher review ____________________  Next step ____________________</w:t>
       </w:r>
     </w:p>
@@ -715,7 +1115,42 @@
     </w:p>
     <w:p>
       <w:r>
-        <w:t>Two labelers use 'short' to mean pages&lt;100 and pages&lt;=100. They disagree only on 100-page books. Write a shared definition and explain how to repair the existing labels.</w:t>
+        <w:t>Use this earlier case as transfer practice. A case already discussed with feedback is not fresh assessment evidence.</w:t>
+      </w:r>
+    </w:p>
+    <w:p>
+      <w:pPr>
+        <w:spacing w:line="336" w:lineRule="auto" w:after="180"/>
+      </w:pPr>
+      <w:r>
+        <w:rPr>
+          <w:b w:val="0"/>
+        </w:rPr>
+        <w:t xml:space="preserve">Two </w:t>
+      </w:r>
+      <w:r>
+        <w:rPr>
+          <w:b/>
+        </w:rPr>
+        <w:t>label</w:t>
+      </w:r>
+      <w:r>
+        <w:rPr>
+          <w:b w:val="0"/>
+        </w:rPr>
+        <w:t xml:space="preserve">ers use 'short' to mean pages&lt;100 and pages&lt;=100. They disagree only on 100-page books. Write a shared definition and explain how to repair the existing </w:t>
+      </w:r>
+      <w:r>
+        <w:rPr>
+          <w:b/>
+        </w:rPr>
+        <w:t>label</w:t>
+      </w:r>
+      <w:r>
+        <w:rPr>
+          <w:b w:val="0"/>
+        </w:rPr>
+        <w:t>s.</w:t>
       </w:r>
     </w:p>
     <w:p>
@@ -762,7 +1197,13 @@
       </w:r>
     </w:p>
     <w:p>
-      <w:r>
+      <w:pPr>
+        <w:spacing w:line="336" w:lineRule="auto" w:after="180"/>
+      </w:pPr>
+      <w:r>
+        <w:rPr>
+          <w:b w:val="0"/>
+        </w:rPr>
         <w:t>Record support used: none, hint or teacher explanation.</w:t>
       </w:r>
     </w:p>
@@ -776,7 +1217,47 @@
     </w:p>
     <w:p>
       <w:r>
-        <w:t>The calendar policy accepts whole-number days 1 through 30 inclusive and a room code A or B. Check known failures first, then unknown fields, then readiness. Label these cards and give evidence: day 30 room B; day 31 room A; day 14 room unreadable; day 31 room unreadable.</w:t>
+        <w:t>Apply the calendar guide. Apply the supplied Operational Labels facts and keep your reasoning.</w:t>
+      </w:r>
+    </w:p>
+    <w:p>
+      <w:pPr>
+        <w:spacing w:line="336" w:lineRule="auto" w:after="180"/>
+      </w:pPr>
+      <w:r>
+        <w:rPr>
+          <w:b w:val="0"/>
+        </w:rPr>
+        <w:t>The calendar policy accepts whole-number days 1 through 30 inclusive and a room code A or B. Check known failures first, then unknown fields, then readiness.</w:t>
+      </w:r>
+    </w:p>
+    <w:p>
+      <w:pPr>
+        <w:spacing w:line="336" w:lineRule="auto" w:after="180"/>
+      </w:pPr>
+      <w:r>
+        <w:rPr>
+          <w:b/>
+        </w:rPr>
+        <w:t>Label</w:t>
+      </w:r>
+      <w:r>
+        <w:rPr>
+          <w:b w:val="0"/>
+        </w:rPr>
+        <w:t xml:space="preserve"> these cards and give </w:t>
+      </w:r>
+      <w:r>
+        <w:rPr>
+          <w:b/>
+        </w:rPr>
+        <w:t>evidence</w:t>
+      </w:r>
+      <w:r>
+        <w:rPr>
+          <w:b w:val="0"/>
+        </w:rPr>
+        <w:t>: day 30 room B; day 31 room A; day 14 room unreadable; day 31 room unreadable.</w:t>
       </w:r>
     </w:p>
     <w:p>
@@ -832,7 +1313,53 @@
     </w:p>
     <w:p>
       <w:r>
-        <w:t>A helper says Label a card ready if it looks nice. Explain why this can lead to inconsistent labels. Replace it with an instruction that another person can apply using the calendar policy, including what to do about a blank field.</w:t>
+        <w:t>Replace a vague instruction. Apply the supplied Operational Labels facts and keep your reasoning.</w:t>
+      </w:r>
+    </w:p>
+    <w:p>
+      <w:pPr>
+        <w:spacing w:line="336" w:lineRule="auto" w:after="180"/>
+      </w:pPr>
+      <w:r>
+        <w:rPr>
+          <w:b w:val="0"/>
+        </w:rPr>
+        <w:t xml:space="preserve">A helper says </w:t>
+      </w:r>
+      <w:r>
+        <w:rPr>
+          <w:b/>
+        </w:rPr>
+        <w:t>Label</w:t>
+      </w:r>
+      <w:r>
+        <w:rPr>
+          <w:b w:val="0"/>
+        </w:rPr>
+        <w:t xml:space="preserve"> a card ready if it looks nice. Explain why this can lead to inconsistent </w:t>
+      </w:r>
+      <w:r>
+        <w:rPr>
+          <w:b/>
+        </w:rPr>
+        <w:t>label</w:t>
+      </w:r>
+      <w:r>
+        <w:rPr>
+          <w:b w:val="0"/>
+        </w:rPr>
+        <w:t>s.</w:t>
+      </w:r>
+    </w:p>
+    <w:p>
+      <w:pPr>
+        <w:spacing w:line="336" w:lineRule="auto" w:after="180"/>
+      </w:pPr>
+      <w:r>
+        <w:rPr>
+          <w:b w:val="0"/>
+        </w:rPr>
+        <w:t>Replace it with an instruction that another person can apply using the calendar policy, including what to do about a blank field.</w:t>
       </w:r>
     </w:p>
     <w:p>
@@ -883,7 +1410,65 @@
     </w:p>
     <w:p>
       <w:r>
-        <w:t>For the same four cards, Mina records ready, revise, review, ready. Theo records ready, review, review, revise. How many positions agree? Identify the disagreements. Can you decide which annotator is correct from these label lists alone? Explain what else you need.</w:t>
+        <w:t>Count and investigate disagreement. Apply the supplied Operational Labels facts and keep your reasoning.</w:t>
+      </w:r>
+    </w:p>
+    <w:p>
+      <w:pPr>
+        <w:spacing w:line="336" w:lineRule="auto" w:after="180"/>
+      </w:pPr>
+      <w:r>
+        <w:rPr>
+          <w:b w:val="0"/>
+        </w:rPr>
+        <w:t xml:space="preserve">For the same four cards, Mina records ready, revise, review, ready. Theo records ready, review, review, revise. How many positions agree? Identify the </w:t>
+      </w:r>
+      <w:r>
+        <w:rPr>
+          <w:b/>
+        </w:rPr>
+        <w:t>disagreement</w:t>
+      </w:r>
+      <w:r>
+        <w:rPr>
+          <w:b w:val="0"/>
+        </w:rPr>
+        <w:t>s.</w:t>
+      </w:r>
+    </w:p>
+    <w:p>
+      <w:pPr>
+        <w:spacing w:line="336" w:lineRule="auto" w:after="180"/>
+      </w:pPr>
+      <w:r>
+        <w:rPr>
+          <w:b w:val="0"/>
+        </w:rPr>
+        <w:t xml:space="preserve">Can you decide which </w:t>
+      </w:r>
+      <w:r>
+        <w:rPr>
+          <w:b/>
+        </w:rPr>
+        <w:t>annotator</w:t>
+      </w:r>
+      <w:r>
+        <w:rPr>
+          <w:b w:val="0"/>
+        </w:rPr>
+        <w:t xml:space="preserve"> is correct from these </w:t>
+      </w:r>
+      <w:r>
+        <w:rPr>
+          <w:b/>
+        </w:rPr>
+        <w:t>label</w:t>
+      </w:r>
+      <w:r>
+        <w:rPr>
+          <w:b w:val="0"/>
+        </w:rPr>
+        <w:t xml:space="preserve"> lists alone? Explain what else you need.</w:t>
       </w:r>
     </w:p>
     <w:p>
@@ -934,7 +1519,70 @@
     </w:p>
     <w:p>
       <w:r>
-        <w:t>A fictional equipment-request form accepts a whole-number borrowing duration of 1 through 7 days inclusive and one item code X or Y. Label revise if any known field fails; otherwise label review if a field is blank or unreadable; otherwise label ready. Classify these forms and justify each: 7 days X; 8 days Y; unreadable duration X; 8 days blank code. Explain whether ready alone grants permission to borrow.</w:t>
+        <w:t>Attempt before feedback. If this repeats the selected independent case, reuse that first attempt; otherwise keep a separate record. Transfer the method to a new record. Apply the supplied Operational Labels facts and keep your reasoning.</w:t>
+      </w:r>
+    </w:p>
+    <w:p>
+      <w:pPr>
+        <w:spacing w:line="336" w:lineRule="auto" w:after="180"/>
+      </w:pPr>
+      <w:r>
+        <w:rPr>
+          <w:b w:val="0"/>
+        </w:rPr>
+        <w:t>A fictional equipment-request form accepts a whole-number borrowing duration of 1 through 7 days inclusive and one item code X or Y.</w:t>
+      </w:r>
+    </w:p>
+    <w:p>
+      <w:pPr>
+        <w:spacing w:line="336" w:lineRule="auto" w:after="180"/>
+      </w:pPr>
+      <w:r>
+        <w:rPr>
+          <w:b/>
+        </w:rPr>
+        <w:t>Label</w:t>
+      </w:r>
+      <w:r>
+        <w:rPr>
+          <w:b w:val="0"/>
+        </w:rPr>
+        <w:t xml:space="preserve"> revise if any known field fails; otherwise </w:t>
+      </w:r>
+      <w:r>
+        <w:rPr>
+          <w:b/>
+        </w:rPr>
+        <w:t>label</w:t>
+      </w:r>
+      <w:r>
+        <w:rPr>
+          <w:b w:val="0"/>
+        </w:rPr>
+        <w:t xml:space="preserve"> review if a field is blank or unreadable; otherwise </w:t>
+      </w:r>
+      <w:r>
+        <w:rPr>
+          <w:b/>
+        </w:rPr>
+        <w:t>label</w:t>
+      </w:r>
+      <w:r>
+        <w:rPr>
+          <w:b w:val="0"/>
+        </w:rPr>
+        <w:t xml:space="preserve"> ready. Classify these forms and justify each: 7 days X; 8 days Y; unreadable duration X; 8 days blank code.</w:t>
+      </w:r>
+    </w:p>
+    <w:p>
+      <w:pPr>
+        <w:spacing w:line="336" w:lineRule="auto" w:after="180"/>
+      </w:pPr>
+      <w:r>
+        <w:rPr>
+          <w:b w:val="0"/>
+        </w:rPr>
+        <w:t>Explain whether ready alone grants permission to borrow.</w:t>
       </w:r>
     </w:p>
     <w:p>
@@ -995,7 +1643,65 @@
     </w:p>
     <w:p>
       <w:r>
-        <w:t>Version 1 accepts calendar days 1 through 30. Version 2 accepts days 1 through 31. A card says day 31 room A. State its label under each version. Explain why mixing the two labels without recording the version could create a misleading training dataset.</w:t>
+        <w:t>Keep a policy change visible. Apply the supplied Operational Labels facts and keep your reasoning.</w:t>
+      </w:r>
+    </w:p>
+    <w:p>
+      <w:pPr>
+        <w:spacing w:line="336" w:lineRule="auto" w:after="180"/>
+      </w:pPr>
+      <w:r>
+        <w:rPr>
+          <w:b w:val="0"/>
+        </w:rPr>
+        <w:t xml:space="preserve">Version 1 accepts calendar days 1 through 30. Version 2 accepts days 1 through 31. A card says day 31 room A. State its </w:t>
+      </w:r>
+      <w:r>
+        <w:rPr>
+          <w:b/>
+        </w:rPr>
+        <w:t>label</w:t>
+      </w:r>
+      <w:r>
+        <w:rPr>
+          <w:b w:val="0"/>
+        </w:rPr>
+        <w:t xml:space="preserve"> under each version.</w:t>
+      </w:r>
+    </w:p>
+    <w:p>
+      <w:pPr>
+        <w:spacing w:line="336" w:lineRule="auto" w:after="180"/>
+      </w:pPr>
+      <w:r>
+        <w:rPr>
+          <w:b w:val="0"/>
+        </w:rPr>
+        <w:t xml:space="preserve">Explain why mixing the two </w:t>
+      </w:r>
+      <w:r>
+        <w:rPr>
+          <w:b/>
+        </w:rPr>
+        <w:t>label</w:t>
+      </w:r>
+      <w:r>
+        <w:rPr>
+          <w:b w:val="0"/>
+        </w:rPr>
+        <w:t xml:space="preserve">s without recording the version could create a misleading </w:t>
+      </w:r>
+      <w:r>
+        <w:rPr>
+          <w:b/>
+        </w:rPr>
+        <w:t>training</w:t>
+      </w:r>
+      <w:r>
+        <w:rPr>
+          <w:b w:val="0"/>
+        </w:rPr>
+        <w:t xml:space="preserve"> dataset.</w:t>
       </w:r>
     </w:p>
     <w:p>
@@ -1042,6 +1748,11 @@
       </w:pPr>
       <w:r>
         <w:t>17. Feedback, return check and learning record</w:t>
+      </w:r>
+    </w:p>
+    <w:p>
+      <w:r>
+        <w:t>Record the first repaired step and a different case to revisit after a delay.</w:t>
       </w:r>
     </w:p>
     <w:tbl>
@@ -1181,7 +1892,13 @@
       </w:tr>
     </w:tbl>
     <w:p>
-      <w:r>
+      <w:pPr>
+        <w:spacing w:line="336" w:lineRule="auto" w:after="180"/>
+      </w:pPr>
+      <w:r>
+        <w:rPr>
+          <w:b w:val="0"/>
+        </w:rPr>
         <w:t>Revisit this idea with your teacher after a delay. Familiarity is different from explaining and using it on a changed case.</w:t>
       </w:r>
     </w:p>
@@ -1195,16 +1912,51 @@
     </w:p>
     <w:p>
       <w:r>
-        <w:t>Two fictional catalogue reviewers label books compact or extended.</w:t>
-      </w:r>
-    </w:p>
-    <w:p>
-      <w:r>
+        <w:t>Two fictional catalogue reviewers label books compact or extended. Explain the labelled step before checking the changed condition.</w:t>
+      </w:r>
+    </w:p>
+    <w:p>
+      <w:pPr>
+        <w:spacing w:line="336" w:lineRule="auto" w:after="180"/>
+      </w:pPr>
+      <w:r>
+        <w:rPr>
+          <w:b w:val="0"/>
+        </w:rPr>
+        <w:t xml:space="preserve">Two fictional catalogue reviewers </w:t>
+      </w:r>
+      <w:r>
+        <w:rPr>
+          <w:b/>
+        </w:rPr>
+        <w:t>label</w:t>
+      </w:r>
+      <w:r>
+        <w:rPr>
+          <w:b w:val="0"/>
+        </w:rPr>
+        <w:t xml:space="preserve"> books compact or extended.</w:t>
+      </w:r>
+    </w:p>
+    <w:p>
+      <w:pPr>
+        <w:spacing w:line="336" w:lineRule="auto" w:after="180"/>
+      </w:pPr>
+      <w:r>
+        <w:rPr>
+          <w:b w:val="0"/>
+        </w:rPr>
         <w:t>Agreed policy: compact means at most 80 pages; extended means more than 80.</w:t>
       </w:r>
     </w:p>
     <w:p>
-      <w:r>
+      <w:pPr>
+        <w:spacing w:line="336" w:lineRule="auto" w:after="180"/>
+      </w:pPr>
+      <w:r>
+        <w:rPr>
+          <w:b w:val="0"/>
+        </w:rPr>
         <w:t>Reviewer A uses pages&lt;80; reviewer B uses pages&lt;=80. Inspect books of 79,80,81 pages.</w:t>
       </w:r>
     </w:p>
@@ -1281,8 +2033,27 @@
       </w:r>
     </w:p>
     <w:p>
-      <w:r>
-        <w:t>Why can we not resolve the disagreement merely by taking a majority of reviewers?</w:t>
+      <w:pPr>
+        <w:spacing w:line="336" w:lineRule="auto" w:after="180"/>
+        <w:shd w:fill="F5F1FB"/>
+      </w:pPr>
+      <w:r>
+        <w:rPr>
+          <w:b w:val="0"/>
+        </w:rPr>
+        <w:t xml:space="preserve">Why can we not resolve the </w:t>
+      </w:r>
+      <w:r>
+        <w:rPr>
+          <w:b/>
+        </w:rPr>
+        <w:t>disagreement</w:t>
+      </w:r>
+      <w:r>
+        <w:rPr>
+          <w:b w:val="0"/>
+        </w:rPr>
+        <w:t xml:space="preserve"> merely by taking a majority of reviewers?</w:t>
       </w:r>
     </w:p>
     <w:p>
@@ -1324,13 +2095,58 @@
       </w:r>
     </w:p>
     <w:p>
-      <w:r>
-        <w:t>Support used: alone / hint / worked example. This record is practice evidence.</w:t>
-      </w:r>
-    </w:p>
-    <w:p>
-      <w:r>
-        <w:t>Project connection: Give Transparent Book Recommender metadata labels explicit definitions and boundary examples for reviewers.</w:t>
+      <w:pPr>
+        <w:pStyle w:val="Heading3"/>
+      </w:pPr>
+      <w:r>
+        <w:t>Record the help used</w:t>
+      </w:r>
+    </w:p>
+    <w:p>
+      <w:pPr>
+        <w:spacing w:line="336" w:lineRule="auto" w:after="180"/>
+        <w:shd w:fill="F1F6F8"/>
+      </w:pPr>
+      <w:r>
+        <w:rPr>
+          <w:b w:val="0"/>
+        </w:rPr>
+        <w:t xml:space="preserve">Support used: alone / hint / worked example. This record is practice </w:t>
+      </w:r>
+      <w:r>
+        <w:rPr>
+          <w:b/>
+        </w:rPr>
+        <w:t>evidence</w:t>
+      </w:r>
+      <w:r>
+        <w:rPr>
+          <w:b w:val="0"/>
+        </w:rPr>
+        <w:t>.</w:t>
+      </w:r>
+    </w:p>
+    <w:p>
+      <w:pPr>
+        <w:spacing w:line="336" w:lineRule="auto" w:after="180"/>
+      </w:pPr>
+      <w:r>
+        <w:rPr>
+          <w:b w:val="0"/>
+        </w:rPr>
+        <w:t xml:space="preserve">Project connection: Give Transparent Book Recommender metadata </w:t>
+      </w:r>
+      <w:r>
+        <w:rPr>
+          <w:b/>
+        </w:rPr>
+        <w:t>label</w:t>
+      </w:r>
+      <w:r>
+        <w:rPr>
+          <w:b w:val="0"/>
+        </w:rPr>
+        <w:t>s explicit definitions and boundary examples for reviewers.</w:t>
       </w:r>
     </w:p>
     <w:p>
@@ -1343,17 +2159,76 @@
     </w:p>
     <w:p>
       <w:r>
+        <w:t>Keep this week’s input, deciding step, result and limit together in the Transparent Book Recommender record.</w:t>
+      </w:r>
+    </w:p>
+    <w:p>
+      <w:pPr>
+        <w:spacing w:line="336" w:lineRule="auto" w:after="180"/>
+      </w:pPr>
+      <w:r>
+        <w:rPr>
+          <w:b w:val="0"/>
+        </w:rPr>
         <w:t>Project: Transparent Book Recommender</w:t>
       </w:r>
     </w:p>
     <w:p>
-      <w:r>
-        <w:t>Current milestone: Make a transparent first version. Keep a trace of how one input becomes an output; explain the rule or learned component.</w:t>
-      </w:r>
-    </w:p>
-    <w:p>
-      <w:r>
-        <w:t>Give Transparent Book Recommender metadata labels explicit definitions and boundary examples for reviewers.</w:t>
+      <w:pPr>
+        <w:spacing w:line="336" w:lineRule="auto" w:after="180"/>
+      </w:pPr>
+      <w:r>
+        <w:rPr>
+          <w:b w:val="0"/>
+        </w:rPr>
+        <w:t xml:space="preserve">Current milestone: Make a transparent first version. Keep a trace of how one </w:t>
+      </w:r>
+      <w:r>
+        <w:rPr>
+          <w:b/>
+        </w:rPr>
+        <w:t>input</w:t>
+      </w:r>
+      <w:r>
+        <w:rPr>
+          <w:b w:val="0"/>
+        </w:rPr>
+        <w:t xml:space="preserve"> becomes an </w:t>
+      </w:r>
+      <w:r>
+        <w:rPr>
+          <w:b/>
+        </w:rPr>
+        <w:t>output</w:t>
+      </w:r>
+      <w:r>
+        <w:rPr>
+          <w:b w:val="0"/>
+        </w:rPr>
+        <w:t>; explain the rule or learned component.</w:t>
+      </w:r>
+    </w:p>
+    <w:p>
+      <w:pPr>
+        <w:spacing w:line="336" w:lineRule="auto" w:after="180"/>
+      </w:pPr>
+      <w:r>
+        <w:rPr>
+          <w:b w:val="0"/>
+        </w:rPr>
+        <w:t xml:space="preserve">Give Transparent Book Recommender metadata </w:t>
+      </w:r>
+      <w:r>
+        <w:rPr>
+          <w:b/>
+        </w:rPr>
+        <w:t>label</w:t>
+      </w:r>
+      <w:r>
+        <w:rPr>
+          <w:b w:val="0"/>
+        </w:rPr>
+        <w:t>s explicit definitions and boundary examples for reviewers.</w:t>
       </w:r>
     </w:p>
     <w:tbl>
@@ -1515,12 +2390,41 @@
     </w:p>
     <w:p>
       <w:r>
+        <w:t>Try the supported questions before comparing with hints and feedback. Record what you repaired and the evidence you retained.</w:t>
+      </w:r>
+    </w:p>
+    <w:p>
+      <w:pPr>
+        <w:spacing w:line="336" w:lineRule="auto" w:after="180"/>
+      </w:pPr>
+      <w:r>
+        <w:rPr>
+          <w:b w:val="0"/>
+        </w:rPr>
         <w:t>Use this supported practice once, in the browser or on paper. Keep the reserved independent assessment for a separate first attempt before teacher feedback.</w:t>
       </w:r>
     </w:p>
     <w:p>
-      <w:r>
-        <w:t>Two fictional catalogue reviewers label books compact or extended.</w:t>
+      <w:pPr>
+        <w:spacing w:line="336" w:lineRule="auto" w:after="180"/>
+      </w:pPr>
+      <w:r>
+        <w:rPr>
+          <w:b w:val="0"/>
+        </w:rPr>
+        <w:t xml:space="preserve">Two fictional catalogue reviewers </w:t>
+      </w:r>
+      <w:r>
+        <w:rPr>
+          <w:b/>
+        </w:rPr>
+        <w:t>label</w:t>
+      </w:r>
+      <w:r>
+        <w:rPr>
+          <w:b w:val="0"/>
+        </w:rPr>
+        <w:t xml:space="preserve"> books compact or extended.</w:t>
       </w:r>
     </w:p>
     <w:p>
@@ -1532,27 +2436,85 @@
       </w:r>
     </w:p>
     <w:p>
-      <w:r>
-        <w:t>Which labelled step matches this detail? A must use &lt;=80; retain the disagreement and changed policy implementation.</w:t>
-      </w:r>
-    </w:p>
-    <w:p>
-      <w:r>
+      <w:pPr>
+        <w:spacing w:line="336" w:lineRule="auto" w:after="180"/>
+      </w:pPr>
+      <w:r>
+        <w:rPr>
+          <w:b w:val="0"/>
+        </w:rPr>
+        <w:t xml:space="preserve">Which </w:t>
+      </w:r>
+      <w:r>
+        <w:rPr>
+          <w:b/>
+        </w:rPr>
+        <w:t>label</w:t>
+      </w:r>
+      <w:r>
+        <w:rPr>
+          <w:b w:val="0"/>
+        </w:rPr>
+        <w:t xml:space="preserve">led step matches this detail? A must use &lt;=80; retain the </w:t>
+      </w:r>
+      <w:r>
+        <w:rPr>
+          <w:b/>
+        </w:rPr>
+        <w:t>disagreement</w:t>
+      </w:r>
+      <w:r>
+        <w:rPr>
+          <w:b w:val="0"/>
+        </w:rPr>
+        <w:t xml:space="preserve"> and changed policy implementation.</w:t>
+      </w:r>
+    </w:p>
+    <w:p>
+      <w:pPr>
+        <w:spacing w:line="336" w:lineRule="auto" w:after="180"/>
+        <w:shd w:fill="F4F9FC"/>
+      </w:pPr>
+      <w:r>
+        <w:rPr>
+          <w:b w:val="0"/>
+        </w:rPr>
         <w:t>1. Repair boundary</w:t>
       </w:r>
     </w:p>
     <w:p>
-      <w:r>
+      <w:pPr>
+        <w:spacing w:line="336" w:lineRule="auto" w:after="180"/>
+        <w:shd w:fill="F4F9FC"/>
+      </w:pPr>
+      <w:r>
+        <w:rPr>
+          <w:b w:val="0"/>
+        </w:rPr>
         <w:t>2. Reviewer B</w:t>
       </w:r>
     </w:p>
     <w:p>
-      <w:r>
+      <w:pPr>
+        <w:spacing w:line="336" w:lineRule="auto" w:after="180"/>
+        <w:shd w:fill="F4F9FC"/>
+      </w:pPr>
+      <w:r>
+        <w:rPr>
+          <w:b w:val="0"/>
+        </w:rPr>
         <w:t>3. Reviewer A</w:t>
       </w:r>
     </w:p>
     <w:p>
-      <w:r>
+      <w:pPr>
+        <w:spacing w:line="336" w:lineRule="auto" w:after="180"/>
+        <w:shd w:fill="F4F9FC"/>
+      </w:pPr>
+      <w:r>
+        <w:rPr>
+          <w:b w:val="0"/>
+        </w:rPr>
         <w:t>4. Shared definition</w:t>
       </w:r>
     </w:p>
@@ -1590,41 +2552,191 @@
       </w:r>
     </w:p>
     <w:p>
-      <w:r>
+      <w:pPr>
+        <w:pStyle w:val="Heading3"/>
+      </w:pPr>
+      <w:r>
+        <w:t>Hint · try first</w:t>
+      </w:r>
+    </w:p>
+    <w:p>
+      <w:pPr>
+        <w:spacing w:line="336" w:lineRule="auto" w:after="180"/>
+        <w:shd w:fill="F1F6F8"/>
+      </w:pPr>
+      <w:r>
+        <w:rPr>
+          <w:b w:val="0"/>
+        </w:rPr>
         <w:t>Hint if needed: Read the steps in the pictorial case. Match the supplied detail to the stage that performs or records it.</w:t>
       </w:r>
     </w:p>
     <w:p>
-      <w:r>
-        <w:t>After your attempt, compare with the supported explanation: Repair boundary A must use &lt;=80; retain the disagreement and changed policy implementation. The reviewers agree on two of three examples, but that fraction does not decide which definition to keep. The documented policy decides the equality case. Repairing A’s implementation aligns its labels with the agreed meaning. Rechecking 79 and 81 ensures the boundary fix preserves adjacent decisions.</w:t>
-      </w:r>
-    </w:p>
-    <w:p>
       <w:pPr>
         <w:pStyle w:val="Heading3"/>
       </w:pPr>
       <w:r>
+        <w:t>Feedback · compare after trying</w:t>
+      </w:r>
+    </w:p>
+    <w:p>
+      <w:pPr>
+        <w:spacing w:line="336" w:lineRule="auto" w:after="180"/>
+        <w:shd w:fill="F1F6FC"/>
+      </w:pPr>
+      <w:r>
+        <w:rPr>
+          <w:b w:val="0"/>
+        </w:rPr>
+        <w:t xml:space="preserve">After your attempt, compare with the supported explanation: Repair boundary A must use &lt;=80; retain the </w:t>
+      </w:r>
+      <w:r>
+        <w:rPr>
+          <w:b/>
+        </w:rPr>
+        <w:t>disagreement</w:t>
+      </w:r>
+      <w:r>
+        <w:rPr>
+          <w:b w:val="0"/>
+        </w:rPr>
+        <w:t xml:space="preserve"> and changed policy implementation.</w:t>
+      </w:r>
+    </w:p>
+    <w:p>
+      <w:pPr>
+        <w:spacing w:line="336" w:lineRule="auto" w:after="180"/>
+        <w:shd w:fill="F1F6FC"/>
+      </w:pPr>
+      <w:r>
+        <w:rPr>
+          <w:b w:val="0"/>
+        </w:rPr>
+        <w:t xml:space="preserve">The reviewers agree on two of three examples, but that fraction does not decide which definition to keep. The documented policy decides the equality case. Repairing A’s implementation aligns its </w:t>
+      </w:r>
+      <w:r>
+        <w:rPr>
+          <w:b/>
+        </w:rPr>
+        <w:t>label</w:t>
+      </w:r>
+      <w:r>
+        <w:rPr>
+          <w:b w:val="0"/>
+        </w:rPr>
+        <w:t>s with the agreed meaning.</w:t>
+      </w:r>
+    </w:p>
+    <w:p>
+      <w:pPr>
+        <w:spacing w:line="336" w:lineRule="auto" w:after="180"/>
+        <w:shd w:fill="F1F6FC"/>
+      </w:pPr>
+      <w:r>
+        <w:rPr>
+          <w:b w:val="0"/>
+        </w:rPr>
+        <w:t>Rechecking 79 and 81 ensures the boundary fix preserves adjacent decisions.</w:t>
+      </w:r>
+    </w:p>
+    <w:p>
+      <w:pPr>
+        <w:pStyle w:val="Heading3"/>
+      </w:pPr>
+      <w:r>
         <w:t>Practice 2: explain the deciding evidence</w:t>
       </w:r>
     </w:p>
     <w:p>
-      <w:r>
+      <w:pPr>
+        <w:pStyle w:val="Heading3"/>
+      </w:pPr>
+      <w:r>
+        <w:t>Changed case · predict first</w:t>
+      </w:r>
+    </w:p>
+    <w:p>
+      <w:pPr>
+        <w:spacing w:line="336" w:lineRule="auto" w:after="180"/>
+        <w:shd w:fill="F5F1FB"/>
+      </w:pPr>
+      <w:r>
+        <w:rPr>
+          <w:b w:val="0"/>
+        </w:rPr>
         <w:t>Changed-case practice: Change the documented policy to fewer than 80 instead. Which conclusion is supported by the supplied facts?</w:t>
       </w:r>
     </w:p>
     <w:p>
-      <w:r>
-        <w:t>1. A’s original labels now match; B must change its equality behavior.</w:t>
-      </w:r>
-    </w:p>
-    <w:p>
-      <w:r>
-        <w:t>2. We can decide the result without examining the changed input or the procedure.</w:t>
-      </w:r>
-    </w:p>
-    <w:p>
-      <w:r>
-        <w:t>3. This one example guarantees correct results for every future input.</w:t>
+      <w:pPr>
+        <w:spacing w:line="336" w:lineRule="auto" w:after="180"/>
+        <w:shd w:fill="F4F9FC"/>
+      </w:pPr>
+      <w:r>
+        <w:rPr>
+          <w:b w:val="0"/>
+        </w:rPr>
+        <w:t xml:space="preserve">1. A’s original </w:t>
+      </w:r>
+      <w:r>
+        <w:rPr>
+          <w:b/>
+        </w:rPr>
+        <w:t>label</w:t>
+      </w:r>
+      <w:r>
+        <w:rPr>
+          <w:b w:val="0"/>
+        </w:rPr>
+        <w:t>s now match; B must change its equality behavior.</w:t>
+      </w:r>
+    </w:p>
+    <w:p>
+      <w:pPr>
+        <w:spacing w:line="336" w:lineRule="auto" w:after="180"/>
+        <w:shd w:fill="F4F9FC"/>
+      </w:pPr>
+      <w:r>
+        <w:rPr>
+          <w:b w:val="0"/>
+        </w:rPr>
+        <w:t xml:space="preserve">2. We can decide the result without examining the changed </w:t>
+      </w:r>
+      <w:r>
+        <w:rPr>
+          <w:b/>
+        </w:rPr>
+        <w:t>input</w:t>
+      </w:r>
+      <w:r>
+        <w:rPr>
+          <w:b w:val="0"/>
+        </w:rPr>
+        <w:t xml:space="preserve"> or the procedure.</w:t>
+      </w:r>
+    </w:p>
+    <w:p>
+      <w:pPr>
+        <w:spacing w:line="336" w:lineRule="auto" w:after="180"/>
+        <w:shd w:fill="F4F9FC"/>
+      </w:pPr>
+      <w:r>
+        <w:rPr>
+          <w:b w:val="0"/>
+        </w:rPr>
+        <w:t xml:space="preserve">3. This one example guarantees correct results for every future </w:t>
+      </w:r>
+      <w:r>
+        <w:rPr>
+          <w:b/>
+        </w:rPr>
+        <w:t>input</w:t>
+      </w:r>
+      <w:r>
+        <w:rPr>
+          <w:b w:val="0"/>
+        </w:rPr>
+        <w:t>.</w:t>
       </w:r>
     </w:p>
     <w:p>
@@ -1661,36 +2773,118 @@
       </w:r>
     </w:p>
     <w:p>
-      <w:r>
+      <w:pPr>
+        <w:pStyle w:val="Heading3"/>
+      </w:pPr>
+      <w:r>
+        <w:t>Hint · try first</w:t>
+      </w:r>
+    </w:p>
+    <w:p>
+      <w:pPr>
+        <w:spacing w:line="336" w:lineRule="auto" w:after="180"/>
+        <w:shd w:fill="F1F6F8"/>
+      </w:pPr>
+      <w:r>
+        <w:rPr>
+          <w:b w:val="0"/>
+        </w:rPr>
         <w:t>Hint if needed: Use the changed condition and the deciding step in the pictorial trace. The answer must say what follows from those facts.</w:t>
       </w:r>
     </w:p>
     <w:p>
-      <w:r>
-        <w:t>After your attempt, compare with the supported explanation: A’s original labels now match; B must change its equality behavior. The authoritative definition changed, not the physical books.</w:t>
-      </w:r>
-    </w:p>
-    <w:p>
       <w:pPr>
         <w:pStyle w:val="Heading3"/>
       </w:pPr>
       <w:r>
+        <w:t>Feedback · compare after trying</w:t>
+      </w:r>
+    </w:p>
+    <w:p>
+      <w:pPr>
+        <w:spacing w:line="336" w:lineRule="auto" w:after="180"/>
+        <w:shd w:fill="F1F6FC"/>
+      </w:pPr>
+      <w:r>
+        <w:rPr>
+          <w:b w:val="0"/>
+        </w:rPr>
+        <w:t xml:space="preserve">After your attempt, compare with the supported explanation: A’s original </w:t>
+      </w:r>
+      <w:r>
+        <w:rPr>
+          <w:b/>
+        </w:rPr>
+        <w:t>label</w:t>
+      </w:r>
+      <w:r>
+        <w:rPr>
+          <w:b w:val="0"/>
+        </w:rPr>
+        <w:t>s now match; B must change its equality behavior. The authoritative definition changed, not the physical books.</w:t>
+      </w:r>
+    </w:p>
+    <w:p>
+      <w:pPr>
+        <w:pStyle w:val="Heading3"/>
+      </w:pPr>
+      <w:r>
         <w:t>Repair a missing building block</w:t>
       </w:r>
     </w:p>
     <w:p>
-      <w:r>
+      <w:pPr>
+        <w:spacing w:line="336" w:lineRule="auto" w:after="180"/>
+      </w:pPr>
+      <w:r>
+        <w:rPr>
+          <w:b w:val="0"/>
+        </w:rPr>
         <w:t>Review Rows Columns and Data Types (ai-2/7). Goal: Specify a table schema. Short practice: Which two rows originally fail, and do they fail for the same reason?. Return to this week and explain what you changed.</w:t>
       </w:r>
     </w:p>
     <w:p>
-      <w:r>
-        <w:t>Review Loops and Stopping (ai-2/5). Goal: Trace variable values before and after each loop iteration. Short practice: Why is report 0 correct for the original loop, and why is equality-only stopping risky here?. Return to this week and explain what you changed.</w:t>
-      </w:r>
-    </w:p>
-    <w:p>
-      <w:r>
-        <w:t>Review Decompose a Goal (ai-2/2). Goal: Distinguish a function definition from a function call. Short practice: What happens visibly if the caller stores needed but omits print(needed)?. Return to this week and explain what you changed.</w:t>
+      <w:pPr>
+        <w:spacing w:line="336" w:lineRule="auto" w:after="180"/>
+      </w:pPr>
+      <w:r>
+        <w:rPr>
+          <w:b w:val="0"/>
+        </w:rPr>
+        <w:t>Review Loops and Stopping (ai-2/5). Goal: Trace variable values before and after each loop iteration. Short practice: Why is report 0 correct for the original loop, and why is equality-only stopping risky here?.</w:t>
+      </w:r>
+    </w:p>
+    <w:p>
+      <w:pPr>
+        <w:spacing w:line="336" w:lineRule="auto" w:after="180"/>
+      </w:pPr>
+      <w:r>
+        <w:rPr>
+          <w:b w:val="0"/>
+        </w:rPr>
+        <w:t>Return to this week and explain what you changed.</w:t>
+      </w:r>
+    </w:p>
+    <w:p>
+      <w:pPr>
+        <w:spacing w:line="336" w:lineRule="auto" w:after="180"/>
+      </w:pPr>
+      <w:r>
+        <w:rPr>
+          <w:b w:val="0"/>
+        </w:rPr>
+        <w:t>Review Decompose a Goal (ai-2/2). Goal: Distinguish a function definition from a function call. Short practice: What happens visibly if the caller stores needed but omits print(needed)?.</w:t>
+      </w:r>
+    </w:p>
+    <w:p>
+      <w:pPr>
+        <w:spacing w:line="336" w:lineRule="auto" w:after="180"/>
+      </w:pPr>
+      <w:r>
+        <w:rPr>
+          <w:b w:val="0"/>
+        </w:rPr>
+        <w:t>Return to this week and explain what you changed.</w:t>
       </w:r>
     </w:p>
     <w:p>
@@ -1702,8 +2896,37 @@
       </w:r>
     </w:p>
     <w:p>
-      <w:r>
-        <w:t>Use Download completed work in the hosted lesson to export your answers, reflections, practice feedback and code-run evidence. Open the HTML copy to read or print it. Drafts stay in this browser when storage is available; clear drafts on a shared device.</w:t>
+      <w:pPr>
+        <w:spacing w:line="336" w:lineRule="auto" w:after="180"/>
+      </w:pPr>
+      <w:r>
+        <w:rPr>
+          <w:b w:val="0"/>
+        </w:rPr>
+        <w:t xml:space="preserve">Use Download completed work in the hosted lesson to export your answers, reflections, practice feedback and code-run </w:t>
+      </w:r>
+      <w:r>
+        <w:rPr>
+          <w:b/>
+        </w:rPr>
+        <w:t>evidence</w:t>
+      </w:r>
+      <w:r>
+        <w:rPr>
+          <w:b w:val="0"/>
+        </w:rPr>
+        <w:t>. Open the HTML copy to read or print it.</w:t>
+      </w:r>
+    </w:p>
+    <w:p>
+      <w:pPr>
+        <w:spacing w:line="336" w:lineRule="auto" w:after="180"/>
+      </w:pPr>
+      <w:r>
+        <w:rPr>
+          <w:b w:val="0"/>
+        </w:rPr>
+        <w:t>Drafts stay in this browser when storage is available; clear drafts on a shared device.</w:t>
       </w:r>
     </w:p>
     <w:p>
@@ -1717,6 +2940,863 @@
     <w:p>
       <w:r>
         <w:t>________________________________________________________________</w:t>
+      </w:r>
+    </w:p>
+    <w:p>
+      <w:r>
+        <w:t>________________________________________________________________</w:t>
+      </w:r>
+    </w:p>
+    <w:p>
+      <w:r>
+        <w:t>________________________________________________________________</w:t>
+      </w:r>
+    </w:p>
+    <w:p>
+      <w:r>
+        <w:t>________________________________________________________________</w:t>
+      </w:r>
+    </w:p>
+    <w:p>
+      <w:r>
+        <w:t>________________________________________________________________</w:t>
+      </w:r>
+    </w:p>
+    <w:p>
+      <w:pPr>
+        <w:pStyle w:val="Heading1"/>
+      </w:pPr>
+      <w:r>
+        <w:t>21. Visual concept journey</w:t>
+      </w:r>
+    </w:p>
+    <w:p>
+      <w:r>
+        <w:t>Explain each Operational Labels picture from its labels, then record a relevant limit.</w:t>
+      </w:r>
+    </w:p>
+    <w:p>
+      <w:pPr>
+        <w:pStyle w:val="Heading3"/>
+      </w:pPr>
+      <w:r>
+        <w:t>01. Operational Labels: the case</w:t>
+      </w:r>
+    </w:p>
+    <w:p>
+      <w:r>
+        <w:drawing>
+          <wp:inline xmlns:a="http://schemas.openxmlformats.org/drawingml/2006/main" xmlns:pic="http://schemas.openxmlformats.org/drawingml/2006/picture">
+            <wp:extent cx="5486400" cy="2840736"/>
+            <wp:docPr id="3" name="Picture 3" descr="Two fictional catalogue reviewers label books compact or extended. Supplied facts: Agreed policy: compact means at most 80 pages; extended means more than 80. Reviewer A uses pages&lt;80; reviewer B uses pages&lt;=80. Inspect books of 79,80,81 pages."/>
+            <wp:cNvGraphicFramePr>
+              <a:graphicFrameLocks noChangeAspect="1"/>
+            </wp:cNvGraphicFramePr>
+            <a:graphic>
+              <a:graphicData uri="http://schemas.openxmlformats.org/drawingml/2006/picture">
+                <pic:pic>
+                  <pic:nvPicPr>
+                    <pic:cNvPr id="0" name="academy-story-ai-2-8-01.png"/>
+                    <pic:cNvPicPr/>
+                  </pic:nvPicPr>
+                  <pic:blipFill>
+                    <a:blip r:embed="rId11"/>
+                    <a:stretch>
+                      <a:fillRect/>
+                    </a:stretch>
+                  </pic:blipFill>
+                  <pic:spPr>
+                    <a:xfrm>
+                      <a:off x="0" y="0"/>
+                      <a:ext cx="5486400" cy="2840736"/>
+                    </a:xfrm>
+                    <a:prstGeom prst="rect"/>
+                  </pic:spPr>
+                </pic:pic>
+              </a:graphicData>
+            </a:graphic>
+          </wp:inline>
+        </w:drawing>
+      </w:r>
+    </w:p>
+    <w:p>
+      <w:pPr>
+        <w:spacing w:line="336" w:lineRule="auto" w:after="180"/>
+      </w:pPr>
+      <w:r>
+        <w:rPr>
+          <w:b w:val="0"/>
+        </w:rPr>
+        <w:t xml:space="preserve">Two fictional catalogue reviewers </w:t>
+      </w:r>
+      <w:r>
+        <w:rPr>
+          <w:b/>
+        </w:rPr>
+        <w:t>label</w:t>
+      </w:r>
+      <w:r>
+        <w:rPr>
+          <w:b w:val="0"/>
+        </w:rPr>
+        <w:t xml:space="preserve"> books compact or extended. Supplied facts: Agreed policy: compact means at most 80 pages; extended means more than 80. Reviewer A uses pages&lt;80; reviewer B uses pages&lt;=80.</w:t>
+      </w:r>
+    </w:p>
+    <w:p>
+      <w:pPr>
+        <w:spacing w:line="336" w:lineRule="auto" w:after="180"/>
+      </w:pPr>
+      <w:r>
+        <w:rPr>
+          <w:b w:val="0"/>
+        </w:rPr>
+        <w:t>Inspect books of 79,80,81 pages.</w:t>
+      </w:r>
+    </w:p>
+    <w:p>
+      <w:pPr>
+        <w:spacing w:line="336" w:lineRule="auto" w:after="180"/>
+        <w:shd w:fill="F5F1FB"/>
+      </w:pPr>
+      <w:r>
+        <w:rPr>
+          <w:b w:val="0"/>
+        </w:rPr>
+        <w:t>Point to the given fact that matters most. Explain why it matters.</w:t>
+      </w:r>
+    </w:p>
+    <w:p>
+      <w:pPr>
+        <w:pStyle w:val="Heading3"/>
+      </w:pPr>
+      <w:r>
+        <w:t>My picture explanation, deciding evidence and one limit</w:t>
+      </w:r>
+    </w:p>
+    <w:p>
+      <w:r>
+        <w:t>________________________________________________________________</w:t>
+      </w:r>
+    </w:p>
+    <w:p>
+      <w:r>
+        <w:t>________________________________________________________________</w:t>
+      </w:r>
+    </w:p>
+    <w:p>
+      <w:r>
+        <w:t>________________________________________________________________</w:t>
+      </w:r>
+    </w:p>
+    <w:p>
+      <w:r>
+        <w:t>________________________________________________________________</w:t>
+      </w:r>
+    </w:p>
+    <w:p>
+      <w:pPr>
+        <w:pStyle w:val="Heading3"/>
+      </w:pPr>
+      <w:r>
+        <w:t>02. Follow the deciding steps</w:t>
+      </w:r>
+    </w:p>
+    <w:p>
+      <w:r>
+        <w:drawing>
+          <wp:inline xmlns:a="http://schemas.openxmlformats.org/drawingml/2006/main" xmlns:pic="http://schemas.openxmlformats.org/drawingml/2006/picture">
+            <wp:extent cx="5486400" cy="4005072"/>
+            <wp:docPr id="4" name="Picture 4" descr="Shared definition: At most 80 includes a book with exactly 80 pages. → Reviewer A: 79 compact; 80 and 81 extended. → Reviewer B: 79 and 80 compact; 81 extended. → Repair boundary: A must use &lt;=80; retain the disagreement and changed policy implementation."/>
+            <wp:cNvGraphicFramePr>
+              <a:graphicFrameLocks noChangeAspect="1"/>
+            </wp:cNvGraphicFramePr>
+            <a:graphic>
+              <a:graphicData uri="http://schemas.openxmlformats.org/drawingml/2006/picture">
+                <pic:pic>
+                  <pic:nvPicPr>
+                    <pic:cNvPr id="0" name="academy-story-ai-2-8-02.png"/>
+                    <pic:cNvPicPr/>
+                  </pic:nvPicPr>
+                  <pic:blipFill>
+                    <a:blip r:embed="rId12"/>
+                    <a:stretch>
+                      <a:fillRect/>
+                    </a:stretch>
+                  </pic:blipFill>
+                  <pic:spPr>
+                    <a:xfrm>
+                      <a:off x="0" y="0"/>
+                      <a:ext cx="5486400" cy="4005072"/>
+                    </a:xfrm>
+                    <a:prstGeom prst="rect"/>
+                  </pic:spPr>
+                </pic:pic>
+              </a:graphicData>
+            </a:graphic>
+          </wp:inline>
+        </w:drawing>
+      </w:r>
+    </w:p>
+    <w:p>
+      <w:pPr>
+        <w:spacing w:line="336" w:lineRule="auto" w:after="180"/>
+      </w:pPr>
+      <w:r>
+        <w:rPr>
+          <w:b w:val="0"/>
+        </w:rPr>
+        <w:t xml:space="preserve">Shared definition: At most 80 includes a book with exactly 80 pages. → Reviewer A: 79 compact; 80 and 81 extended. → Reviewer B: 79 and 80 compact; 81 extended. → Repair boundary: A must use &lt;=80; retain the </w:t>
+      </w:r>
+      <w:r>
+        <w:rPr>
+          <w:b/>
+        </w:rPr>
+        <w:t>disagreement</w:t>
+      </w:r>
+      <w:r>
+        <w:rPr>
+          <w:b w:val="0"/>
+        </w:rPr>
+        <w:t xml:space="preserve"> and changed policy implementation.</w:t>
+      </w:r>
+    </w:p>
+    <w:p>
+      <w:pPr>
+        <w:spacing w:line="336" w:lineRule="auto" w:after="180"/>
+        <w:shd w:fill="F5F1FB"/>
+      </w:pPr>
+      <w:r>
+        <w:rPr>
+          <w:b w:val="0"/>
+        </w:rPr>
+        <w:t xml:space="preserve">Point to each numbered stage and explain which recorded </w:t>
+      </w:r>
+      <w:r>
+        <w:rPr>
+          <w:b/>
+        </w:rPr>
+        <w:t>input</w:t>
+      </w:r>
+      <w:r>
+        <w:rPr>
+          <w:b w:val="0"/>
+        </w:rPr>
+        <w:t xml:space="preserve"> it uses.</w:t>
+      </w:r>
+    </w:p>
+    <w:p>
+      <w:pPr>
+        <w:pStyle w:val="Heading3"/>
+      </w:pPr>
+      <w:r>
+        <w:t>My picture explanation, deciding evidence and one limit</w:t>
+      </w:r>
+    </w:p>
+    <w:p>
+      <w:r>
+        <w:t>________________________________________________________________</w:t>
+      </w:r>
+    </w:p>
+    <w:p>
+      <w:r>
+        <w:t>________________________________________________________________</w:t>
+      </w:r>
+    </w:p>
+    <w:p>
+      <w:r>
+        <w:t>________________________________________________________________</w:t>
+      </w:r>
+    </w:p>
+    <w:p>
+      <w:r>
+        <w:t>________________________________________________________________</w:t>
+      </w:r>
+    </w:p>
+    <w:p>
+      <w:pPr>
+        <w:pStyle w:val="Heading3"/>
+      </w:pPr>
+      <w:r>
+        <w:t>03. Operational label boundary</w:t>
+      </w:r>
+    </w:p>
+    <w:p>
+      <w:r>
+        <w:drawing>
+          <wp:inline xmlns:a="http://schemas.openxmlformats.org/drawingml/2006/main" xmlns:pic="http://schemas.openxmlformats.org/drawingml/2006/picture">
+            <wp:extent cx="5486400" cy="3617976"/>
+            <wp:docPr id="5" name="Picture 5" descr="Operational label boundary. Book 1: Pages = 79, A labels = compact, B labels = compact. Book 2: Pages = 80, A labels = extended, B labels = compact. Book 3: Pages = 81, A labels = extended, B labels = extended."/>
+            <wp:cNvGraphicFramePr>
+              <a:graphicFrameLocks noChangeAspect="1"/>
+            </wp:cNvGraphicFramePr>
+            <a:graphic>
+              <a:graphicData uri="http://schemas.openxmlformats.org/drawingml/2006/picture">
+                <pic:pic>
+                  <pic:nvPicPr>
+                    <pic:cNvPr id="0" name="academy-story-ai-2-8-03.png"/>
+                    <pic:cNvPicPr/>
+                  </pic:nvPicPr>
+                  <pic:blipFill>
+                    <a:blip r:embed="rId13"/>
+                    <a:stretch>
+                      <a:fillRect/>
+                    </a:stretch>
+                  </pic:blipFill>
+                  <pic:spPr>
+                    <a:xfrm>
+                      <a:off x="0" y="0"/>
+                      <a:ext cx="5486400" cy="3617976"/>
+                    </a:xfrm>
+                    <a:prstGeom prst="rect"/>
+                  </pic:spPr>
+                </pic:pic>
+              </a:graphicData>
+            </a:graphic>
+          </wp:inline>
+        </w:drawing>
+      </w:r>
+    </w:p>
+    <w:p>
+      <w:pPr>
+        <w:spacing w:line="336" w:lineRule="auto" w:after="180"/>
+      </w:pPr>
+      <w:r>
+        <w:rPr>
+          <w:b w:val="0"/>
+        </w:rPr>
+        <w:t xml:space="preserve">Operational </w:t>
+      </w:r>
+      <w:r>
+        <w:rPr>
+          <w:b/>
+        </w:rPr>
+        <w:t>label</w:t>
+      </w:r>
+      <w:r>
+        <w:rPr>
+          <w:b w:val="0"/>
+        </w:rPr>
+        <w:t xml:space="preserve"> boundary. Book 1: Pages = 79, A </w:t>
+      </w:r>
+      <w:r>
+        <w:rPr>
+          <w:b/>
+        </w:rPr>
+        <w:t>label</w:t>
+      </w:r>
+      <w:r>
+        <w:rPr>
+          <w:b w:val="0"/>
+        </w:rPr>
+        <w:t xml:space="preserve">s = compact, B </w:t>
+      </w:r>
+      <w:r>
+        <w:rPr>
+          <w:b/>
+        </w:rPr>
+        <w:t>label</w:t>
+      </w:r>
+      <w:r>
+        <w:rPr>
+          <w:b w:val="0"/>
+        </w:rPr>
+        <w:t xml:space="preserve">s = compact. Book 2: Pages = 80, A </w:t>
+      </w:r>
+      <w:r>
+        <w:rPr>
+          <w:b/>
+        </w:rPr>
+        <w:t>label</w:t>
+      </w:r>
+      <w:r>
+        <w:rPr>
+          <w:b w:val="0"/>
+        </w:rPr>
+        <w:t xml:space="preserve">s = extended, B </w:t>
+      </w:r>
+      <w:r>
+        <w:rPr>
+          <w:b/>
+        </w:rPr>
+        <w:t>label</w:t>
+      </w:r>
+      <w:r>
+        <w:rPr>
+          <w:b w:val="0"/>
+        </w:rPr>
+        <w:t xml:space="preserve">s = compact. Book 3: Pages = 81, A </w:t>
+      </w:r>
+      <w:r>
+        <w:rPr>
+          <w:b/>
+        </w:rPr>
+        <w:t>label</w:t>
+      </w:r>
+      <w:r>
+        <w:rPr>
+          <w:b w:val="0"/>
+        </w:rPr>
+        <w:t xml:space="preserve">s = extended, B </w:t>
+      </w:r>
+      <w:r>
+        <w:rPr>
+          <w:b/>
+        </w:rPr>
+        <w:t>label</w:t>
+      </w:r>
+      <w:r>
+        <w:rPr>
+          <w:b w:val="0"/>
+        </w:rPr>
+        <w:t>s = extended.</w:t>
+      </w:r>
+    </w:p>
+    <w:p>
+      <w:pPr>
+        <w:spacing w:line="336" w:lineRule="auto" w:after="180"/>
+        <w:shd w:fill="F5F1FB"/>
+      </w:pPr>
+      <w:r>
+        <w:rPr>
+          <w:b w:val="0"/>
+        </w:rPr>
+        <w:t xml:space="preserve">Read the </w:t>
+      </w:r>
+      <w:r>
+        <w:rPr>
+          <w:b/>
+        </w:rPr>
+        <w:t>label</w:t>
+      </w:r>
+      <w:r>
+        <w:rPr>
+          <w:b w:val="0"/>
+        </w:rPr>
+        <w:t>s and values. Explain the relationship the model shows.</w:t>
+      </w:r>
+    </w:p>
+    <w:p>
+      <w:pPr>
+        <w:pStyle w:val="Heading3"/>
+      </w:pPr>
+      <w:r>
+        <w:t>My picture explanation, deciding evidence and one limit</w:t>
+      </w:r>
+    </w:p>
+    <w:p>
+      <w:r>
+        <w:t>________________________________________________________________</w:t>
+      </w:r>
+    </w:p>
+    <w:p>
+      <w:r>
+        <w:t>________________________________________________________________</w:t>
+      </w:r>
+    </w:p>
+    <w:p>
+      <w:r>
+        <w:t>________________________________________________________________</w:t>
+      </w:r>
+    </w:p>
+    <w:p>
+      <w:r>
+        <w:t>________________________________________________________________</w:t>
+      </w:r>
+    </w:p>
+    <w:p>
+      <w:pPr>
+        <w:pStyle w:val="Heading3"/>
+      </w:pPr>
+      <w:r>
+        <w:t>04. Change one thing. Trace what follows.</w:t>
+      </w:r>
+    </w:p>
+    <w:p>
+      <w:r>
+        <w:drawing>
+          <wp:inline xmlns:a="http://schemas.openxmlformats.org/drawingml/2006/main" xmlns:pic="http://schemas.openxmlformats.org/drawingml/2006/picture">
+            <wp:extent cx="5486400" cy="3026664"/>
+            <wp:docPr id="6" name="Picture 6" descr="Original case: A must use &lt;=80; retain the disagreement and changed policy implementation. Changed condition: Change the documented policy to fewer than 80 instead. Expected result: A’s original labels now match; B must change its equality behavior. Reason: The authoritative definition changed, not the physical books."/>
+            <wp:cNvGraphicFramePr>
+              <a:graphicFrameLocks noChangeAspect="1"/>
+            </wp:cNvGraphicFramePr>
+            <a:graphic>
+              <a:graphicData uri="http://schemas.openxmlformats.org/drawingml/2006/picture">
+                <pic:pic>
+                  <pic:nvPicPr>
+                    <pic:cNvPr id="0" name="academy-story-ai-2-8-04.png"/>
+                    <pic:cNvPicPr/>
+                  </pic:nvPicPr>
+                  <pic:blipFill>
+                    <a:blip r:embed="rId14"/>
+                    <a:stretch>
+                      <a:fillRect/>
+                    </a:stretch>
+                  </pic:blipFill>
+                  <pic:spPr>
+                    <a:xfrm>
+                      <a:off x="0" y="0"/>
+                      <a:ext cx="5486400" cy="3026664"/>
+                    </a:xfrm>
+                    <a:prstGeom prst="rect"/>
+                  </pic:spPr>
+                </pic:pic>
+              </a:graphicData>
+            </a:graphic>
+          </wp:inline>
+        </w:drawing>
+      </w:r>
+    </w:p>
+    <w:p>
+      <w:pPr>
+        <w:spacing w:line="336" w:lineRule="auto" w:after="180"/>
+      </w:pPr>
+      <w:r>
+        <w:rPr>
+          <w:b w:val="0"/>
+        </w:rPr>
+        <w:t xml:space="preserve">Original case: A must use &lt;=80; retain the </w:t>
+      </w:r>
+      <w:r>
+        <w:rPr>
+          <w:b/>
+        </w:rPr>
+        <w:t>disagreement</w:t>
+      </w:r>
+      <w:r>
+        <w:rPr>
+          <w:b w:val="0"/>
+        </w:rPr>
+        <w:t xml:space="preserve"> and changed policy implementation. Changed condition: Change the documented policy to fewer than 80 instead.</w:t>
+      </w:r>
+    </w:p>
+    <w:p>
+      <w:pPr>
+        <w:spacing w:line="336" w:lineRule="auto" w:after="180"/>
+      </w:pPr>
+      <w:r>
+        <w:rPr>
+          <w:b w:val="0"/>
+        </w:rPr>
+        <w:t xml:space="preserve">Expected result: A’s original </w:t>
+      </w:r>
+      <w:r>
+        <w:rPr>
+          <w:b/>
+        </w:rPr>
+        <w:t>label</w:t>
+      </w:r>
+      <w:r>
+        <w:rPr>
+          <w:b w:val="0"/>
+        </w:rPr>
+        <w:t>s now match; B must change its equality behavior. Reason: The authoritative definition changed, not the physical books.</w:t>
+      </w:r>
+    </w:p>
+    <w:p>
+      <w:pPr>
+        <w:spacing w:line="336" w:lineRule="auto" w:after="180"/>
+        <w:shd w:fill="F5F1FB"/>
+      </w:pPr>
+      <w:r>
+        <w:rPr>
+          <w:b w:val="0"/>
+        </w:rPr>
+        <w:t>Predict before checking the worked changed-case result. Name what changed and what the supplied facts allow you to conclude.</w:t>
+      </w:r>
+    </w:p>
+    <w:p>
+      <w:pPr>
+        <w:pStyle w:val="Heading3"/>
+      </w:pPr>
+      <w:r>
+        <w:t>My picture explanation, deciding evidence and one limit</w:t>
+      </w:r>
+    </w:p>
+    <w:p>
+      <w:r>
+        <w:t>________________________________________________________________</w:t>
+      </w:r>
+    </w:p>
+    <w:p>
+      <w:r>
+        <w:t>________________________________________________________________</w:t>
+      </w:r>
+    </w:p>
+    <w:p>
+      <w:r>
+        <w:t>________________________________________________________________</w:t>
+      </w:r>
+    </w:p>
+    <w:p>
+      <w:r>
+        <w:t>________________________________________________________________</w:t>
+      </w:r>
+    </w:p>
+    <w:p>
+      <w:pPr>
+        <w:pStyle w:val="Heading3"/>
+      </w:pPr>
+      <w:r>
+        <w:t>05. Connect the explanation to its limit</w:t>
+      </w:r>
+    </w:p>
+    <w:p>
+      <w:r>
+        <w:drawing>
+          <wp:inline xmlns:a="http://schemas.openxmlformats.org/drawingml/2006/main" xmlns:pic="http://schemas.openxmlformats.org/drawingml/2006/picture">
+            <wp:extent cx="5486400" cy="2834640"/>
+            <wp:docPr id="7" name="Picture 7" descr="The reviewers agree on two of three examples, but that fraction does not decide which definition to keep. The documented policy decides the equality case. Repairing A’s implementation aligns its labels with the agreed meaning. Rechecking 79 and 81 ensures the boundary fix preserves adjacent decisions. Limit: A shared definition improves consistency but does not prove the category captures every learner’s needs."/>
+            <wp:cNvGraphicFramePr>
+              <a:graphicFrameLocks noChangeAspect="1"/>
+            </wp:cNvGraphicFramePr>
+            <a:graphic>
+              <a:graphicData uri="http://schemas.openxmlformats.org/drawingml/2006/picture">
+                <pic:pic>
+                  <pic:nvPicPr>
+                    <pic:cNvPr id="0" name="academy-story-ai-2-8-05.png"/>
+                    <pic:cNvPicPr/>
+                  </pic:nvPicPr>
+                  <pic:blipFill>
+                    <a:blip r:embed="rId15"/>
+                    <a:stretch>
+                      <a:fillRect/>
+                    </a:stretch>
+                  </pic:blipFill>
+                  <pic:spPr>
+                    <a:xfrm>
+                      <a:off x="0" y="0"/>
+                      <a:ext cx="5486400" cy="2834640"/>
+                    </a:xfrm>
+                    <a:prstGeom prst="rect"/>
+                  </pic:spPr>
+                </pic:pic>
+              </a:graphicData>
+            </a:graphic>
+          </wp:inline>
+        </w:drawing>
+      </w:r>
+    </w:p>
+    <w:p>
+      <w:pPr>
+        <w:spacing w:line="336" w:lineRule="auto" w:after="180"/>
+      </w:pPr>
+      <w:r>
+        <w:rPr>
+          <w:b w:val="0"/>
+        </w:rPr>
+        <w:t xml:space="preserve">The reviewers agree on two of three examples, but that fraction does not decide which definition to keep. The documented policy decides the equality case. Repairing A’s implementation aligns its </w:t>
+      </w:r>
+      <w:r>
+        <w:rPr>
+          <w:b/>
+        </w:rPr>
+        <w:t>label</w:t>
+      </w:r>
+      <w:r>
+        <w:rPr>
+          <w:b w:val="0"/>
+        </w:rPr>
+        <w:t>s with the agreed meaning.</w:t>
+      </w:r>
+    </w:p>
+    <w:p>
+      <w:pPr>
+        <w:spacing w:line="336" w:lineRule="auto" w:after="180"/>
+      </w:pPr>
+      <w:r>
+        <w:rPr>
+          <w:b w:val="0"/>
+        </w:rPr>
+        <w:t xml:space="preserve">Rechecking 79 and 81 ensures the boundary fix preserves adjacent decisions. Limit: A shared definition improves consistency but does not prove the </w:t>
+      </w:r>
+      <w:r>
+        <w:rPr>
+          <w:b/>
+        </w:rPr>
+        <w:t>category</w:t>
+      </w:r>
+      <w:r>
+        <w:rPr>
+          <w:b w:val="0"/>
+        </w:rPr>
+        <w:t xml:space="preserve"> captures every learner’s needs.</w:t>
+      </w:r>
+    </w:p>
+    <w:p>
+      <w:pPr>
+        <w:spacing w:line="336" w:lineRule="auto" w:after="180"/>
+        <w:shd w:fill="F5F1FB"/>
+      </w:pPr>
+      <w:r>
+        <w:rPr>
+          <w:b w:val="0"/>
+        </w:rPr>
+        <w:t>Explain the case, then point to a limit on the claim.</w:t>
+      </w:r>
+    </w:p>
+    <w:p>
+      <w:pPr>
+        <w:pStyle w:val="Heading3"/>
+      </w:pPr>
+      <w:r>
+        <w:t>My picture explanation, deciding evidence and one limit</w:t>
+      </w:r>
+    </w:p>
+    <w:p>
+      <w:r>
+        <w:t>________________________________________________________________</w:t>
+      </w:r>
+    </w:p>
+    <w:p>
+      <w:r>
+        <w:t>________________________________________________________________</w:t>
+      </w:r>
+    </w:p>
+    <w:p>
+      <w:r>
+        <w:t>________________________________________________________________</w:t>
+      </w:r>
+    </w:p>
+    <w:p>
+      <w:r>
+        <w:t>________________________________________________________________</w:t>
+      </w:r>
+    </w:p>
+    <w:p>
+      <w:pPr>
+        <w:pStyle w:val="Heading3"/>
+      </w:pPr>
+      <w:r>
+        <w:t>06. Make the idea visible in your project</w:t>
+      </w:r>
+    </w:p>
+    <w:p>
+      <w:r>
+        <w:drawing>
+          <wp:inline xmlns:a="http://schemas.openxmlformats.org/drawingml/2006/main" xmlns:pic="http://schemas.openxmlformats.org/drawingml/2006/picture">
+            <wp:extent cx="5486400" cy="3380232"/>
+            <wp:docPr id="8" name="Picture 8" descr="Give Transparent Book Recommender metadata labels explicit definitions and boundary examples for reviewers. Draw your input, deciding step, result and limit. Supported question: Why can we not resolve the disagreement merely by taking a majority of reviewers?"/>
+            <wp:cNvGraphicFramePr>
+              <a:graphicFrameLocks noChangeAspect="1"/>
+            </wp:cNvGraphicFramePr>
+            <a:graphic>
+              <a:graphicData uri="http://schemas.openxmlformats.org/drawingml/2006/picture">
+                <pic:pic>
+                  <pic:nvPicPr>
+                    <pic:cNvPr id="0" name="academy-story-ai-2-8-06.png"/>
+                    <pic:cNvPicPr/>
+                  </pic:nvPicPr>
+                  <pic:blipFill>
+                    <a:blip r:embed="rId16"/>
+                    <a:stretch>
+                      <a:fillRect/>
+                    </a:stretch>
+                  </pic:blipFill>
+                  <pic:spPr>
+                    <a:xfrm>
+                      <a:off x="0" y="0"/>
+                      <a:ext cx="5486400" cy="3380232"/>
+                    </a:xfrm>
+                    <a:prstGeom prst="rect"/>
+                  </pic:spPr>
+                </pic:pic>
+              </a:graphicData>
+            </a:graphic>
+          </wp:inline>
+        </w:drawing>
+      </w:r>
+    </w:p>
+    <w:p>
+      <w:pPr>
+        <w:spacing w:line="336" w:lineRule="auto" w:after="180"/>
+        <w:shd w:fill="F5F1FB"/>
+      </w:pPr>
+      <w:r>
+        <w:rPr>
+          <w:b w:val="0"/>
+        </w:rPr>
+        <w:t xml:space="preserve">Give Transparent Book Recommender metadata </w:t>
+      </w:r>
+      <w:r>
+        <w:rPr>
+          <w:b/>
+        </w:rPr>
+        <w:t>label</w:t>
+      </w:r>
+      <w:r>
+        <w:rPr>
+          <w:b w:val="0"/>
+        </w:rPr>
+        <w:t xml:space="preserve">s explicit definitions and boundary examples for reviewers. Draw your </w:t>
+      </w:r>
+      <w:r>
+        <w:rPr>
+          <w:b/>
+        </w:rPr>
+        <w:t>input</w:t>
+      </w:r>
+      <w:r>
+        <w:rPr>
+          <w:b w:val="0"/>
+        </w:rPr>
+        <w:t>, deciding step, result and limit.</w:t>
+      </w:r>
+    </w:p>
+    <w:p>
+      <w:pPr>
+        <w:spacing w:line="336" w:lineRule="auto" w:after="180"/>
+        <w:shd w:fill="F5F1FB"/>
+      </w:pPr>
+      <w:r>
+        <w:rPr>
+          <w:b w:val="0"/>
+        </w:rPr>
+        <w:t xml:space="preserve">Supported question: Why can we not resolve the </w:t>
+      </w:r>
+      <w:r>
+        <w:rPr>
+          <w:b/>
+        </w:rPr>
+        <w:t>disagreement</w:t>
+      </w:r>
+      <w:r>
+        <w:rPr>
+          <w:b w:val="0"/>
+        </w:rPr>
+        <w:t xml:space="preserve"> merely by taking a majority of reviewers?</w:t>
+      </w:r>
+    </w:p>
+    <w:p>
+      <w:pPr>
+        <w:spacing w:line="336" w:lineRule="auto" w:after="180"/>
+        <w:shd w:fill="F5F1FB"/>
+      </w:pPr>
+      <w:r>
+        <w:rPr>
+          <w:b w:val="0"/>
+        </w:rPr>
+        <w:t xml:space="preserve">Draw your project trace and justify the deciding step using </w:t>
+      </w:r>
+      <w:r>
+        <w:rPr>
+          <w:b/>
+        </w:rPr>
+        <w:t>evidence</w:t>
+      </w:r>
+      <w:r>
+        <w:rPr>
+          <w:b w:val="0"/>
+        </w:rPr>
+        <w:t>.</w:t>
+      </w:r>
+    </w:p>
+    <w:p>
+      <w:pPr>
+        <w:pStyle w:val="Heading3"/>
+      </w:pPr>
+      <w:r>
+        <w:t>My picture explanation, deciding evidence and one limit</w:t>
       </w:r>
     </w:p>
     <w:p>

--- a/downloads/workbook/ai-2-week-08.docx
+++ b/downloads/workbook/ai-2-week-08.docx
@@ -25,12 +25,505 @@
         <w:pStyle w:val="Heading1"/>
       </w:pPr>
       <w:r>
-        <w:t>01. Recall and choose your starting point</w:t>
-      </w:r>
-    </w:p>
-    <w:p>
-      <w:r>
-        <w:t>Record your starting explanation for Operational Labels before opening notes. Show any later correction separately.</w:t>
+        <w:t>One connected operational-label record.</w:t>
+      </w:r>
+    </w:p>
+    <w:p>
+      <w:r>
+        <w:t>Apply the calendar guide, replace vague instructions, inspect disagreement and retain a policy change.</w:t>
+      </w:r>
+    </w:p>
+    <w:p>
+      <w:r>
+        <w:t>Keep field evidence, individual labels, guide version and correction reasons together.</w:t>
+      </w:r>
+    </w:p>
+    <w:p>
+      <w:pPr>
+        <w:pStyle w:val="Heading1"/>
+      </w:pPr>
+      <w:r>
+        <w:t>01. Recall: reconnect earlier ideas</w:t>
+      </w:r>
+    </w:p>
+    <w:p>
+      <w:r>
+        <w:t>Retrieve before opening notes.</w:t>
+      </w:r>
+    </w:p>
+    <w:p>
+      <w:pPr>
+        <w:pStyle w:val="Heading2"/>
+      </w:pPr>
+      <w:r>
+        <w:t>Retrieve and explain</w:t>
+      </w:r>
+    </w:p>
+    <w:p>
+      <w:pPr>
+        <w:pStyle w:val="ListBullet"/>
+      </w:pPr>
+      <w:r>
+        <w:t>Try the recall before opening notes. Then use a different colour or a labelled second line to correct your explanation.</w:t>
+      </w:r>
+    </w:p>
+    <w:p>
+      <w:pPr>
+        <w:pStyle w:val="ListBullet"/>
+      </w:pPr>
+      <w:r>
+        <w:t>Without opening the old lesson, explain one key idea from Rows Columns and Data Types. Give an example and a mistake that the idea helps you avoid.</w:t>
+      </w:r>
+    </w:p>
+    <w:p>
+      <w:pPr>
+        <w:pStyle w:val="Heading3"/>
+      </w:pPr>
+      <w:r>
+        <w:t>My remembered idea, example and correction</w:t>
+      </w:r>
+    </w:p>
+    <w:p>
+      <w:r>
+        <w:t>________________________________________________________________</w:t>
+      </w:r>
+    </w:p>
+    <w:p>
+      <w:r>
+        <w:t>________________________________________________________________</w:t>
+      </w:r>
+    </w:p>
+    <w:p>
+      <w:r>
+        <w:t>________________________________________________________________</w:t>
+      </w:r>
+    </w:p>
+    <w:p>
+      <w:pPr>
+        <w:pStyle w:val="ListBullet"/>
+      </w:pPr>
+      <w:r>
+        <w:t>Without opening the old lesson, explain one key idea from Loops and Stopping. Give an example and a mistake that the idea helps you avoid.</w:t>
+      </w:r>
+    </w:p>
+    <w:p>
+      <w:pPr>
+        <w:pStyle w:val="Heading3"/>
+      </w:pPr>
+      <w:r>
+        <w:t>My remembered idea, example and correction</w:t>
+      </w:r>
+    </w:p>
+    <w:p>
+      <w:r>
+        <w:t>________________________________________________________________</w:t>
+      </w:r>
+    </w:p>
+    <w:p>
+      <w:r>
+        <w:t>________________________________________________________________</w:t>
+      </w:r>
+    </w:p>
+    <w:p>
+      <w:r>
+        <w:t>________________________________________________________________</w:t>
+      </w:r>
+    </w:p>
+    <w:p>
+      <w:pPr>
+        <w:pStyle w:val="ListBullet"/>
+      </w:pPr>
+      <w:r>
+        <w:t>Without opening the old lesson, explain one key idea from Decompose a Goal. Give an example and a mistake that the idea helps you avoid.</w:t>
+      </w:r>
+    </w:p>
+    <w:p>
+      <w:pPr>
+        <w:pStyle w:val="Heading3"/>
+      </w:pPr>
+      <w:r>
+        <w:t>My remembered idea, example and correction</w:t>
+      </w:r>
+    </w:p>
+    <w:p>
+      <w:r>
+        <w:t>________________________________________________________________</w:t>
+      </w:r>
+    </w:p>
+    <w:p>
+      <w:r>
+        <w:t>________________________________________________________________</w:t>
+      </w:r>
+    </w:p>
+    <w:p>
+      <w:r>
+        <w:t>________________________________________________________________</w:t>
+      </w:r>
+    </w:p>
+    <w:p>
+      <w:pPr>
+        <w:pStyle w:val="Heading2"/>
+      </w:pPr>
+      <w:r>
+        <w:t>Earlier wording, alternatives and picture transcripts · reference / check after trying</w:t>
+      </w:r>
+    </w:p>
+    <w:p>
+      <w:pPr>
+        <w:pStyle w:val="Heading3"/>
+      </w:pPr>
+      <w:r>
+        <w:t>Rows Columns and Data Types</w:t>
+      </w:r>
+    </w:p>
+    <w:p>
+      <w:pPr>
+        <w:pStyle w:val="Heading3"/>
+      </w:pPr>
+      <w:r>
+        <w:t>Loops and Stopping</w:t>
+      </w:r>
+    </w:p>
+    <w:p>
+      <w:pPr>
+        <w:pStyle w:val="Heading3"/>
+      </w:pPr>
+      <w:r>
+        <w:t>Decompose a Goal</w:t>
+      </w:r>
+    </w:p>
+    <w:p>
+      <w:pPr>
+        <w:pStyle w:val="Heading1"/>
+      </w:pPr>
+      <w:r>
+        <w:t>12. W1 · Apply the ordered calendar guide</w:t>
+      </w:r>
+    </w:p>
+    <w:p>
+      <w:r>
+        <w:t>Cite a criterion for every label.</w:t>
+      </w:r>
+    </w:p>
+    <w:p>
+      <w:pPr>
+        <w:pStyle w:val="Heading2"/>
+      </w:pPr>
+      <w:r>
+        <w:t>Your evidence record</w:t>
+      </w:r>
+    </w:p>
+    <w:p>
+      <w:pPr>
+        <w:pStyle w:val="ListBullet"/>
+      </w:pPr>
+      <w:r>
+        <w:t>Calendar guide version 1: whole-number days 1–30 inclusive; room A or B. Any known failure selects revise first. Otherwise any blank or unreadable required field selects review. Otherwise select ready. A label checks printed fields; it does not confirm a booking or grant permission.</w:t>
+      </w:r>
+    </w:p>
+    <w:p>
+      <w:pPr>
+        <w:pStyle w:val="ListBullet"/>
+      </w:pPr>
+      <w:r>
+        <w:t>The calendar policy accepts whole-number days 1 through 30 inclusive and a room code A or B. Check known failures first, then unknown fields, then readiness. Label these cards and give evidence: day 30 room B; day 31 room A; day 14 room unreadable; day 31 room unreadable.</w:t>
+      </w:r>
+    </w:p>
+    <w:p>
+      <w:pPr>
+        <w:pStyle w:val="Heading3"/>
+      </w:pPr>
+      <w:r>
+        <w:t>My reasoning and evidence</w:t>
+      </w:r>
+    </w:p>
+    <w:p>
+      <w:r>
+        <w:t>________________________________________________________________</w:t>
+      </w:r>
+    </w:p>
+    <w:p>
+      <w:r>
+        <w:t>________________________________________________________________</w:t>
+      </w:r>
+    </w:p>
+    <w:p>
+      <w:r>
+        <w:t>________________________________________________________________</w:t>
+      </w:r>
+    </w:p>
+    <w:p>
+      <w:r>
+        <w:t>________________________________________________________________</w:t>
+      </w:r>
+    </w:p>
+    <w:p>
+      <w:r>
+        <w:t>________________________________________________________________</w:t>
+      </w:r>
+    </w:p>
+    <w:p>
+      <w:r>
+        <w:t>________________________________________________________________</w:t>
+      </w:r>
+    </w:p>
+    <w:p>
+      <w:r>
+        <w:t>________________________________________________________________</w:t>
+      </w:r>
+    </w:p>
+    <w:p>
+      <w:pPr>
+        <w:pStyle w:val="Heading1"/>
+      </w:pPr>
+      <w:r>
+        <w:t>13. W2 · Replace looks nice with observable checks</w:t>
+      </w:r>
+    </w:p>
+    <w:p>
+      <w:r>
+        <w:t>Include unknown fields and rule priority.</w:t>
+      </w:r>
+    </w:p>
+    <w:p>
+      <w:pPr>
+        <w:pStyle w:val="Heading2"/>
+      </w:pPr>
+      <w:r>
+        <w:t>Your evidence record</w:t>
+      </w:r>
+    </w:p>
+    <w:p>
+      <w:pPr>
+        <w:pStyle w:val="ListBullet"/>
+      </w:pPr>
+      <w:r>
+        <w:t>Calendar guide version 1: whole-number days 1–30 inclusive; room A or B. Any known failure selects revise first. Otherwise any blank or unreadable required field selects review. Otherwise select ready. A label checks printed fields; it does not confirm a booking or grant permission.</w:t>
+      </w:r>
+    </w:p>
+    <w:p>
+      <w:pPr>
+        <w:pStyle w:val="ListBullet"/>
+      </w:pPr>
+      <w:r>
+        <w:t>A helper says Label a card ready if it looks nice. Explain why this can lead to inconsistent labels. Replace it with an instruction that another person can apply using the calendar policy, including what to do about a blank field.</w:t>
+      </w:r>
+    </w:p>
+    <w:p>
+      <w:pPr>
+        <w:pStyle w:val="Heading3"/>
+      </w:pPr>
+      <w:r>
+        <w:t>My reasoning and evidence</w:t>
+      </w:r>
+    </w:p>
+    <w:p>
+      <w:r>
+        <w:t>________________________________________________________________</w:t>
+      </w:r>
+    </w:p>
+    <w:p>
+      <w:r>
+        <w:t>________________________________________________________________</w:t>
+      </w:r>
+    </w:p>
+    <w:p>
+      <w:r>
+        <w:t>________________________________________________________________</w:t>
+      </w:r>
+    </w:p>
+    <w:p>
+      <w:r>
+        <w:t>________________________________________________________________</w:t>
+      </w:r>
+    </w:p>
+    <w:p>
+      <w:r>
+        <w:t>________________________________________________________________</w:t>
+      </w:r>
+    </w:p>
+    <w:p>
+      <w:r>
+        <w:t>________________________________________________________________</w:t>
+      </w:r>
+    </w:p>
+    <w:p>
+      <w:pPr>
+        <w:pStyle w:val="Heading1"/>
+      </w:pPr>
+      <w:r>
+        <w:t>14. W3 · Distinguish matches from correct applications</w:t>
+      </w:r>
+    </w:p>
+    <w:p>
+      <w:r>
+        <w:t>Say whether you used only label lists or also the source cards.</w:t>
+      </w:r>
+    </w:p>
+    <w:p>
+      <w:pPr>
+        <w:pStyle w:val="Heading2"/>
+      </w:pPr>
+      <w:r>
+        <w:t>Guide, lists and evidence limit</w:t>
+      </w:r>
+    </w:p>
+    <w:p>
+      <w:pPr>
+        <w:pStyle w:val="ListBullet"/>
+      </w:pPr>
+      <w:r>
+        <w:t>Calendar guide version 1: whole-number days 1–30 inclusive; room A or B. Any known failure selects revise first. Otherwise any blank or unreadable required field selects review. Otherwise select ready. A label checks printed fields; it does not confirm a booking or grant permission.</w:t>
+      </w:r>
+    </w:p>
+    <w:p>
+      <w:pPr>
+        <w:pStyle w:val="ListBullet"/>
+      </w:pPr>
+      <w:r>
+        <w:t>For the same four cards, Mina records ready, revise, review, ready. Theo records ready, review, review, revise. How many positions agree? Identify the disagreements. Can you decide which annotator is correct from these label lists alone? Explain what else you need.</w:t>
+      </w:r>
+    </w:p>
+    <w:p>
+      <w:pPr>
+        <w:pStyle w:val="Heading3"/>
+      </w:pPr>
+      <w:r>
+        <w:t>My reasoning and evidence</w:t>
+      </w:r>
+    </w:p>
+    <w:p>
+      <w:r>
+        <w:t>________________________________________________________________</w:t>
+      </w:r>
+    </w:p>
+    <w:p>
+      <w:r>
+        <w:t>________________________________________________________________</w:t>
+      </w:r>
+    </w:p>
+    <w:p>
+      <w:r>
+        <w:t>________________________________________________________________</w:t>
+      </w:r>
+    </w:p>
+    <w:p>
+      <w:r>
+        <w:t>________________________________________________________________</w:t>
+      </w:r>
+    </w:p>
+    <w:p>
+      <w:r>
+        <w:t>________________________________________________________________</w:t>
+      </w:r>
+    </w:p>
+    <w:p>
+      <w:r>
+        <w:t>________________________________________________________________</w:t>
+      </w:r>
+    </w:p>
+    <w:p>
+      <w:pPr>
+        <w:pStyle w:val="ListBullet"/>
+      </w:pPr>
+      <w:r>
+        <w:t>Count matches from the two supplied lists first, without consulting earlier cards. From lists alone, correctness is undetermined. If you then explicitly match these positions to W1’s supplied cards, you can check against that evidence: Mina differs at position 4 and Theo differs at position 2. State which evidence you used rather than treating agreement as a correctness key.</w:t>
+      </w:r>
+    </w:p>
+    <w:p>
+      <w:pPr>
+        <w:pStyle w:val="Heading1"/>
+      </w:pPr>
+      <w:r>
+        <w:t>16. W5 · Keep a changed policy version visible</w:t>
+      </w:r>
+    </w:p>
+    <w:p>
+      <w:r>
+        <w:t>An identical record can receive different labels under different definitions.</w:t>
+      </w:r>
+    </w:p>
+    <w:p>
+      <w:pPr>
+        <w:pStyle w:val="Heading2"/>
+      </w:pPr>
+      <w:r>
+        <w:t>Your evidence record</w:t>
+      </w:r>
+    </w:p>
+    <w:p>
+      <w:pPr>
+        <w:pStyle w:val="ListBullet"/>
+      </w:pPr>
+      <w:r>
+        <w:t>Calendar guide version 1: whole-number days 1–30 inclusive; room A or B. Any known failure selects revise first. Otherwise any blank or unreadable required field selects review. Otherwise select ready. A label checks printed fields; it does not confirm a booking or grant permission.</w:t>
+      </w:r>
+    </w:p>
+    <w:p>
+      <w:pPr>
+        <w:pStyle w:val="ListBullet"/>
+      </w:pPr>
+      <w:r>
+        <w:t>Version 1 accepts calendar days 1 through 30. Version 2 accepts days 1 through 31. A card says day 31 room A. State its label under each version. Explain why mixing the two labels without recording the version could create a misleading training dataset.</w:t>
+      </w:r>
+    </w:p>
+    <w:p>
+      <w:pPr>
+        <w:pStyle w:val="Heading3"/>
+      </w:pPr>
+      <w:r>
+        <w:t>My reasoning and evidence</w:t>
+      </w:r>
+    </w:p>
+    <w:p>
+      <w:r>
+        <w:t>________________________________________________________________</w:t>
+      </w:r>
+    </w:p>
+    <w:p>
+      <w:r>
+        <w:t>________________________________________________________________</w:t>
+      </w:r>
+    </w:p>
+    <w:p>
+      <w:r>
+        <w:t>________________________________________________________________</w:t>
+      </w:r>
+    </w:p>
+    <w:p>
+      <w:r>
+        <w:t>________________________________________________________________</w:t>
+      </w:r>
+    </w:p>
+    <w:p>
+      <w:r>
+        <w:t>________________________________________________________________</w:t>
+      </w:r>
+    </w:p>
+    <w:p>
+      <w:r>
+        <w:t>________________________________________________________________</w:t>
+      </w:r>
+    </w:p>
+    <w:p>
+      <w:pPr>
+        <w:pStyle w:val="Heading1"/>
+      </w:pPr>
+      <w:r>
+        <w:t>04. W4 · Changed independent case</w:t>
+      </w:r>
+    </w:p>
+    <w:p>
+      <w:r>
+        <w:t>Keep one first attempt before hints or feedback.</w:t>
+      </w:r>
+    </w:p>
+    <w:p>
+      <w:pPr>
+        <w:pStyle w:val="Heading2"/>
+      </w:pPr>
+      <w:r>
+        <w:t>Read and explain independently</w:t>
       </w:r>
     </w:p>
     <w:p>
@@ -41,7 +534,7 @@
         <w:rPr>
           <w:b w:val="0"/>
         </w:rPr>
-        <w:t xml:space="preserve">Try the recall before opening notes. Then use a different colour or a </w:t>
+        <w:t xml:space="preserve">Two </w:t>
       </w:r>
       <w:r>
         <w:rPr>
@@ -53,402 +546,6 @@
         <w:rPr>
           <w:b w:val="0"/>
         </w:rPr>
-        <w:t>led second line to correct your explanation.</w:t>
-      </w:r>
-    </w:p>
-    <w:p>
-      <w:pPr>
-        <w:pStyle w:val="Heading3"/>
-      </w:pPr>
-      <w:r>
-        <w:t>Rows Columns and Data Types</w:t>
-      </w:r>
-    </w:p>
-    <w:p>
-      <w:pPr>
-        <w:spacing w:line="336" w:lineRule="auto" w:after="180"/>
-      </w:pPr>
-      <w:r>
-        <w:rPr>
-          <w:b w:val="0"/>
-        </w:rPr>
-        <w:t>Without opening the old lesson, explain one key idea from Rows Columns and Data Types. Give an example and a mistake that the idea helps you avoid.</w:t>
-      </w:r>
-    </w:p>
-    <w:p>
-      <w:pPr>
-        <w:pStyle w:val="Heading3"/>
-      </w:pPr>
-      <w:r>
-        <w:t>My remembered idea, example and correction</w:t>
-      </w:r>
-    </w:p>
-    <w:p>
-      <w:r>
-        <w:t>________________________________________________________________</w:t>
-      </w:r>
-    </w:p>
-    <w:p>
-      <w:r>
-        <w:t>________________________________________________________________</w:t>
-      </w:r>
-    </w:p>
-    <w:p>
-      <w:r>
-        <w:t>________________________________________________________________</w:t>
-      </w:r>
-    </w:p>
-    <w:p>
-      <w:pPr>
-        <w:pStyle w:val="Heading3"/>
-      </w:pPr>
-      <w:r>
-        <w:t>Loops and Stopping</w:t>
-      </w:r>
-    </w:p>
-    <w:p>
-      <w:pPr>
-        <w:spacing w:line="336" w:lineRule="auto" w:after="180"/>
-      </w:pPr>
-      <w:r>
-        <w:rPr>
-          <w:b w:val="0"/>
-        </w:rPr>
-        <w:t>Without opening the old lesson, explain one key idea from Loops and Stopping. Give an example and a mistake that the idea helps you avoid.</w:t>
-      </w:r>
-    </w:p>
-    <w:p>
-      <w:pPr>
-        <w:pStyle w:val="Heading3"/>
-      </w:pPr>
-      <w:r>
-        <w:t>My remembered idea, example and correction</w:t>
-      </w:r>
-    </w:p>
-    <w:p>
-      <w:r>
-        <w:t>________________________________________________________________</w:t>
-      </w:r>
-    </w:p>
-    <w:p>
-      <w:r>
-        <w:t>________________________________________________________________</w:t>
-      </w:r>
-    </w:p>
-    <w:p>
-      <w:r>
-        <w:t>________________________________________________________________</w:t>
-      </w:r>
-    </w:p>
-    <w:p>
-      <w:pPr>
-        <w:pStyle w:val="Heading3"/>
-      </w:pPr>
-      <w:r>
-        <w:t>Decompose a Goal</w:t>
-      </w:r>
-    </w:p>
-    <w:p>
-      <w:pPr>
-        <w:spacing w:line="336" w:lineRule="auto" w:after="180"/>
-      </w:pPr>
-      <w:r>
-        <w:rPr>
-          <w:b w:val="0"/>
-        </w:rPr>
-        <w:t>Without opening the old lesson, explain one key idea from Decompose a Goal. Give an example and a mistake that the idea helps you avoid.</w:t>
-      </w:r>
-    </w:p>
-    <w:p>
-      <w:pPr>
-        <w:pStyle w:val="Heading3"/>
-      </w:pPr>
-      <w:r>
-        <w:t>My remembered idea, example and correction</w:t>
-      </w:r>
-    </w:p>
-    <w:p>
-      <w:r>
-        <w:t>________________________________________________________________</w:t>
-      </w:r>
-    </w:p>
-    <w:p>
-      <w:r>
-        <w:t>________________________________________________________________</w:t>
-      </w:r>
-    </w:p>
-    <w:p>
-      <w:r>
-        <w:t>________________________________________________________________</w:t>
-      </w:r>
-    </w:p>
-    <w:p>
-      <w:pPr>
-        <w:pStyle w:val="Heading1"/>
-      </w:pPr>
-      <w:r>
-        <w:t>02. Practise with fading help</w:t>
-      </w:r>
-    </w:p>
-    <w:p>
-      <w:r>
-        <w:t>Complete the supported Operational Labels trace and record the first step you can explain without help.</w:t>
-      </w:r>
-    </w:p>
-    <w:p>
-      <w:pPr>
-        <w:spacing w:line="336" w:lineRule="auto" w:after="180"/>
-      </w:pPr>
-      <w:r>
-        <w:rPr>
-          <w:b w:val="0"/>
-        </w:rPr>
-        <w:t xml:space="preserve">Use W2: Replace a vague instruction for Categories and operational </w:t>
-      </w:r>
-      <w:r>
-        <w:rPr>
-          <w:b/>
-        </w:rPr>
-        <w:t>label</w:t>
-      </w:r>
-      <w:r>
-        <w:rPr>
-          <w:b w:val="0"/>
-        </w:rPr>
-        <w:t>s. Record the answer once; the lesson and workbook refer to the same attempt.</w:t>
-      </w:r>
-    </w:p>
-    <w:tbl>
-      <w:tblPr>
-        <w:tblStyle w:val="LightShading-Accent1"/>
-        <w:tblW w:type="auto" w:w="0"/>
-        <w:tblLook w:firstColumn="1" w:firstRow="1" w:lastColumn="0" w:lastRow="0" w:noHBand="0" w:noVBand="1" w:val="04A0"/>
-      </w:tblPr>
-      <w:tblGrid>
-        <w:gridCol w:w="2556"/>
-        <w:gridCol w:w="2556"/>
-        <w:gridCol w:w="2556"/>
-        <w:gridCol w:w="2556"/>
-      </w:tblGrid>
-      <w:tr>
-        <w:trPr>
-          <w:tblHeader/>
-        </w:trPr>
-        <w:tc>
-          <w:tcPr>
-            <w:tcW w:type="dxa" w:w="2556"/>
-          </w:tcPr>
-          <w:p>
-            <w:r>
-              <w:t>Given inputs</w:t>
-            </w:r>
-          </w:p>
-        </w:tc>
-        <w:tc>
-          <w:tcPr>
-            <w:tcW w:type="dxa" w:w="2556"/>
-          </w:tcPr>
-          <w:p>
-            <w:r>
-              <w:t>Procedure I chose</w:t>
-            </w:r>
-          </w:p>
-        </w:tc>
-        <w:tc>
-          <w:tcPr>
-            <w:tcW w:type="dxa" w:w="2556"/>
-          </w:tcPr>
-          <w:p>
-            <w:r>
-              <w:t>Middle steps</w:t>
-            </w:r>
-          </w:p>
-        </w:tc>
-        <w:tc>
-          <w:tcPr>
-            <w:tcW w:type="dxa" w:w="2556"/>
-          </w:tcPr>
-          <w:p>
-            <w:r>
-              <w:t>Result and check</w:t>
-            </w:r>
-          </w:p>
-        </w:tc>
-      </w:tr>
-      <w:tr>
-        <w:tc>
-          <w:tcPr>
-            <w:tcW w:type="dxa" w:w="2556"/>
-          </w:tcPr>
-          <w:p>
-            <w:r/>
-          </w:p>
-        </w:tc>
-        <w:tc>
-          <w:tcPr>
-            <w:tcW w:type="dxa" w:w="2556"/>
-          </w:tcPr>
-          <w:p>
-            <w:r/>
-          </w:p>
-        </w:tc>
-        <w:tc>
-          <w:tcPr>
-            <w:tcW w:type="dxa" w:w="2556"/>
-          </w:tcPr>
-          <w:p>
-            <w:r/>
-          </w:p>
-        </w:tc>
-        <w:tc>
-          <w:tcPr>
-            <w:tcW w:type="dxa" w:w="2556"/>
-          </w:tcPr>
-          <w:p>
-            <w:r/>
-          </w:p>
-        </w:tc>
-      </w:tr>
-    </w:tbl>
-    <w:p>
-      <w:pPr>
-        <w:pStyle w:val="Heading3"/>
-      </w:pPr>
-      <w:r>
-        <w:t>The step I completed without help, and the hint I needed</w:t>
-      </w:r>
-    </w:p>
-    <w:p>
-      <w:r>
-        <w:t>________________________________________________________________</w:t>
-      </w:r>
-    </w:p>
-    <w:p>
-      <w:r>
-        <w:t>________________________________________________________________</w:t>
-      </w:r>
-    </w:p>
-    <w:p>
-      <w:r>
-        <w:t>________________________________________________________________</w:t>
-      </w:r>
-    </w:p>
-    <w:p>
-      <w:pPr>
-        <w:pStyle w:val="Heading1"/>
-      </w:pPr>
-      <w:r>
-        <w:t>03. Individual reasoning check</w:t>
-      </w:r>
-    </w:p>
-    <w:p>
-      <w:r>
-        <w:t>Check the proposed Operational Labels explanation against the supplied facts before discussing it.</w:t>
-      </w:r>
-    </w:p>
-    <w:p>
-      <w:pPr>
-        <w:spacing w:line="336" w:lineRule="auto" w:after="180"/>
-      </w:pPr>
-      <w:r>
-        <w:rPr>
-          <w:b w:val="0"/>
-        </w:rPr>
-        <w:t xml:space="preserve">Use the worked case for Categories and operational </w:t>
-      </w:r>
-      <w:r>
-        <w:rPr>
-          <w:b/>
-        </w:rPr>
-        <w:t>label</w:t>
-      </w:r>
-      <w:r>
-        <w:rPr>
-          <w:b w:val="0"/>
-        </w:rPr>
-        <w:t>s. Proposed explanation: “A blank is the same as a failing value”. Decide whether this explanation is supported.</w:t>
-      </w:r>
-    </w:p>
-    <w:p>
-      <w:pPr>
-        <w:spacing w:line="336" w:lineRule="auto" w:after="180"/>
-      </w:pPr>
-      <w:r>
-        <w:rPr>
-          <w:b w:val="0"/>
-        </w:rPr>
-        <w:t>Point to the step or supplied fact that decides; explain your repair if needed.</w:t>
-      </w:r>
-    </w:p>
-    <w:p>
-      <w:pPr>
-        <w:pStyle w:val="Heading3"/>
-      </w:pPr>
-      <w:r>
-        <w:t>My explanation before partner discussion</w:t>
-      </w:r>
-    </w:p>
-    <w:p>
-      <w:r>
-        <w:t>________________________________________________________________</w:t>
-      </w:r>
-    </w:p>
-    <w:p>
-      <w:r>
-        <w:t>________________________________________________________________</w:t>
-      </w:r>
-    </w:p>
-    <w:p>
-      <w:r>
-        <w:t>________________________________________________________________</w:t>
-      </w:r>
-    </w:p>
-    <w:p>
-      <w:r>
-        <w:t>________________________________________________________________</w:t>
-      </w:r>
-    </w:p>
-    <w:p>
-      <w:pPr>
-        <w:pStyle w:val="Heading1"/>
-      </w:pPr>
-      <w:r>
-        <w:t>04. Independent transfer case</w:t>
-      </w:r>
-    </w:p>
-    <w:p>
-      <w:r>
-        <w:t>Write one first attempt at the reserved independent case before feedback. Repeated copies of that case refer to the same recorded attempt.</w:t>
-      </w:r>
-    </w:p>
-    <w:p>
-      <w:pPr>
-        <w:pStyle w:val="Heading3"/>
-      </w:pPr>
-      <w:r>
-        <w:t>Independent case: Changed independent case</w:t>
-      </w:r>
-    </w:p>
-    <w:p>
-      <w:pPr>
-        <w:spacing w:line="336" w:lineRule="auto" w:after="180"/>
-      </w:pPr>
-      <w:r>
-        <w:rPr>
-          <w:b w:val="0"/>
-        </w:rPr>
-        <w:t xml:space="preserve">Two </w:t>
-      </w:r>
-      <w:r>
-        <w:rPr>
-          <w:b/>
-        </w:rPr>
-        <w:t>label</w:t>
-      </w:r>
-      <w:r>
-        <w:rPr>
-          <w:b w:val="0"/>
-        </w:rPr>
         <w:t xml:space="preserve">lers use book-length rules: fewer than 120 pages and at most 120 pages. </w:t>
       </w:r>
       <w:r>
@@ -521,6 +618,14 @@
     </w:p>
     <w:p>
       <w:pPr>
+        <w:pStyle w:val="Heading2"/>
+      </w:pPr>
+      <w:r>
+        <w:t>Keep a fair record</w:t>
+      </w:r>
+    </w:p>
+    <w:p>
+      <w:pPr>
         <w:spacing w:line="336" w:lineRule="auto" w:after="180"/>
       </w:pPr>
       <w:r>
@@ -532,15 +637,39 @@
     </w:p>
     <w:p>
       <w:pPr>
+        <w:pStyle w:val="Heading2"/>
+      </w:pPr>
+      <w:r>
+        <w:t>Earlier wording, alternatives and picture transcripts · reference / check after trying</w:t>
+      </w:r>
+    </w:p>
+    <w:p>
+      <w:pPr>
+        <w:pStyle w:val="Heading3"/>
+      </w:pPr>
+      <w:r>
+        <w:t>Independent case: Changed independent case</w:t>
+      </w:r>
+    </w:p>
+    <w:p>
+      <w:pPr>
         <w:pStyle w:val="Heading1"/>
       </w:pPr>
       <w:r>
-        <w:t>05. Your learning target</w:t>
-      </w:r>
-    </w:p>
-    <w:p>
-      <w:r>
-        <w:t>Connect the Operational Labels target to a trace and a justified conclusion.</w:t>
+        <w:t>09. Project · Keep the decision and its evidence</w:t>
+      </w:r>
+    </w:p>
+    <w:p>
+      <w:r>
+        <w:t>Add this week’s change to your existing project record.</w:t>
+      </w:r>
+    </w:p>
+    <w:p>
+      <w:pPr>
+        <w:pStyle w:val="Heading2"/>
+      </w:pPr>
+      <w:r>
+        <w:t>Your evidence record</w:t>
       </w:r>
     </w:p>
     <w:p>
@@ -551,101 +680,30 @@
         <w:rPr>
           <w:b w:val="0"/>
         </w:rPr>
-        <w:t xml:space="preserve">Two </w:t>
+        <w:t xml:space="preserve">Define ‘good match’ before </w:t>
       </w:r>
       <w:r>
         <w:rPr>
           <w:b/>
         </w:rPr>
-        <w:t>label</w:t>
+        <w:t>training</w:t>
       </w:r>
       <w:r>
         <w:rPr>
           <w:b w:val="0"/>
         </w:rPr>
-        <w:t xml:space="preserve">ers use 'short' to mean pages&lt;100 and pages&lt;=100. They disagree only on 100-page books. Write a shared definition and explain how to repair the existing </w:t>
-      </w:r>
-      <w:r>
-        <w:rPr>
-          <w:b/>
-        </w:rPr>
-        <w:t>label</w:t>
-      </w:r>
+        <w:t xml:space="preserve"> or evaluating the recommender.</w:t>
+      </w:r>
+    </w:p>
+    <w:p>
+      <w:pPr>
+        <w:spacing w:line="336" w:lineRule="auto" w:after="180"/>
+      </w:pPr>
       <w:r>
         <w:rPr>
           <w:b w:val="0"/>
         </w:rPr>
-        <w:t>s.</w:t>
-      </w:r>
-    </w:p>
-    <w:p>
-      <w:pPr>
-        <w:pStyle w:val="Heading1"/>
-      </w:pPr>
-      <w:r>
-        <w:t>06. Solve the given case</w:t>
-      </w:r>
-    </w:p>
-    <w:p>
-      <w:r>
-        <w:t>Solve the supplied Operational Labels case and show the deciding evidence.</w:t>
-      </w:r>
-    </w:p>
-    <w:p>
-      <w:pPr>
-        <w:spacing w:line="336" w:lineRule="auto" w:after="180"/>
-      </w:pPr>
-      <w:r>
-        <w:rPr>
-          <w:b w:val="0"/>
-        </w:rPr>
-        <w:t xml:space="preserve">Short means fewer than 100 pages. Two </w:t>
-      </w:r>
-      <w:r>
-        <w:rPr>
-          <w:b/>
-        </w:rPr>
-        <w:t>annotator</w:t>
-      </w:r>
-      <w:r>
-        <w:rPr>
-          <w:b w:val="0"/>
-        </w:rPr>
-        <w:t>s disagree about a 100-page book.</w:t>
-      </w:r>
-    </w:p>
-    <w:p>
-      <w:pPr>
-        <w:spacing w:line="336" w:lineRule="auto" w:after="180"/>
-      </w:pPr>
-      <w:r>
-        <w:rPr>
-          <w:b w:val="0"/>
-        </w:rPr>
-        <w:t xml:space="preserve">Resolve the </w:t>
-      </w:r>
-      <w:r>
-        <w:rPr>
-          <w:b/>
-        </w:rPr>
-        <w:t>label</w:t>
-      </w:r>
-      <w:r>
-        <w:rPr>
-          <w:b w:val="0"/>
-        </w:rPr>
-        <w:t>.</w:t>
-      </w:r>
-    </w:p>
-    <w:p>
-      <w:pPr>
-        <w:spacing w:line="336" w:lineRule="auto" w:after="180"/>
-      </w:pPr>
-      <w:r>
-        <w:rPr>
-          <w:b w:val="0"/>
-        </w:rPr>
-        <w:t xml:space="preserve">Show your trace, calculation or </w:t>
+        <w:t xml:space="preserve">The project change and </w:t>
       </w:r>
       <w:r>
         <w:rPr>
@@ -653,357 +711,6 @@
         </w:rPr>
         <w:t>evidence</w:t>
       </w:r>
-    </w:p>
-    <w:p>
-      <w:pPr>
-        <w:pStyle w:val="Heading3"/>
-      </w:pPr>
-      <w:r>
-        <w:t>Write or draw your reasoning and evidence.</w:t>
-      </w:r>
-    </w:p>
-    <w:p>
-      <w:r>
-        <w:t>________________________________________________________________</w:t>
-      </w:r>
-    </w:p>
-    <w:p>
-      <w:r>
-        <w:t>________________________________________________________________</w:t>
-      </w:r>
-    </w:p>
-    <w:p>
-      <w:r>
-        <w:t>________________________________________________________________</w:t>
-      </w:r>
-    </w:p>
-    <w:p>
-      <w:r>
-        <w:t>________________________________________________________________</w:t>
-      </w:r>
-    </w:p>
-    <w:p>
-      <w:r>
-        <w:t>________________________________________________________________</w:t>
-      </w:r>
-    </w:p>
-    <w:p>
-      <w:pPr>
-        <w:pStyle w:val="Heading1"/>
-      </w:pPr>
-      <w:r>
-        <w:t>07. Check a changed case</w:t>
-      </w:r>
-    </w:p>
-    <w:p>
-      <w:r>
-        <w:t>Apply the procedure to the changed case and record why the conclusion follows.</w:t>
-      </w:r>
-    </w:p>
-    <w:p>
-      <w:pPr>
-        <w:spacing w:line="336" w:lineRule="auto" w:after="180"/>
-        <w:shd w:fill="F5F1FB"/>
-      </w:pPr>
-      <w:r>
-        <w:rPr>
-          <w:b w:val="0"/>
-        </w:rPr>
-        <w:t xml:space="preserve">Use a clear </w:t>
-      </w:r>
-      <w:r>
-        <w:rPr>
-          <w:b/>
-        </w:rPr>
-        <w:t>label</w:t>
-      </w:r>
-      <w:r>
-        <w:rPr>
-          <w:b w:val="0"/>
-        </w:rPr>
-        <w:t xml:space="preserve"> rule: short means 80 pages or fewer. Two judges </w:t>
-      </w:r>
-      <w:r>
-        <w:rPr>
-          <w:b/>
-        </w:rPr>
-        <w:t>label</w:t>
-      </w:r>
-      <w:r>
-        <w:rPr>
-          <w:b w:val="0"/>
-        </w:rPr>
-        <w:t xml:space="preserve"> an 80-page book differently. What shared instruction resolves this </w:t>
-      </w:r>
-      <w:r>
-        <w:rPr>
-          <w:b/>
-        </w:rPr>
-        <w:t>disagreement</w:t>
-      </w:r>
-      <w:r>
-        <w:rPr>
-          <w:b w:val="0"/>
-        </w:rPr>
-        <w:t>?</w:t>
-      </w:r>
-    </w:p>
-    <w:p>
-      <w:pPr>
-        <w:spacing w:line="336" w:lineRule="auto" w:after="180"/>
-      </w:pPr>
-      <w:r>
-        <w:rPr>
-          <w:b w:val="0"/>
-        </w:rPr>
-        <w:t>My independent answer and reason</w:t>
-      </w:r>
-    </w:p>
-    <w:p>
-      <w:pPr>
-        <w:pStyle w:val="Heading3"/>
-      </w:pPr>
-      <w:r>
-        <w:t>Write or draw your reasoning and evidence.</w:t>
-      </w:r>
-    </w:p>
-    <w:p>
-      <w:r>
-        <w:t>________________________________________________________________</w:t>
-      </w:r>
-    </w:p>
-    <w:p>
-      <w:r>
-        <w:t>________________________________________________________________</w:t>
-      </w:r>
-    </w:p>
-    <w:p>
-      <w:r>
-        <w:t>________________________________________________________________</w:t>
-      </w:r>
-    </w:p>
-    <w:p>
-      <w:r>
-        <w:t>________________________________________________________________</w:t>
-      </w:r>
-    </w:p>
-    <w:p>
-      <w:r>
-        <w:t>________________________________________________________________</w:t>
-      </w:r>
-    </w:p>
-    <w:p>
-      <w:pPr>
-        <w:pStyle w:val="Heading3"/>
-      </w:pPr>
-      <w:r>
-        <w:t>Week 8 Test and reflect</w:t>
-      </w:r>
-    </w:p>
-    <w:p>
-      <w:pPr>
-        <w:pStyle w:val="Heading1"/>
-      </w:pPr>
-      <w:r>
-        <w:t>08. Design a revealing test</w:t>
-      </w:r>
-    </w:p>
-    <w:p>
-      <w:r>
-        <w:t>Specify a changed input, expected result and observation separately.</w:t>
-      </w:r>
-    </w:p>
-    <w:p>
-      <w:pPr>
-        <w:spacing w:line="336" w:lineRule="auto" w:after="180"/>
-      </w:pPr>
-      <w:r>
-        <w:rPr>
-          <w:b w:val="0"/>
-        </w:rPr>
-        <w:t xml:space="preserve">Create a changed </w:t>
-      </w:r>
-      <w:r>
-        <w:rPr>
-          <w:b/>
-        </w:rPr>
-        <w:t>input</w:t>
-      </w:r>
-      <w:r>
-        <w:rPr>
-          <w:b w:val="0"/>
-        </w:rPr>
-        <w:t>, boundary case or missing-information case. Write the expected answer or safe response before testing.</w:t>
-      </w:r>
-    </w:p>
-    <w:tbl>
-      <w:tblPr>
-        <w:tblStyle w:val="LightShading-Accent1"/>
-        <w:tblW w:type="auto" w:w="0"/>
-        <w:tblLook w:firstColumn="1" w:firstRow="1" w:lastColumn="0" w:lastRow="0" w:noHBand="0" w:noVBand="1" w:val="04A0"/>
-      </w:tblPr>
-      <w:tblGrid>
-        <w:gridCol w:w="5112"/>
-        <w:gridCol w:w="5112"/>
-      </w:tblGrid>
-      <w:tr>
-        <w:trPr>
-          <w:tblHeader/>
-        </w:trPr>
-        <w:tc>
-          <w:tcPr>
-            <w:tcW w:type="dxa" w:w="5112"/>
-          </w:tcPr>
-          <w:p>
-            <w:r>
-              <w:t>Test record</w:t>
-            </w:r>
-          </w:p>
-        </w:tc>
-        <w:tc>
-          <w:tcPr>
-            <w:tcW w:type="dxa" w:w="5112"/>
-          </w:tcPr>
-          <w:p>
-            <w:r>
-              <w:t>My evidence</w:t>
-            </w:r>
-          </w:p>
-        </w:tc>
-      </w:tr>
-      <w:tr>
-        <w:tc>
-          <w:tcPr>
-            <w:tcW w:type="dxa" w:w="5112"/>
-          </w:tcPr>
-          <w:p>
-            <w:r>
-              <w:t>Changed input or condition</w:t>
-            </w:r>
-          </w:p>
-        </w:tc>
-        <w:tc>
-          <w:tcPr>
-            <w:tcW w:type="dxa" w:w="5112"/>
-          </w:tcPr>
-          <w:p>
-            <w:r/>
-          </w:p>
-        </w:tc>
-      </w:tr>
-      <w:tr>
-        <w:tc>
-          <w:tcPr>
-            <w:tcW w:type="dxa" w:w="5112"/>
-          </w:tcPr>
-          <w:p>
-            <w:r>
-              <w:t>Expected answer or fallback</w:t>
-            </w:r>
-          </w:p>
-        </w:tc>
-        <w:tc>
-          <w:tcPr>
-            <w:tcW w:type="dxa" w:w="5112"/>
-          </w:tcPr>
-          <w:p>
-            <w:r/>
-          </w:p>
-        </w:tc>
-      </w:tr>
-      <w:tr>
-        <w:tc>
-          <w:tcPr>
-            <w:tcW w:type="dxa" w:w="5112"/>
-          </w:tcPr>
-          <w:p>
-            <w:r>
-              <w:t>Observed result</w:t>
-            </w:r>
-          </w:p>
-        </w:tc>
-        <w:tc>
-          <w:tcPr>
-            <w:tcW w:type="dxa" w:w="5112"/>
-          </w:tcPr>
-          <w:p>
-            <w:r/>
-          </w:p>
-        </w:tc>
-      </w:tr>
-      <w:tr>
-        <w:tc>
-          <w:tcPr>
-            <w:tcW w:type="dxa" w:w="5112"/>
-          </w:tcPr>
-          <w:p>
-            <w:r>
-              <w:t>Why the result occurred</w:t>
-            </w:r>
-          </w:p>
-        </w:tc>
-        <w:tc>
-          <w:tcPr>
-            <w:tcW w:type="dxa" w:w="5112"/>
-          </w:tcPr>
-          <w:p>
-            <w:r/>
-          </w:p>
-        </w:tc>
-      </w:tr>
-    </w:tbl>
-    <w:p>
-      <w:pPr>
-        <w:pStyle w:val="Heading1"/>
-      </w:pPr>
-      <w:r>
-        <w:t>09. Project checkpoint</w:t>
-      </w:r>
-    </w:p>
-    <w:p>
-      <w:r>
-        <w:t>Justify what Operational Labels adds to Transparent Book Recommender and keep the evidence.</w:t>
-      </w:r>
-    </w:p>
-    <w:p>
-      <w:pPr>
-        <w:spacing w:line="336" w:lineRule="auto" w:after="180"/>
-      </w:pPr>
-      <w:r>
-        <w:rPr>
-          <w:b w:val="0"/>
-        </w:rPr>
-        <w:t xml:space="preserve">Define ‘good match’ before </w:t>
-      </w:r>
-      <w:r>
-        <w:rPr>
-          <w:b/>
-        </w:rPr>
-        <w:t>training</w:t>
-      </w:r>
-      <w:r>
-        <w:rPr>
-          <w:b w:val="0"/>
-        </w:rPr>
-        <w:t xml:space="preserve"> or evaluating the recommender.</w:t>
-      </w:r>
-    </w:p>
-    <w:p>
-      <w:pPr>
-        <w:spacing w:line="336" w:lineRule="auto" w:after="180"/>
-      </w:pPr>
-      <w:r>
-        <w:rPr>
-          <w:b w:val="0"/>
-        </w:rPr>
-        <w:t xml:space="preserve">The project change and </w:t>
-      </w:r>
-      <w:r>
-        <w:rPr>
-          <w:b/>
-        </w:rPr>
-        <w:t>evidence</w:t>
-      </w:r>
       <w:r>
         <w:rPr>
           <w:b w:val="0"/>
@@ -1049,710 +756,20 @@
         <w:pStyle w:val="Heading1"/>
       </w:pPr>
       <w:r>
-        <w:t>10. Self check</w:t>
-      </w:r>
-    </w:p>
-    <w:p>
-      <w:r>
-        <w:t>Judge explanation, evidence, transfer and limits separately; attach the work behind your judgement.</w:t>
-      </w:r>
-    </w:p>
-    <w:p>
-      <w:pPr>
-        <w:pStyle w:val="ListBullet"/>
-      </w:pPr>
-      <w:r>
-        <w:t>I can explain the mechanism.</w:t>
-      </w:r>
-    </w:p>
-    <w:p>
-      <w:pPr>
-        <w:pStyle w:val="ListBullet"/>
-      </w:pPr>
-      <w:r>
-        <w:t>I can show evidence.</w:t>
-      </w:r>
-    </w:p>
-    <w:p>
-      <w:pPr>
-        <w:pStyle w:val="ListBullet"/>
-      </w:pPr>
-      <w:r>
-        <w:t>I can handle a changed case.</w:t>
-      </w:r>
-    </w:p>
-    <w:p>
-      <w:pPr>
-        <w:pStyle w:val="ListBullet"/>
-      </w:pPr>
-      <w:r>
-        <w:t>I can name a limit.</w:t>
-      </w:r>
-    </w:p>
-    <w:p>
-      <w:r>
-        <w:t>Mark each as not yet, with help or independently, and attach supporting work.</w:t>
-      </w:r>
-    </w:p>
-    <w:p>
-      <w:pPr>
-        <w:spacing w:line="336" w:lineRule="auto" w:after="180"/>
-      </w:pPr>
-      <w:r>
-        <w:rPr>
-          <w:b w:val="0"/>
-        </w:rPr>
-        <w:t>Teacher review ____________________  Next step ____________________</w:t>
-      </w:r>
-    </w:p>
-    <w:p>
-      <w:pPr>
-        <w:pStyle w:val="Heading1"/>
-      </w:pPr>
-      <w:r>
-        <w:t>11. Transfer practice from the original programme</w:t>
-      </w:r>
-    </w:p>
-    <w:p>
-      <w:r>
-        <w:t>Use this earlier case as transfer practice. A case already discussed with feedback is not fresh assessment evidence.</w:t>
-      </w:r>
-    </w:p>
-    <w:p>
-      <w:pPr>
-        <w:spacing w:line="336" w:lineRule="auto" w:after="180"/>
-      </w:pPr>
-      <w:r>
-        <w:rPr>
-          <w:b w:val="0"/>
-        </w:rPr>
-        <w:t xml:space="preserve">Two </w:t>
-      </w:r>
-      <w:r>
-        <w:rPr>
-          <w:b/>
-        </w:rPr>
-        <w:t>label</w:t>
-      </w:r>
-      <w:r>
-        <w:rPr>
-          <w:b w:val="0"/>
-        </w:rPr>
-        <w:t xml:space="preserve">ers use 'short' to mean pages&lt;100 and pages&lt;=100. They disagree only on 100-page books. Write a shared definition and explain how to repair the existing </w:t>
-      </w:r>
-      <w:r>
-        <w:rPr>
-          <w:b/>
-        </w:rPr>
-        <w:t>label</w:t>
-      </w:r>
-      <w:r>
-        <w:rPr>
-          <w:b w:val="0"/>
-        </w:rPr>
-        <w:t>s.</w:t>
-      </w:r>
-    </w:p>
-    <w:p>
-      <w:pPr>
-        <w:pStyle w:val="Heading3"/>
-      </w:pPr>
-      <w:r>
-        <w:t>My independently reasoned answer</w:t>
-      </w:r>
-    </w:p>
-    <w:p>
-      <w:r>
-        <w:t>________________________________________________________________</w:t>
-      </w:r>
-    </w:p>
-    <w:p>
-      <w:r>
-        <w:t>________________________________________________________________</w:t>
-      </w:r>
-    </w:p>
-    <w:p>
-      <w:r>
-        <w:t>________________________________________________________________</w:t>
-      </w:r>
-    </w:p>
-    <w:p>
-      <w:r>
-        <w:t>________________________________________________________________</w:t>
-      </w:r>
-    </w:p>
-    <w:p>
-      <w:r>
-        <w:t>________________________________________________________________</w:t>
-      </w:r>
-    </w:p>
-    <w:p>
-      <w:r>
-        <w:t>________________________________________________________________</w:t>
-      </w:r>
-    </w:p>
-    <w:p>
-      <w:r>
-        <w:t>________________________________________________________________</w:t>
-      </w:r>
-    </w:p>
-    <w:p>
-      <w:pPr>
-        <w:spacing w:line="336" w:lineRule="auto" w:after="180"/>
-      </w:pPr>
-      <w:r>
-        <w:rPr>
-          <w:b w:val="0"/>
-        </w:rPr>
-        <w:t>Record support used: none, hint or teacher explanation.</w:t>
-      </w:r>
-    </w:p>
-    <w:p>
-      <w:pPr>
-        <w:pStyle w:val="Heading1"/>
-      </w:pPr>
-      <w:r>
-        <w:t>12. W1 Apply the calendar guide</w:t>
-      </w:r>
-    </w:p>
-    <w:p>
-      <w:r>
-        <w:t>Apply the calendar guide. Apply the supplied Operational Labels facts and keep your reasoning.</w:t>
-      </w:r>
-    </w:p>
-    <w:p>
-      <w:pPr>
-        <w:spacing w:line="336" w:lineRule="auto" w:after="180"/>
-      </w:pPr>
-      <w:r>
-        <w:rPr>
-          <w:b w:val="0"/>
-        </w:rPr>
-        <w:t>The calendar policy accepts whole-number days 1 through 30 inclusive and a room code A or B. Check known failures first, then unknown fields, then readiness.</w:t>
-      </w:r>
-    </w:p>
-    <w:p>
-      <w:pPr>
-        <w:spacing w:line="336" w:lineRule="auto" w:after="180"/>
-      </w:pPr>
-      <w:r>
-        <w:rPr>
-          <w:b/>
-        </w:rPr>
-        <w:t>Label</w:t>
-      </w:r>
-      <w:r>
-        <w:rPr>
-          <w:b w:val="0"/>
-        </w:rPr>
-        <w:t xml:space="preserve"> these cards and give </w:t>
-      </w:r>
-      <w:r>
-        <w:rPr>
-          <w:b/>
-        </w:rPr>
-        <w:t>evidence</w:t>
-      </w:r>
-      <w:r>
-        <w:rPr>
-          <w:b w:val="0"/>
-        </w:rPr>
-        <w:t>: day 30 room B; day 31 room A; day 14 room unreadable; day 31 room unreadable.</w:t>
-      </w:r>
-    </w:p>
-    <w:p>
-      <w:pPr>
-        <w:pStyle w:val="Heading3"/>
-      </w:pPr>
-      <w:r>
-        <w:t>My reasoning and evidence</w:t>
-      </w:r>
-    </w:p>
-    <w:p>
-      <w:r>
-        <w:t>________________________________________________________________</w:t>
-      </w:r>
-    </w:p>
-    <w:p>
-      <w:r>
-        <w:t>________________________________________________________________</w:t>
-      </w:r>
-    </w:p>
-    <w:p>
-      <w:r>
-        <w:t>________________________________________________________________</w:t>
-      </w:r>
-    </w:p>
-    <w:p>
-      <w:r>
-        <w:t>________________________________________________________________</w:t>
-      </w:r>
-    </w:p>
-    <w:p>
-      <w:r>
-        <w:t>________________________________________________________________</w:t>
-      </w:r>
-    </w:p>
-    <w:p>
-      <w:r>
-        <w:t>________________________________________________________________</w:t>
-      </w:r>
-    </w:p>
-    <w:p>
-      <w:r>
-        <w:t>________________________________________________________________</w:t>
-      </w:r>
-    </w:p>
-    <w:p>
-      <w:pPr>
-        <w:pStyle w:val="Heading1"/>
-      </w:pPr>
-      <w:r>
-        <w:t>13. W2 Replace a vague instruction</w:t>
-      </w:r>
-    </w:p>
-    <w:p>
-      <w:r>
-        <w:t>Replace a vague instruction. Apply the supplied Operational Labels facts and keep your reasoning.</w:t>
-      </w:r>
-    </w:p>
-    <w:p>
-      <w:pPr>
-        <w:spacing w:line="336" w:lineRule="auto" w:after="180"/>
-      </w:pPr>
-      <w:r>
-        <w:rPr>
-          <w:b w:val="0"/>
-        </w:rPr>
-        <w:t xml:space="preserve">A helper says </w:t>
-      </w:r>
-      <w:r>
-        <w:rPr>
-          <w:b/>
-        </w:rPr>
-        <w:t>Label</w:t>
-      </w:r>
-      <w:r>
-        <w:rPr>
-          <w:b w:val="0"/>
-        </w:rPr>
-        <w:t xml:space="preserve"> a card ready if it looks nice. Explain why this can lead to inconsistent </w:t>
-      </w:r>
-      <w:r>
-        <w:rPr>
-          <w:b/>
-        </w:rPr>
-        <w:t>label</w:t>
-      </w:r>
-      <w:r>
-        <w:rPr>
-          <w:b w:val="0"/>
-        </w:rPr>
-        <w:t>s.</w:t>
-      </w:r>
-    </w:p>
-    <w:p>
-      <w:pPr>
-        <w:spacing w:line="336" w:lineRule="auto" w:after="180"/>
-      </w:pPr>
-      <w:r>
-        <w:rPr>
-          <w:b w:val="0"/>
-        </w:rPr>
-        <w:t>Replace it with an instruction that another person can apply using the calendar policy, including what to do about a blank field.</w:t>
-      </w:r>
-    </w:p>
-    <w:p>
-      <w:pPr>
-        <w:pStyle w:val="Heading3"/>
-      </w:pPr>
-      <w:r>
-        <w:t>My reasoning and evidence</w:t>
-      </w:r>
-    </w:p>
-    <w:p>
-      <w:r>
-        <w:t>________________________________________________________________</w:t>
-      </w:r>
-    </w:p>
-    <w:p>
-      <w:r>
-        <w:t>________________________________________________________________</w:t>
-      </w:r>
-    </w:p>
-    <w:p>
-      <w:r>
-        <w:t>________________________________________________________________</w:t>
-      </w:r>
-    </w:p>
-    <w:p>
-      <w:r>
-        <w:t>________________________________________________________________</w:t>
-      </w:r>
-    </w:p>
-    <w:p>
-      <w:r>
-        <w:t>________________________________________________________________</w:t>
-      </w:r>
-    </w:p>
-    <w:p>
-      <w:r>
-        <w:t>________________________________________________________________</w:t>
-      </w:r>
-    </w:p>
-    <w:p>
-      <w:pPr>
-        <w:pStyle w:val="Heading1"/>
-      </w:pPr>
-      <w:r>
-        <w:t>14. W3 Count and investigate disagreement</w:t>
-      </w:r>
-    </w:p>
-    <w:p>
-      <w:r>
-        <w:t>Count and investigate disagreement. Apply the supplied Operational Labels facts and keep your reasoning.</w:t>
-      </w:r>
-    </w:p>
-    <w:p>
-      <w:pPr>
-        <w:spacing w:line="336" w:lineRule="auto" w:after="180"/>
-      </w:pPr>
-      <w:r>
-        <w:rPr>
-          <w:b w:val="0"/>
-        </w:rPr>
-        <w:t xml:space="preserve">For the same four cards, Mina records ready, revise, review, ready. Theo records ready, review, review, revise. How many positions agree? Identify the </w:t>
-      </w:r>
-      <w:r>
-        <w:rPr>
-          <w:b/>
-        </w:rPr>
-        <w:t>disagreement</w:t>
-      </w:r>
-      <w:r>
-        <w:rPr>
-          <w:b w:val="0"/>
-        </w:rPr>
-        <w:t>s.</w:t>
-      </w:r>
-    </w:p>
-    <w:p>
-      <w:pPr>
-        <w:spacing w:line="336" w:lineRule="auto" w:after="180"/>
-      </w:pPr>
-      <w:r>
-        <w:rPr>
-          <w:b w:val="0"/>
-        </w:rPr>
-        <w:t xml:space="preserve">Can you decide which </w:t>
-      </w:r>
-      <w:r>
-        <w:rPr>
-          <w:b/>
-        </w:rPr>
-        <w:t>annotator</w:t>
-      </w:r>
-      <w:r>
-        <w:rPr>
-          <w:b w:val="0"/>
-        </w:rPr>
-        <w:t xml:space="preserve"> is correct from these </w:t>
-      </w:r>
-      <w:r>
-        <w:rPr>
-          <w:b/>
-        </w:rPr>
-        <w:t>label</w:t>
-      </w:r>
-      <w:r>
-        <w:rPr>
-          <w:b w:val="0"/>
-        </w:rPr>
-        <w:t xml:space="preserve"> lists alone? Explain what else you need.</w:t>
-      </w:r>
-    </w:p>
-    <w:p>
-      <w:pPr>
-        <w:pStyle w:val="Heading3"/>
-      </w:pPr>
-      <w:r>
-        <w:t>My reasoning and evidence</w:t>
-      </w:r>
-    </w:p>
-    <w:p>
-      <w:r>
-        <w:t>________________________________________________________________</w:t>
-      </w:r>
-    </w:p>
-    <w:p>
-      <w:r>
-        <w:t>________________________________________________________________</w:t>
-      </w:r>
-    </w:p>
-    <w:p>
-      <w:r>
-        <w:t>________________________________________________________________</w:t>
-      </w:r>
-    </w:p>
-    <w:p>
-      <w:r>
-        <w:t>________________________________________________________________</w:t>
-      </w:r>
-    </w:p>
-    <w:p>
-      <w:r>
-        <w:t>________________________________________________________________</w:t>
-      </w:r>
-    </w:p>
-    <w:p>
-      <w:r>
-        <w:t>________________________________________________________________</w:t>
-      </w:r>
-    </w:p>
-    <w:p>
-      <w:pPr>
-        <w:pStyle w:val="Heading1"/>
-      </w:pPr>
-      <w:r>
-        <w:t>15. W4 Transfer the method to a new record</w:t>
-      </w:r>
-    </w:p>
-    <w:p>
-      <w:r>
-        <w:t>Attempt before feedback. If this repeats the selected independent case, reuse that first attempt; otherwise keep a separate record. Transfer the method to a new record. Apply the supplied Operational Labels facts and keep your reasoning.</w:t>
-      </w:r>
-    </w:p>
-    <w:p>
-      <w:pPr>
-        <w:spacing w:line="336" w:lineRule="auto" w:after="180"/>
-      </w:pPr>
-      <w:r>
-        <w:rPr>
-          <w:b w:val="0"/>
-        </w:rPr>
-        <w:t>A fictional equipment-request form accepts a whole-number borrowing duration of 1 through 7 days inclusive and one item code X or Y.</w:t>
-      </w:r>
-    </w:p>
-    <w:p>
-      <w:pPr>
-        <w:spacing w:line="336" w:lineRule="auto" w:after="180"/>
-      </w:pPr>
-      <w:r>
-        <w:rPr>
-          <w:b/>
-        </w:rPr>
-        <w:t>Label</w:t>
-      </w:r>
-      <w:r>
-        <w:rPr>
-          <w:b w:val="0"/>
-        </w:rPr>
-        <w:t xml:space="preserve"> revise if any known field fails; otherwise </w:t>
-      </w:r>
-      <w:r>
-        <w:rPr>
-          <w:b/>
-        </w:rPr>
-        <w:t>label</w:t>
-      </w:r>
-      <w:r>
-        <w:rPr>
-          <w:b w:val="0"/>
-        </w:rPr>
-        <w:t xml:space="preserve"> review if a field is blank or unreadable; otherwise </w:t>
-      </w:r>
-      <w:r>
-        <w:rPr>
-          <w:b/>
-        </w:rPr>
-        <w:t>label</w:t>
-      </w:r>
-      <w:r>
-        <w:rPr>
-          <w:b w:val="0"/>
-        </w:rPr>
-        <w:t xml:space="preserve"> ready. Classify these forms and justify each: 7 days X; 8 days Y; unreadable duration X; 8 days blank code.</w:t>
-      </w:r>
-    </w:p>
-    <w:p>
-      <w:pPr>
-        <w:spacing w:line="336" w:lineRule="auto" w:after="180"/>
-      </w:pPr>
-      <w:r>
-        <w:rPr>
-          <w:b w:val="0"/>
-        </w:rPr>
-        <w:t>Explain whether ready alone grants permission to borrow.</w:t>
-      </w:r>
-    </w:p>
-    <w:p>
-      <w:pPr>
-        <w:pStyle w:val="Heading3"/>
-      </w:pPr>
-      <w:r>
-        <w:t>My reasoning and evidence</w:t>
-      </w:r>
-    </w:p>
-    <w:p>
-      <w:r>
-        <w:t>________________________________________________________________</w:t>
-      </w:r>
-    </w:p>
-    <w:p>
-      <w:r>
-        <w:t>________________________________________________________________</w:t>
-      </w:r>
-    </w:p>
-    <w:p>
-      <w:r>
-        <w:t>________________________________________________________________</w:t>
-      </w:r>
-    </w:p>
-    <w:p>
-      <w:r>
-        <w:t>________________________________________________________________</w:t>
-      </w:r>
-    </w:p>
-    <w:p>
-      <w:r>
-        <w:t>________________________________________________________________</w:t>
-      </w:r>
-    </w:p>
-    <w:p>
-      <w:r>
-        <w:t>________________________________________________________________</w:t>
-      </w:r>
-    </w:p>
-    <w:p>
-      <w:r>
-        <w:t>________________________________________________________________</w:t>
-      </w:r>
-    </w:p>
-    <w:p>
-      <w:r>
-        <w:t>________________________________________________________________</w:t>
-      </w:r>
-    </w:p>
-    <w:p>
-      <w:pPr>
-        <w:pStyle w:val="Heading1"/>
-      </w:pPr>
-      <w:r>
-        <w:t>16. W5 Keep a policy change visible</w:t>
-      </w:r>
-    </w:p>
-    <w:p>
-      <w:r>
-        <w:t>Keep a policy change visible. Apply the supplied Operational Labels facts and keep your reasoning.</w:t>
-      </w:r>
-    </w:p>
-    <w:p>
-      <w:pPr>
-        <w:spacing w:line="336" w:lineRule="auto" w:after="180"/>
-      </w:pPr>
-      <w:r>
-        <w:rPr>
-          <w:b w:val="0"/>
-        </w:rPr>
-        <w:t xml:space="preserve">Version 1 accepts calendar days 1 through 30. Version 2 accepts days 1 through 31. A card says day 31 room A. State its </w:t>
-      </w:r>
-      <w:r>
-        <w:rPr>
-          <w:b/>
-        </w:rPr>
-        <w:t>label</w:t>
-      </w:r>
-      <w:r>
-        <w:rPr>
-          <w:b w:val="0"/>
-        </w:rPr>
-        <w:t xml:space="preserve"> under each version.</w:t>
-      </w:r>
-    </w:p>
-    <w:p>
-      <w:pPr>
-        <w:spacing w:line="336" w:lineRule="auto" w:after="180"/>
-      </w:pPr>
-      <w:r>
-        <w:rPr>
-          <w:b w:val="0"/>
-        </w:rPr>
-        <w:t xml:space="preserve">Explain why mixing the two </w:t>
-      </w:r>
-      <w:r>
-        <w:rPr>
-          <w:b/>
-        </w:rPr>
-        <w:t>label</w:t>
-      </w:r>
-      <w:r>
-        <w:rPr>
-          <w:b w:val="0"/>
-        </w:rPr>
-        <w:t xml:space="preserve">s without recording the version could create a misleading </w:t>
-      </w:r>
-      <w:r>
-        <w:rPr>
-          <w:b/>
-        </w:rPr>
-        <w:t>training</w:t>
-      </w:r>
-      <w:r>
-        <w:rPr>
-          <w:b w:val="0"/>
-        </w:rPr>
-        <w:t xml:space="preserve"> dataset.</w:t>
-      </w:r>
-    </w:p>
-    <w:p>
-      <w:pPr>
-        <w:pStyle w:val="Heading3"/>
-      </w:pPr>
-      <w:r>
-        <w:t>My reasoning and evidence</w:t>
-      </w:r>
-    </w:p>
-    <w:p>
-      <w:r>
-        <w:t>________________________________________________________________</w:t>
-      </w:r>
-    </w:p>
-    <w:p>
-      <w:r>
-        <w:t>________________________________________________________________</w:t>
-      </w:r>
-    </w:p>
-    <w:p>
-      <w:r>
-        <w:t>________________________________________________________________</w:t>
-      </w:r>
-    </w:p>
-    <w:p>
-      <w:r>
-        <w:t>________________________________________________________________</w:t>
-      </w:r>
-    </w:p>
-    <w:p>
-      <w:r>
-        <w:t>________________________________________________________________</w:t>
-      </w:r>
-    </w:p>
-    <w:p>
-      <w:r>
-        <w:t>________________________________________________________________</w:t>
-      </w:r>
-    </w:p>
-    <w:p>
-      <w:pPr>
-        <w:pStyle w:val="Heading1"/>
-      </w:pPr>
-      <w:r>
-        <w:t>17. Feedback, return check and learning record</w:t>
-      </w:r>
-    </w:p>
-    <w:p>
-      <w:r>
-        <w:t>Record the first repaired step and a different case to revisit after a delay.</w:t>
+        <w:t>17. Feedback · Repair and return</w:t>
+      </w:r>
+    </w:p>
+    <w:p>
+      <w:r>
+        <w:t>Keep the first attempt, the repair and a changed-case return.</w:t>
+      </w:r>
+    </w:p>
+    <w:p>
+      <w:pPr>
+        <w:pStyle w:val="Heading2"/>
+      </w:pPr>
+      <w:r>
+        <w:t>Your evidence record</w:t>
       </w:r>
     </w:p>
     <w:tbl>
@@ -1907,12 +924,979 @@
         <w:pStyle w:val="Heading1"/>
       </w:pPr>
       <w:r>
-        <w:t>18. Pictorial case practice: Operational Labels</w:t>
-      </w:r>
-    </w:p>
-    <w:p>
-      <w:r>
-        <w:t>Two fictional catalogue reviewers label books compact or extended. Explain the labelled step before checking the changed condition.</w:t>
+        <w:t>10. Finish · Judge the evidence in your work</w:t>
+      </w:r>
+    </w:p>
+    <w:p>
+      <w:r>
+        <w:t>Point to work that supports your confidence level.</w:t>
+      </w:r>
+    </w:p>
+    <w:p>
+      <w:pPr>
+        <w:pStyle w:val="Heading2"/>
+      </w:pPr>
+      <w:r>
+        <w:t>Your evidence record</w:t>
+      </w:r>
+    </w:p>
+    <w:p>
+      <w:pPr>
+        <w:pStyle w:val="ListBullet"/>
+      </w:pPr>
+      <w:r>
+        <w:t>I can explain the mechanism.</w:t>
+      </w:r>
+    </w:p>
+    <w:p>
+      <w:pPr>
+        <w:pStyle w:val="ListBullet"/>
+      </w:pPr>
+      <w:r>
+        <w:t>I can show evidence.</w:t>
+      </w:r>
+    </w:p>
+    <w:p>
+      <w:pPr>
+        <w:pStyle w:val="ListBullet"/>
+      </w:pPr>
+      <w:r>
+        <w:t>I can handle a changed case.</w:t>
+      </w:r>
+    </w:p>
+    <w:p>
+      <w:pPr>
+        <w:pStyle w:val="ListBullet"/>
+      </w:pPr>
+      <w:r>
+        <w:t>I can name a limit.</w:t>
+      </w:r>
+    </w:p>
+    <w:p>
+      <w:r>
+        <w:t>Mark each as not yet, with help or independently, and attach supporting work.</w:t>
+      </w:r>
+    </w:p>
+    <w:p>
+      <w:pPr>
+        <w:spacing w:line="336" w:lineRule="auto" w:after="180"/>
+      </w:pPr>
+      <w:r>
+        <w:rPr>
+          <w:b w:val="0"/>
+        </w:rPr>
+        <w:t>Teacher review ____________________  Next step ____________________</w:t>
+      </w:r>
+    </w:p>
+    <w:p>
+      <w:pPr>
+        <w:pStyle w:val="Heading1"/>
+      </w:pPr>
+      <w:r>
+        <w:t>Reference bank and extra practice</w:t>
+      </w:r>
+    </w:p>
+    <w:p>
+      <w:pPr>
+        <w:pStyle w:val="Heading1"/>
+      </w:pPr>
+      <w:r>
+        <w:t>02. Reference · Supported W2 record</w:t>
+      </w:r>
+    </w:p>
+    <w:p>
+      <w:r>
+        <w:t>This is the same W2 attempt. Keep one response record.</w:t>
+      </w:r>
+    </w:p>
+    <w:p>
+      <w:pPr>
+        <w:pStyle w:val="Heading2"/>
+      </w:pPr>
+      <w:r>
+        <w:t>Use this when helpful</w:t>
+      </w:r>
+    </w:p>
+    <w:p>
+      <w:pPr>
+        <w:spacing w:line="336" w:lineRule="auto" w:after="180"/>
+      </w:pPr>
+      <w:r>
+        <w:rPr>
+          <w:b w:val="0"/>
+        </w:rPr>
+        <w:t xml:space="preserve">Use W2: Replace a vague instruction for Categories and operational </w:t>
+      </w:r>
+      <w:r>
+        <w:rPr>
+          <w:b/>
+        </w:rPr>
+        <w:t>label</w:t>
+      </w:r>
+      <w:r>
+        <w:rPr>
+          <w:b w:val="0"/>
+        </w:rPr>
+        <w:t>s. Record the answer once; the lesson and workbook refer to the same attempt.</w:t>
+      </w:r>
+    </w:p>
+    <w:tbl>
+      <w:tblPr>
+        <w:tblStyle w:val="LightShading-Accent1"/>
+        <w:tblW w:type="auto" w:w="0"/>
+        <w:tblLook w:firstColumn="1" w:firstRow="1" w:lastColumn="0" w:lastRow="0" w:noHBand="0" w:noVBand="1" w:val="04A0"/>
+      </w:tblPr>
+      <w:tblGrid>
+        <w:gridCol w:w="2556"/>
+        <w:gridCol w:w="2556"/>
+        <w:gridCol w:w="2556"/>
+        <w:gridCol w:w="2556"/>
+      </w:tblGrid>
+      <w:tr>
+        <w:trPr>
+          <w:tblHeader/>
+        </w:trPr>
+        <w:tc>
+          <w:tcPr>
+            <w:tcW w:type="dxa" w:w="2556"/>
+          </w:tcPr>
+          <w:p>
+            <w:r>
+              <w:t>Given inputs</w:t>
+            </w:r>
+          </w:p>
+        </w:tc>
+        <w:tc>
+          <w:tcPr>
+            <w:tcW w:type="dxa" w:w="2556"/>
+          </w:tcPr>
+          <w:p>
+            <w:r>
+              <w:t>Procedure I chose</w:t>
+            </w:r>
+          </w:p>
+        </w:tc>
+        <w:tc>
+          <w:tcPr>
+            <w:tcW w:type="dxa" w:w="2556"/>
+          </w:tcPr>
+          <w:p>
+            <w:r>
+              <w:t>Middle steps</w:t>
+            </w:r>
+          </w:p>
+        </w:tc>
+        <w:tc>
+          <w:tcPr>
+            <w:tcW w:type="dxa" w:w="2556"/>
+          </w:tcPr>
+          <w:p>
+            <w:r>
+              <w:t>Result and check</w:t>
+            </w:r>
+          </w:p>
+        </w:tc>
+      </w:tr>
+      <w:tr>
+        <w:tc>
+          <w:tcPr>
+            <w:tcW w:type="dxa" w:w="2556"/>
+          </w:tcPr>
+          <w:p>
+            <w:r/>
+          </w:p>
+        </w:tc>
+        <w:tc>
+          <w:tcPr>
+            <w:tcW w:type="dxa" w:w="2556"/>
+          </w:tcPr>
+          <w:p>
+            <w:r/>
+          </w:p>
+        </w:tc>
+        <w:tc>
+          <w:tcPr>
+            <w:tcW w:type="dxa" w:w="2556"/>
+          </w:tcPr>
+          <w:p>
+            <w:r/>
+          </w:p>
+        </w:tc>
+        <w:tc>
+          <w:tcPr>
+            <w:tcW w:type="dxa" w:w="2556"/>
+          </w:tcPr>
+          <w:p>
+            <w:r/>
+          </w:p>
+        </w:tc>
+      </w:tr>
+    </w:tbl>
+    <w:p>
+      <w:pPr>
+        <w:pStyle w:val="Heading3"/>
+      </w:pPr>
+      <w:r>
+        <w:t>The step I completed without help, and the hint I needed</w:t>
+      </w:r>
+    </w:p>
+    <w:p>
+      <w:r>
+        <w:t>________________________________________________________________</w:t>
+      </w:r>
+    </w:p>
+    <w:p>
+      <w:r>
+        <w:t>________________________________________________________________</w:t>
+      </w:r>
+    </w:p>
+    <w:p>
+      <w:r>
+        <w:t>________________________________________________________________</w:t>
+      </w:r>
+    </w:p>
+    <w:p>
+      <w:pPr>
+        <w:pStyle w:val="Heading1"/>
+      </w:pPr>
+      <w:r>
+        <w:t>03. Extra practice · Repair the explanation</w:t>
+      </w:r>
+    </w:p>
+    <w:p>
+      <w:r>
+        <w:t>Explain the deciding fact before discussing the answer.</w:t>
+      </w:r>
+    </w:p>
+    <w:p>
+      <w:pPr>
+        <w:pStyle w:val="Heading2"/>
+      </w:pPr>
+      <w:r>
+        <w:t>Use this when helpful</w:t>
+      </w:r>
+    </w:p>
+    <w:p>
+      <w:pPr>
+        <w:spacing w:line="336" w:lineRule="auto" w:after="180"/>
+      </w:pPr>
+      <w:r>
+        <w:rPr>
+          <w:b w:val="0"/>
+        </w:rPr>
+        <w:t xml:space="preserve">Use the worked case for Categories and operational </w:t>
+      </w:r>
+      <w:r>
+        <w:rPr>
+          <w:b/>
+        </w:rPr>
+        <w:t>label</w:t>
+      </w:r>
+      <w:r>
+        <w:rPr>
+          <w:b w:val="0"/>
+        </w:rPr>
+        <w:t>s. Proposed explanation: “A blank is the same as a failing value”. Decide whether this explanation is supported.</w:t>
+      </w:r>
+    </w:p>
+    <w:p>
+      <w:pPr>
+        <w:spacing w:line="336" w:lineRule="auto" w:after="180"/>
+      </w:pPr>
+      <w:r>
+        <w:rPr>
+          <w:b w:val="0"/>
+        </w:rPr>
+        <w:t>Point to the step or supplied fact that decides; explain your repair if needed.</w:t>
+      </w:r>
+    </w:p>
+    <w:p>
+      <w:pPr>
+        <w:pStyle w:val="Heading3"/>
+      </w:pPr>
+      <w:r>
+        <w:t>My explanation before partner discussion</w:t>
+      </w:r>
+    </w:p>
+    <w:p>
+      <w:r>
+        <w:t>________________________________________________________________</w:t>
+      </w:r>
+    </w:p>
+    <w:p>
+      <w:r>
+        <w:t>________________________________________________________________</w:t>
+      </w:r>
+    </w:p>
+    <w:p>
+      <w:r>
+        <w:t>________________________________________________________________</w:t>
+      </w:r>
+    </w:p>
+    <w:p>
+      <w:r>
+        <w:t>________________________________________________________________</w:t>
+      </w:r>
+    </w:p>
+    <w:p>
+      <w:pPr>
+        <w:pStyle w:val="Heading1"/>
+      </w:pPr>
+      <w:r>
+        <w:t>05. Reference · Original learning target</w:t>
+      </w:r>
+    </w:p>
+    <w:p>
+      <w:r>
+        <w:t>Use this target to inspect an explanation.</w:t>
+      </w:r>
+    </w:p>
+    <w:p>
+      <w:pPr>
+        <w:pStyle w:val="Heading2"/>
+      </w:pPr>
+      <w:r>
+        <w:t>Use this when helpful</w:t>
+      </w:r>
+    </w:p>
+    <w:p>
+      <w:pPr>
+        <w:spacing w:line="336" w:lineRule="auto" w:after="180"/>
+      </w:pPr>
+      <w:r>
+        <w:rPr>
+          <w:b w:val="0"/>
+        </w:rPr>
+        <w:t xml:space="preserve">Two </w:t>
+      </w:r>
+      <w:r>
+        <w:rPr>
+          <w:b/>
+        </w:rPr>
+        <w:t>label</w:t>
+      </w:r>
+      <w:r>
+        <w:rPr>
+          <w:b w:val="0"/>
+        </w:rPr>
+        <w:t xml:space="preserve">ers use 'short' to mean pages&lt;100 and pages&lt;=100. They disagree only on 100-page books. Write a shared definition and explain how to repair the existing </w:t>
+      </w:r>
+      <w:r>
+        <w:rPr>
+          <w:b/>
+        </w:rPr>
+        <w:t>label</w:t>
+      </w:r>
+      <w:r>
+        <w:rPr>
+          <w:b w:val="0"/>
+        </w:rPr>
+        <w:t>s.</w:t>
+      </w:r>
+    </w:p>
+    <w:p>
+      <w:pPr>
+        <w:pStyle w:val="Heading1"/>
+      </w:pPr>
+      <w:r>
+        <w:t>06. Extra practice · A complete case</w:t>
+      </w:r>
+    </w:p>
+    <w:p>
+      <w:r>
+        <w:t>Try the question before checking the worked explanation.</w:t>
+      </w:r>
+    </w:p>
+    <w:p>
+      <w:pPr>
+        <w:pStyle w:val="Heading2"/>
+      </w:pPr>
+      <w:r>
+        <w:t>Use this when helpful</w:t>
+      </w:r>
+    </w:p>
+    <w:p>
+      <w:pPr>
+        <w:spacing w:line="336" w:lineRule="auto" w:after="180"/>
+      </w:pPr>
+      <w:r>
+        <w:rPr>
+          <w:b w:val="0"/>
+        </w:rPr>
+        <w:t xml:space="preserve">Short means fewer than 100 pages. Two </w:t>
+      </w:r>
+      <w:r>
+        <w:rPr>
+          <w:b/>
+        </w:rPr>
+        <w:t>annotator</w:t>
+      </w:r>
+      <w:r>
+        <w:rPr>
+          <w:b w:val="0"/>
+        </w:rPr>
+        <w:t>s disagree about a 100-page book.</w:t>
+      </w:r>
+    </w:p>
+    <w:p>
+      <w:pPr>
+        <w:spacing w:line="336" w:lineRule="auto" w:after="180"/>
+      </w:pPr>
+      <w:r>
+        <w:rPr>
+          <w:b w:val="0"/>
+        </w:rPr>
+        <w:t xml:space="preserve">Resolve the </w:t>
+      </w:r>
+      <w:r>
+        <w:rPr>
+          <w:b/>
+        </w:rPr>
+        <w:t>label</w:t>
+      </w:r>
+      <w:r>
+        <w:rPr>
+          <w:b w:val="0"/>
+        </w:rPr>
+        <w:t>.</w:t>
+      </w:r>
+    </w:p>
+    <w:p>
+      <w:pPr>
+        <w:spacing w:line="336" w:lineRule="auto" w:after="180"/>
+      </w:pPr>
+      <w:r>
+        <w:rPr>
+          <w:b w:val="0"/>
+        </w:rPr>
+        <w:t xml:space="preserve">Show your trace, calculation or </w:t>
+      </w:r>
+      <w:r>
+        <w:rPr>
+          <w:b/>
+        </w:rPr>
+        <w:t>evidence</w:t>
+      </w:r>
+    </w:p>
+    <w:p>
+      <w:pPr>
+        <w:pStyle w:val="Heading3"/>
+      </w:pPr>
+      <w:r>
+        <w:t>Write or draw your reasoning and evidence.</w:t>
+      </w:r>
+    </w:p>
+    <w:p>
+      <w:r>
+        <w:t>________________________________________________________________</w:t>
+      </w:r>
+    </w:p>
+    <w:p>
+      <w:r>
+        <w:t>________________________________________________________________</w:t>
+      </w:r>
+    </w:p>
+    <w:p>
+      <w:r>
+        <w:t>________________________________________________________________</w:t>
+      </w:r>
+    </w:p>
+    <w:p>
+      <w:r>
+        <w:t>________________________________________________________________</w:t>
+      </w:r>
+    </w:p>
+    <w:p>
+      <w:r>
+        <w:t>________________________________________________________________</w:t>
+      </w:r>
+    </w:p>
+    <w:p>
+      <w:pPr>
+        <w:pStyle w:val="Heading1"/>
+      </w:pPr>
+      <w:r>
+        <w:t>07. Extra practice · A changed case</w:t>
+      </w:r>
+    </w:p>
+    <w:p>
+      <w:r>
+        <w:t>Keep this practice separate from the reserved independent attempt.</w:t>
+      </w:r>
+    </w:p>
+    <w:p>
+      <w:pPr>
+        <w:pStyle w:val="Heading2"/>
+      </w:pPr>
+      <w:r>
+        <w:t>Use this when helpful</w:t>
+      </w:r>
+    </w:p>
+    <w:p>
+      <w:pPr>
+        <w:spacing w:line="336" w:lineRule="auto" w:after="180"/>
+      </w:pPr>
+      <w:r>
+        <w:rPr>
+          <w:b w:val="0"/>
+        </w:rPr>
+        <w:t xml:space="preserve">Use a clear </w:t>
+      </w:r>
+      <w:r>
+        <w:rPr>
+          <w:b/>
+        </w:rPr>
+        <w:t>label</w:t>
+      </w:r>
+      <w:r>
+        <w:rPr>
+          <w:b w:val="0"/>
+        </w:rPr>
+        <w:t xml:space="preserve"> rule: short means 80 pages or fewer. Two judges </w:t>
+      </w:r>
+      <w:r>
+        <w:rPr>
+          <w:b/>
+        </w:rPr>
+        <w:t>label</w:t>
+      </w:r>
+      <w:r>
+        <w:rPr>
+          <w:b w:val="0"/>
+        </w:rPr>
+        <w:t xml:space="preserve"> an 80-page book differently. What shared instruction resolves this </w:t>
+      </w:r>
+      <w:r>
+        <w:rPr>
+          <w:b/>
+        </w:rPr>
+        <w:t>disagreement</w:t>
+      </w:r>
+      <w:r>
+        <w:rPr>
+          <w:b w:val="0"/>
+        </w:rPr>
+        <w:t>?</w:t>
+      </w:r>
+    </w:p>
+    <w:p>
+      <w:pPr>
+        <w:spacing w:line="336" w:lineRule="auto" w:after="180"/>
+      </w:pPr>
+      <w:r>
+        <w:rPr>
+          <w:b w:val="0"/>
+        </w:rPr>
+        <w:t>My practice answer and reason</w:t>
+      </w:r>
+    </w:p>
+    <w:p>
+      <w:pPr>
+        <w:pStyle w:val="Heading3"/>
+      </w:pPr>
+      <w:r>
+        <w:t>Write or draw your reasoning and evidence.</w:t>
+      </w:r>
+    </w:p>
+    <w:p>
+      <w:r>
+        <w:t>________________________________________________________________</w:t>
+      </w:r>
+    </w:p>
+    <w:p>
+      <w:r>
+        <w:t>________________________________________________________________</w:t>
+      </w:r>
+    </w:p>
+    <w:p>
+      <w:r>
+        <w:t>________________________________________________________________</w:t>
+      </w:r>
+    </w:p>
+    <w:p>
+      <w:r>
+        <w:t>________________________________________________________________</w:t>
+      </w:r>
+    </w:p>
+    <w:p>
+      <w:r>
+        <w:t>________________________________________________________________</w:t>
+      </w:r>
+    </w:p>
+    <w:p>
+      <w:pPr>
+        <w:pStyle w:val="Heading3"/>
+      </w:pPr>
+      <w:r>
+        <w:t>Week 8 Test and reflect</w:t>
+      </w:r>
+    </w:p>
+    <w:p>
+      <w:pPr>
+        <w:pStyle w:val="Heading1"/>
+      </w:pPr>
+      <w:r>
+        <w:t>08. Extra practice · Design a revealing test</w:t>
+      </w:r>
+    </w:p>
+    <w:p>
+      <w:r>
+        <w:t>Predict before tracing or testing.</w:t>
+      </w:r>
+    </w:p>
+    <w:p>
+      <w:pPr>
+        <w:pStyle w:val="Heading2"/>
+      </w:pPr>
+      <w:r>
+        <w:t>Use this when helpful</w:t>
+      </w:r>
+    </w:p>
+    <w:p>
+      <w:pPr>
+        <w:spacing w:line="336" w:lineRule="auto" w:after="180"/>
+      </w:pPr>
+      <w:r>
+        <w:rPr>
+          <w:b w:val="0"/>
+        </w:rPr>
+        <w:t xml:space="preserve">Create a changed </w:t>
+      </w:r>
+      <w:r>
+        <w:rPr>
+          <w:b/>
+        </w:rPr>
+        <w:t>input</w:t>
+      </w:r>
+      <w:r>
+        <w:rPr>
+          <w:b w:val="0"/>
+        </w:rPr>
+        <w:t>, boundary case or missing-information case. Write the expected answer or safe response before testing.</w:t>
+      </w:r>
+    </w:p>
+    <w:tbl>
+      <w:tblPr>
+        <w:tblStyle w:val="LightShading-Accent1"/>
+        <w:tblW w:type="auto" w:w="0"/>
+        <w:tblLook w:firstColumn="1" w:firstRow="1" w:lastColumn="0" w:lastRow="0" w:noHBand="0" w:noVBand="1" w:val="04A0"/>
+      </w:tblPr>
+      <w:tblGrid>
+        <w:gridCol w:w="5112"/>
+        <w:gridCol w:w="5112"/>
+      </w:tblGrid>
+      <w:tr>
+        <w:trPr>
+          <w:tblHeader/>
+        </w:trPr>
+        <w:tc>
+          <w:tcPr>
+            <w:tcW w:type="dxa" w:w="5112"/>
+          </w:tcPr>
+          <w:p>
+            <w:r>
+              <w:t>Test record</w:t>
+            </w:r>
+          </w:p>
+        </w:tc>
+        <w:tc>
+          <w:tcPr>
+            <w:tcW w:type="dxa" w:w="5112"/>
+          </w:tcPr>
+          <w:p>
+            <w:r>
+              <w:t>My evidence</w:t>
+            </w:r>
+          </w:p>
+        </w:tc>
+      </w:tr>
+      <w:tr>
+        <w:tc>
+          <w:tcPr>
+            <w:tcW w:type="dxa" w:w="5112"/>
+          </w:tcPr>
+          <w:p>
+            <w:r>
+              <w:t>Changed input or condition</w:t>
+            </w:r>
+          </w:p>
+        </w:tc>
+        <w:tc>
+          <w:tcPr>
+            <w:tcW w:type="dxa" w:w="5112"/>
+          </w:tcPr>
+          <w:p>
+            <w:r/>
+          </w:p>
+        </w:tc>
+      </w:tr>
+      <w:tr>
+        <w:tc>
+          <w:tcPr>
+            <w:tcW w:type="dxa" w:w="5112"/>
+          </w:tcPr>
+          <w:p>
+            <w:r>
+              <w:t>Expected answer or fallback</w:t>
+            </w:r>
+          </w:p>
+        </w:tc>
+        <w:tc>
+          <w:tcPr>
+            <w:tcW w:type="dxa" w:w="5112"/>
+          </w:tcPr>
+          <w:p>
+            <w:r/>
+          </w:p>
+        </w:tc>
+      </w:tr>
+      <w:tr>
+        <w:tc>
+          <w:tcPr>
+            <w:tcW w:type="dxa" w:w="5112"/>
+          </w:tcPr>
+          <w:p>
+            <w:r>
+              <w:t>Observed result</w:t>
+            </w:r>
+          </w:p>
+        </w:tc>
+        <w:tc>
+          <w:tcPr>
+            <w:tcW w:type="dxa" w:w="5112"/>
+          </w:tcPr>
+          <w:p>
+            <w:r/>
+          </w:p>
+        </w:tc>
+      </w:tr>
+      <w:tr>
+        <w:tc>
+          <w:tcPr>
+            <w:tcW w:type="dxa" w:w="5112"/>
+          </w:tcPr>
+          <w:p>
+            <w:r>
+              <w:t>Why the result occurred</w:t>
+            </w:r>
+          </w:p>
+        </w:tc>
+        <w:tc>
+          <w:tcPr>
+            <w:tcW w:type="dxa" w:w="5112"/>
+          </w:tcPr>
+          <w:p>
+            <w:r/>
+          </w:p>
+        </w:tc>
+      </w:tr>
+    </w:tbl>
+    <w:p>
+      <w:pPr>
+        <w:pStyle w:val="Heading1"/>
+      </w:pPr>
+      <w:r>
+        <w:t>11. Reference · Original target response space</w:t>
+      </w:r>
+    </w:p>
+    <w:p>
+      <w:r>
+        <w:t>This teaching case is practice rather than a fresh assessment.</w:t>
+      </w:r>
+    </w:p>
+    <w:p>
+      <w:pPr>
+        <w:pStyle w:val="Heading2"/>
+      </w:pPr>
+      <w:r>
+        <w:t>Use this when helpful</w:t>
+      </w:r>
+    </w:p>
+    <w:p>
+      <w:pPr>
+        <w:spacing w:line="336" w:lineRule="auto" w:after="180"/>
+      </w:pPr>
+      <w:r>
+        <w:rPr>
+          <w:b w:val="0"/>
+        </w:rPr>
+        <w:t xml:space="preserve">Two </w:t>
+      </w:r>
+      <w:r>
+        <w:rPr>
+          <w:b/>
+        </w:rPr>
+        <w:t>label</w:t>
+      </w:r>
+      <w:r>
+        <w:rPr>
+          <w:b w:val="0"/>
+        </w:rPr>
+        <w:t xml:space="preserve">ers use 'short' to mean pages&lt;100 and pages&lt;=100. They disagree only on 100-page books. Write a shared definition and explain how to repair the existing </w:t>
+      </w:r>
+      <w:r>
+        <w:rPr>
+          <w:b/>
+        </w:rPr>
+        <w:t>label</w:t>
+      </w:r>
+      <w:r>
+        <w:rPr>
+          <w:b w:val="0"/>
+        </w:rPr>
+        <w:t>s.</w:t>
+      </w:r>
+    </w:p>
+    <w:p>
+      <w:pPr>
+        <w:pStyle w:val="Heading3"/>
+      </w:pPr>
+      <w:r>
+        <w:t>My explanation after practice</w:t>
+      </w:r>
+    </w:p>
+    <w:p>
+      <w:r>
+        <w:t>________________________________________________________________</w:t>
+      </w:r>
+    </w:p>
+    <w:p>
+      <w:r>
+        <w:t>________________________________________________________________</w:t>
+      </w:r>
+    </w:p>
+    <w:p>
+      <w:r>
+        <w:t>________________________________________________________________</w:t>
+      </w:r>
+    </w:p>
+    <w:p>
+      <w:r>
+        <w:t>________________________________________________________________</w:t>
+      </w:r>
+    </w:p>
+    <w:p>
+      <w:r>
+        <w:t>________________________________________________________________</w:t>
+      </w:r>
+    </w:p>
+    <w:p>
+      <w:r>
+        <w:t>________________________________________________________________</w:t>
+      </w:r>
+    </w:p>
+    <w:p>
+      <w:r>
+        <w:t>________________________________________________________________</w:t>
+      </w:r>
+    </w:p>
+    <w:p>
+      <w:pPr>
+        <w:spacing w:line="336" w:lineRule="auto" w:after="180"/>
+      </w:pPr>
+      <w:r>
+        <w:rPr>
+          <w:b w:val="0"/>
+        </w:rPr>
+        <w:t>Record support used: none, hint or teacher explanation.</w:t>
+      </w:r>
+    </w:p>
+    <w:p>
+      <w:pPr>
+        <w:pStyle w:val="Heading1"/>
+      </w:pPr>
+      <w:r>
+        <w:t>15. Extra practice · Equipment-request policy</w:t>
+      </w:r>
+    </w:p>
+    <w:p>
+      <w:r>
+        <w:t>This is a different optional transfer case, not a duplicate of the selected W4.</w:t>
+      </w:r>
+    </w:p>
+    <w:p>
+      <w:pPr>
+        <w:pStyle w:val="Heading2"/>
+      </w:pPr>
+      <w:r>
+        <w:t>Apply the fully specified new policy</w:t>
+      </w:r>
+    </w:p>
+    <w:p>
+      <w:pPr>
+        <w:pStyle w:val="ListBullet"/>
+      </w:pPr>
+      <w:r>
+        <w:t>A fictional equipment-request form accepts a whole-number borrowing duration of 1 through 7 days inclusive and one item code X or Y. Label revise if any known field fails; otherwise label review if a field is blank or unreadable; otherwise label ready. Classify these forms and justify each: 7 days X; 8 days Y; unreadable duration X; 8 days blank code. Explain whether ready alone grants permission to borrow.</w:t>
+      </w:r>
+    </w:p>
+    <w:p>
+      <w:pPr>
+        <w:pStyle w:val="Heading3"/>
+      </w:pPr>
+      <w:r>
+        <w:t>My reasoning and evidence</w:t>
+      </w:r>
+    </w:p>
+    <w:p>
+      <w:r>
+        <w:t>________________________________________________________________</w:t>
+      </w:r>
+    </w:p>
+    <w:p>
+      <w:r>
+        <w:t>________________________________________________________________</w:t>
+      </w:r>
+    </w:p>
+    <w:p>
+      <w:r>
+        <w:t>________________________________________________________________</w:t>
+      </w:r>
+    </w:p>
+    <w:p>
+      <w:r>
+        <w:t>________________________________________________________________</w:t>
+      </w:r>
+    </w:p>
+    <w:p>
+      <w:r>
+        <w:t>________________________________________________________________</w:t>
+      </w:r>
+    </w:p>
+    <w:p>
+      <w:r>
+        <w:t>________________________________________________________________</w:t>
+      </w:r>
+    </w:p>
+    <w:p>
+      <w:r>
+        <w:t>________________________________________________________________</w:t>
+      </w:r>
+    </w:p>
+    <w:p>
+      <w:r>
+        <w:t>________________________________________________________________</w:t>
+      </w:r>
+    </w:p>
+    <w:p>
+      <w:pPr>
+        <w:pStyle w:val="Heading1"/>
+      </w:pPr>
+      <w:r>
+        <w:t>18. Extra practice · Use the worked picture</w:t>
+      </w:r>
+    </w:p>
+    <w:p>
+      <w:r>
+        <w:t>Keep the explanation and the support you used.</w:t>
+      </w:r>
+    </w:p>
+    <w:p>
+      <w:pPr>
+        <w:pStyle w:val="Heading2"/>
+      </w:pPr>
+      <w:r>
+        <w:t>Use this when helpful</w:t>
       </w:r>
     </w:p>
     <w:p>
@@ -2035,7 +2019,6 @@
     <w:p>
       <w:pPr>
         <w:spacing w:line="336" w:lineRule="auto" w:after="180"/>
-        <w:shd w:fill="F5F1FB"/>
       </w:pPr>
       <w:r>
         <w:rPr>
@@ -2096,16 +2079,7 @@
     </w:p>
     <w:p>
       <w:pPr>
-        <w:pStyle w:val="Heading3"/>
-      </w:pPr>
-      <w:r>
-        <w:t>Record the help used</w:t>
-      </w:r>
-    </w:p>
-    <w:p>
-      <w:pPr>
         <w:spacing w:line="336" w:lineRule="auto" w:after="180"/>
-        <w:shd w:fill="F1F6F8"/>
       </w:pPr>
       <w:r>
         <w:rPr>
@@ -2154,12 +2128,20 @@
         <w:pStyle w:val="Heading1"/>
       </w:pPr>
       <w:r>
-        <w:t>19. Project portfolio milestone</w:t>
-      </w:r>
-    </w:p>
-    <w:p>
-      <w:r>
-        <w:t>Keep this week’s input, deciding step, result and limit together in the Transparent Book Recommender record.</w:t>
+        <w:t>19. Reference · Project portfolio record</w:t>
+      </w:r>
+    </w:p>
+    <w:p>
+      <w:r>
+        <w:t>Extend your main project response when helpful.</w:t>
+      </w:r>
+    </w:p>
+    <w:p>
+      <w:pPr>
+        <w:pStyle w:val="Heading2"/>
+      </w:pPr>
+      <w:r>
+        <w:t>Use this when helpful</w:t>
       </w:r>
     </w:p>
     <w:p>
@@ -2385,12 +2367,440 @@
         <w:pStyle w:val="Heading1"/>
       </w:pPr>
       <w:r>
-        <w:t>20. Supported practice and learning evidence</w:t>
-      </w:r>
-    </w:p>
-    <w:p>
-      <w:r>
-        <w:t>Try the supported questions before comparing with hints and feedback. Record what you repaired and the evidence you retained.</w:t>
+        <w:t>20. Extra practice: pictures, repair and feedback</w:t>
+      </w:r>
+    </w:p>
+    <w:p>
+      <w:r>
+        <w:t>Attempt each question before opening its explanation. Use one browser or paper copy.</w:t>
+      </w:r>
+    </w:p>
+    <w:p>
+      <w:pPr>
+        <w:pStyle w:val="Heading2"/>
+      </w:pPr>
+      <w:r>
+        <w:t>First supported question</w:t>
+      </w:r>
+    </w:p>
+    <w:p>
+      <w:pPr>
+        <w:pStyle w:val="ListBullet"/>
+      </w:pPr>
+      <w:r>
+        <w:t>Two fictional catalogue reviewers label books compact or extended.</w:t>
+      </w:r>
+    </w:p>
+    <w:p>
+      <w:pPr>
+        <w:pStyle w:val="Heading3"/>
+      </w:pPr>
+      <w:r>
+        <w:t>Practice 1: explain the deciding evidence</w:t>
+      </w:r>
+    </w:p>
+    <w:p>
+      <w:pPr>
+        <w:pStyle w:val="ListBullet"/>
+      </w:pPr>
+      <w:r>
+        <w:t>Which labelled step matches this detail? A must use &lt;=80; retain the disagreement and changed policy implementation.</w:t>
+      </w:r>
+    </w:p>
+    <w:p>
+      <w:pPr>
+        <w:pStyle w:val="ListBullet"/>
+      </w:pPr>
+      <w:r>
+        <w:t>1. Repair boundary</w:t>
+      </w:r>
+    </w:p>
+    <w:p>
+      <w:pPr>
+        <w:pStyle w:val="ListBullet"/>
+      </w:pPr>
+      <w:r>
+        <w:t>2. Reviewer B</w:t>
+      </w:r>
+    </w:p>
+    <w:p>
+      <w:pPr>
+        <w:pStyle w:val="ListBullet"/>
+      </w:pPr>
+      <w:r>
+        <w:t>3. Reviewer A</w:t>
+      </w:r>
+    </w:p>
+    <w:p>
+      <w:pPr>
+        <w:pStyle w:val="ListBullet"/>
+      </w:pPr>
+      <w:r>
+        <w:t>4. Shared definition</w:t>
+      </w:r>
+    </w:p>
+    <w:p>
+      <w:pPr>
+        <w:pStyle w:val="Heading3"/>
+      </w:pPr>
+      <w:r>
+        <w:t>My selected conclusion, deciding fact and explanation</w:t>
+      </w:r>
+    </w:p>
+    <w:p>
+      <w:r>
+        <w:t>________________________________________________________________</w:t>
+      </w:r>
+    </w:p>
+    <w:p>
+      <w:r>
+        <w:t>________________________________________________________________</w:t>
+      </w:r>
+    </w:p>
+    <w:p>
+      <w:r>
+        <w:t>________________________________________________________________</w:t>
+      </w:r>
+    </w:p>
+    <w:p>
+      <w:r>
+        <w:t>________________________________________________________________</w:t>
+      </w:r>
+    </w:p>
+    <w:p>
+      <w:r>
+        <w:t>________________________________________________________________</w:t>
+      </w:r>
+    </w:p>
+    <w:p>
+      <w:pPr>
+        <w:pStyle w:val="ListBullet"/>
+      </w:pPr>
+      <w:r>
+        <w:t>Hint if needed: Read the steps in the pictorial case. Match the supplied detail to the stage that performs or records it.</w:t>
+      </w:r>
+    </w:p>
+    <w:p>
+      <w:pPr>
+        <w:pStyle w:val="Heading2"/>
+      </w:pPr>
+      <w:r>
+        <w:t>Check the first explanation · reference / check after trying</w:t>
+      </w:r>
+    </w:p>
+    <w:p>
+      <w:pPr>
+        <w:spacing w:line="336" w:lineRule="auto" w:after="180"/>
+      </w:pPr>
+      <w:r>
+        <w:rPr>
+          <w:b w:val="0"/>
+        </w:rPr>
+        <w:t xml:space="preserve">After your attempt, compare with the supported explanation: Repair boundary A must use &lt;=80; retain the </w:t>
+      </w:r>
+      <w:r>
+        <w:rPr>
+          <w:b/>
+        </w:rPr>
+        <w:t>disagreement</w:t>
+      </w:r>
+      <w:r>
+        <w:rPr>
+          <w:b w:val="0"/>
+        </w:rPr>
+        <w:t xml:space="preserve"> and changed policy implementation.</w:t>
+      </w:r>
+    </w:p>
+    <w:p>
+      <w:pPr>
+        <w:spacing w:line="336" w:lineRule="auto" w:after="180"/>
+      </w:pPr>
+      <w:r>
+        <w:rPr>
+          <w:b w:val="0"/>
+        </w:rPr>
+        <w:t xml:space="preserve">The reviewers agree on two of three examples, but that fraction does not decide which definition to keep. The documented policy decides the equality case. Repairing A’s implementation aligns its </w:t>
+      </w:r>
+      <w:r>
+        <w:rPr>
+          <w:b/>
+        </w:rPr>
+        <w:t>label</w:t>
+      </w:r>
+      <w:r>
+        <w:rPr>
+          <w:b w:val="0"/>
+        </w:rPr>
+        <w:t>s with the agreed meaning.</w:t>
+      </w:r>
+    </w:p>
+    <w:p>
+      <w:pPr>
+        <w:spacing w:line="336" w:lineRule="auto" w:after="180"/>
+      </w:pPr>
+      <w:r>
+        <w:rPr>
+          <w:b w:val="0"/>
+        </w:rPr>
+        <w:t>Rechecking 79 and 81 ensures the boundary fix preserves adjacent decisions.</w:t>
+      </w:r>
+    </w:p>
+    <w:p>
+      <w:pPr>
+        <w:pStyle w:val="Heading2"/>
+      </w:pPr>
+      <w:r>
+        <w:t>Changed-case question</w:t>
+      </w:r>
+    </w:p>
+    <w:p>
+      <w:pPr>
+        <w:pStyle w:val="Heading3"/>
+      </w:pPr>
+      <w:r>
+        <w:t>Practice 2: explain the deciding evidence</w:t>
+      </w:r>
+    </w:p>
+    <w:p>
+      <w:pPr>
+        <w:pStyle w:val="ListBullet"/>
+      </w:pPr>
+      <w:r>
+        <w:t>Changed-case practice: Change the documented policy to fewer than 80 instead. Which conclusion is supported by the supplied facts?</w:t>
+      </w:r>
+    </w:p>
+    <w:p>
+      <w:pPr>
+        <w:pStyle w:val="ListBullet"/>
+      </w:pPr>
+      <w:r>
+        <w:t>1. A’s original labels now match; B must change its equality behavior.</w:t>
+      </w:r>
+    </w:p>
+    <w:p>
+      <w:pPr>
+        <w:pStyle w:val="ListBullet"/>
+      </w:pPr>
+      <w:r>
+        <w:t>2. We can decide the result without examining the changed input or the procedure.</w:t>
+      </w:r>
+    </w:p>
+    <w:p>
+      <w:pPr>
+        <w:pStyle w:val="ListBullet"/>
+      </w:pPr>
+      <w:r>
+        <w:t>3. This one example guarantees correct results for every future input.</w:t>
+      </w:r>
+    </w:p>
+    <w:p>
+      <w:pPr>
+        <w:pStyle w:val="Heading3"/>
+      </w:pPr>
+      <w:r>
+        <w:t>My selected conclusion, deciding fact and explanation</w:t>
+      </w:r>
+    </w:p>
+    <w:p>
+      <w:r>
+        <w:t>________________________________________________________________</w:t>
+      </w:r>
+    </w:p>
+    <w:p>
+      <w:r>
+        <w:t>________________________________________________________________</w:t>
+      </w:r>
+    </w:p>
+    <w:p>
+      <w:r>
+        <w:t>________________________________________________________________</w:t>
+      </w:r>
+    </w:p>
+    <w:p>
+      <w:r>
+        <w:t>________________________________________________________________</w:t>
+      </w:r>
+    </w:p>
+    <w:p>
+      <w:r>
+        <w:t>________________________________________________________________</w:t>
+      </w:r>
+    </w:p>
+    <w:p>
+      <w:pPr>
+        <w:pStyle w:val="ListBullet"/>
+      </w:pPr>
+      <w:r>
+        <w:t>Hint if needed: Use the changed condition and the deciding step in the pictorial trace. The answer must say what follows from those facts.</w:t>
+      </w:r>
+    </w:p>
+    <w:p>
+      <w:pPr>
+        <w:pStyle w:val="Heading2"/>
+      </w:pPr>
+      <w:r>
+        <w:t>Check the changed case · reference / check after trying</w:t>
+      </w:r>
+    </w:p>
+    <w:p>
+      <w:pPr>
+        <w:spacing w:line="336" w:lineRule="auto" w:after="180"/>
+      </w:pPr>
+      <w:r>
+        <w:rPr>
+          <w:b w:val="0"/>
+        </w:rPr>
+        <w:t xml:space="preserve">After your attempt, compare with the supported explanation: A’s original </w:t>
+      </w:r>
+      <w:r>
+        <w:rPr>
+          <w:b/>
+        </w:rPr>
+        <w:t>label</w:t>
+      </w:r>
+      <w:r>
+        <w:rPr>
+          <w:b w:val="0"/>
+        </w:rPr>
+        <w:t>s now match; B must change its equality behavior. The authoritative definition changed, not the physical books.</w:t>
+      </w:r>
+    </w:p>
+    <w:p>
+      <w:pPr>
+        <w:pStyle w:val="Heading2"/>
+      </w:pPr>
+      <w:r>
+        <w:t>Repair and save your work</w:t>
+      </w:r>
+    </w:p>
+    <w:p>
+      <w:pPr>
+        <w:spacing w:line="336" w:lineRule="auto" w:after="180"/>
+      </w:pPr>
+      <w:r>
+        <w:rPr>
+          <w:b w:val="0"/>
+        </w:rPr>
+        <w:t>Review Rows Columns and Data Types (ai-2/7). Goal: Specify a table schema. Short practice: Which two rows originally fail, and do they fail for the same reason?. Return to this week and explain what you changed.</w:t>
+      </w:r>
+    </w:p>
+    <w:p>
+      <w:pPr>
+        <w:spacing w:line="336" w:lineRule="auto" w:after="180"/>
+      </w:pPr>
+      <w:r>
+        <w:rPr>
+          <w:b w:val="0"/>
+        </w:rPr>
+        <w:t>Review Loops and Stopping (ai-2/5). Goal: Trace variable values before and after each loop iteration. Short practice: Why is report 0 correct for the original loop, and why is equality-only stopping risky here?.</w:t>
+      </w:r>
+    </w:p>
+    <w:p>
+      <w:pPr>
+        <w:spacing w:line="336" w:lineRule="auto" w:after="180"/>
+      </w:pPr>
+      <w:r>
+        <w:rPr>
+          <w:b w:val="0"/>
+        </w:rPr>
+        <w:t>Return to this week and explain what you changed.</w:t>
+      </w:r>
+    </w:p>
+    <w:p>
+      <w:pPr>
+        <w:spacing w:line="336" w:lineRule="auto" w:after="180"/>
+      </w:pPr>
+      <w:r>
+        <w:rPr>
+          <w:b w:val="0"/>
+        </w:rPr>
+        <w:t>Review Decompose a Goal (ai-2/2). Goal: Distinguish a function definition from a function call. Short practice: What happens visibly if the caller stores needed but omits print(needed)?.</w:t>
+      </w:r>
+    </w:p>
+    <w:p>
+      <w:pPr>
+        <w:spacing w:line="336" w:lineRule="auto" w:after="180"/>
+      </w:pPr>
+      <w:r>
+        <w:rPr>
+          <w:b w:val="0"/>
+        </w:rPr>
+        <w:t>Return to this week and explain what you changed.</w:t>
+      </w:r>
+    </w:p>
+    <w:p>
+      <w:pPr>
+        <w:spacing w:line="336" w:lineRule="auto" w:after="180"/>
+      </w:pPr>
+      <w:r>
+        <w:rPr>
+          <w:b w:val="0"/>
+        </w:rPr>
+        <w:t xml:space="preserve">Use Download completed work in the hosted lesson to export your answers, reflections, practice feedback and code-run </w:t>
+      </w:r>
+      <w:r>
+        <w:rPr>
+          <w:b/>
+        </w:rPr>
+        <w:t>evidence</w:t>
+      </w:r>
+      <w:r>
+        <w:rPr>
+          <w:b w:val="0"/>
+        </w:rPr>
+        <w:t>. Open the HTML copy to read or print it.</w:t>
+      </w:r>
+    </w:p>
+    <w:p>
+      <w:pPr>
+        <w:spacing w:line="336" w:lineRule="auto" w:after="180"/>
+      </w:pPr>
+      <w:r>
+        <w:rPr>
+          <w:b w:val="0"/>
+        </w:rPr>
+        <w:t>Drafts stay in this browser when storage is available; clear drafts on a shared device.</w:t>
+      </w:r>
+    </w:p>
+    <w:p>
+      <w:pPr>
+        <w:pStyle w:val="Heading3"/>
+      </w:pPr>
+      <w:r>
+        <w:t>What I repaired, the evidence I kept and the next test</w:t>
+      </w:r>
+    </w:p>
+    <w:p>
+      <w:r>
+        <w:t>________________________________________________________________</w:t>
+      </w:r>
+    </w:p>
+    <w:p>
+      <w:r>
+        <w:t>________________________________________________________________</w:t>
+      </w:r>
+    </w:p>
+    <w:p>
+      <w:r>
+        <w:t>________________________________________________________________</w:t>
+      </w:r>
+    </w:p>
+    <w:p>
+      <w:r>
+        <w:t>________________________________________________________________</w:t>
+      </w:r>
+    </w:p>
+    <w:p>
+      <w:r>
+        <w:t>________________________________________________________________</w:t>
+      </w:r>
+    </w:p>
+    <w:p>
+      <w:pPr>
+        <w:pStyle w:val="Heading2"/>
+      </w:pPr>
+      <w:r>
+        <w:t>Earlier wording, alternatives and picture transcripts · reference / check after trying</w:t>
       </w:r>
     </w:p>
     <w:p>
@@ -2406,116 +2816,10 @@
     </w:p>
     <w:p>
       <w:pPr>
-        <w:spacing w:line="336" w:lineRule="auto" w:after="180"/>
-      </w:pPr>
-      <w:r>
-        <w:rPr>
-          <w:b w:val="0"/>
-        </w:rPr>
-        <w:t xml:space="preserve">Two fictional catalogue reviewers </w:t>
-      </w:r>
-      <w:r>
-        <w:rPr>
-          <w:b/>
-        </w:rPr>
-        <w:t>label</w:t>
-      </w:r>
-      <w:r>
-        <w:rPr>
-          <w:b w:val="0"/>
-        </w:rPr>
-        <w:t xml:space="preserve"> books compact or extended.</w:t>
-      </w:r>
-    </w:p>
-    <w:p>
-      <w:pPr>
         <w:pStyle w:val="Heading3"/>
       </w:pPr>
       <w:r>
-        <w:t>Practice 1: explain the deciding evidence</w:t>
-      </w:r>
-    </w:p>
-    <w:p>
-      <w:pPr>
-        <w:spacing w:line="336" w:lineRule="auto" w:after="180"/>
-      </w:pPr>
-      <w:r>
-        <w:rPr>
-          <w:b w:val="0"/>
-        </w:rPr>
-        <w:t xml:space="preserve">Which </w:t>
-      </w:r>
-      <w:r>
-        <w:rPr>
-          <w:b/>
-        </w:rPr>
-        <w:t>label</w:t>
-      </w:r>
-      <w:r>
-        <w:rPr>
-          <w:b w:val="0"/>
-        </w:rPr>
-        <w:t xml:space="preserve">led step matches this detail? A must use &lt;=80; retain the </w:t>
-      </w:r>
-      <w:r>
-        <w:rPr>
-          <w:b/>
-        </w:rPr>
-        <w:t>disagreement</w:t>
-      </w:r>
-      <w:r>
-        <w:rPr>
-          <w:b w:val="0"/>
-        </w:rPr>
-        <w:t xml:space="preserve"> and changed policy implementation.</w:t>
-      </w:r>
-    </w:p>
-    <w:p>
-      <w:pPr>
-        <w:spacing w:line="336" w:lineRule="auto" w:after="180"/>
-        <w:shd w:fill="F4F9FC"/>
-      </w:pPr>
-      <w:r>
-        <w:rPr>
-          <w:b w:val="0"/>
-        </w:rPr>
-        <w:t>1. Repair boundary</w:t>
-      </w:r>
-    </w:p>
-    <w:p>
-      <w:pPr>
-        <w:spacing w:line="336" w:lineRule="auto" w:after="180"/>
-        <w:shd w:fill="F4F9FC"/>
-      </w:pPr>
-      <w:r>
-        <w:rPr>
-          <w:b w:val="0"/>
-        </w:rPr>
-        <w:t>2. Reviewer B</w:t>
-      </w:r>
-    </w:p>
-    <w:p>
-      <w:pPr>
-        <w:spacing w:line="336" w:lineRule="auto" w:after="180"/>
-        <w:shd w:fill="F4F9FC"/>
-      </w:pPr>
-      <w:r>
-        <w:rPr>
-          <w:b w:val="0"/>
-        </w:rPr>
-        <w:t>3. Reviewer A</w:t>
-      </w:r>
-    </w:p>
-    <w:p>
-      <w:pPr>
-        <w:spacing w:line="336" w:lineRule="auto" w:after="180"/>
-        <w:shd w:fill="F4F9FC"/>
-      </w:pPr>
-      <w:r>
-        <w:rPr>
-          <w:b w:val="0"/>
-        </w:rPr>
-        <w:t>4. Shared definition</w:t>
+        <w:t>Repair a missing building block</w:t>
       </w:r>
     </w:p>
     <w:p>
@@ -2523,461 +2827,25 @@
         <w:pStyle w:val="Heading3"/>
       </w:pPr>
       <w:r>
-        <w:t>My selected conclusion, deciding fact and explanation</w:t>
-      </w:r>
-    </w:p>
-    <w:p>
-      <w:r>
-        <w:t>________________________________________________________________</w:t>
-      </w:r>
-    </w:p>
-    <w:p>
-      <w:r>
-        <w:t>________________________________________________________________</w:t>
-      </w:r>
-    </w:p>
-    <w:p>
-      <w:r>
-        <w:t>________________________________________________________________</w:t>
-      </w:r>
-    </w:p>
-    <w:p>
-      <w:r>
-        <w:t>________________________________________________________________</w:t>
-      </w:r>
-    </w:p>
-    <w:p>
-      <w:r>
-        <w:t>________________________________________________________________</w:t>
-      </w:r>
-    </w:p>
-    <w:p>
-      <w:pPr>
-        <w:pStyle w:val="Heading3"/>
-      </w:pPr>
-      <w:r>
-        <w:t>Hint · try first</w:t>
-      </w:r>
-    </w:p>
-    <w:p>
-      <w:pPr>
-        <w:spacing w:line="336" w:lineRule="auto" w:after="180"/>
-        <w:shd w:fill="F1F6F8"/>
-      </w:pPr>
-      <w:r>
-        <w:rPr>
-          <w:b w:val="0"/>
-        </w:rPr>
-        <w:t>Hint if needed: Read the steps in the pictorial case. Match the supplied detail to the stage that performs or records it.</w:t>
-      </w:r>
-    </w:p>
-    <w:p>
-      <w:pPr>
-        <w:pStyle w:val="Heading3"/>
-      </w:pPr>
-      <w:r>
-        <w:t>Feedback · compare after trying</w:t>
-      </w:r>
-    </w:p>
-    <w:p>
-      <w:pPr>
-        <w:spacing w:line="336" w:lineRule="auto" w:after="180"/>
-        <w:shd w:fill="F1F6FC"/>
-      </w:pPr>
-      <w:r>
-        <w:rPr>
-          <w:b w:val="0"/>
-        </w:rPr>
-        <w:t xml:space="preserve">After your attempt, compare with the supported explanation: Repair boundary A must use &lt;=80; retain the </w:t>
-      </w:r>
-      <w:r>
-        <w:rPr>
-          <w:b/>
-        </w:rPr>
-        <w:t>disagreement</w:t>
-      </w:r>
-      <w:r>
-        <w:rPr>
-          <w:b w:val="0"/>
-        </w:rPr>
-        <w:t xml:space="preserve"> and changed policy implementation.</w:t>
-      </w:r>
-    </w:p>
-    <w:p>
-      <w:pPr>
-        <w:spacing w:line="336" w:lineRule="auto" w:after="180"/>
-        <w:shd w:fill="F1F6FC"/>
-      </w:pPr>
-      <w:r>
-        <w:rPr>
-          <w:b w:val="0"/>
-        </w:rPr>
-        <w:t xml:space="preserve">The reviewers agree on two of three examples, but that fraction does not decide which definition to keep. The documented policy decides the equality case. Repairing A’s implementation aligns its </w:t>
-      </w:r>
-      <w:r>
-        <w:rPr>
-          <w:b/>
-        </w:rPr>
-        <w:t>label</w:t>
-      </w:r>
-      <w:r>
-        <w:rPr>
-          <w:b w:val="0"/>
-        </w:rPr>
-        <w:t>s with the agreed meaning.</w:t>
-      </w:r>
-    </w:p>
-    <w:p>
-      <w:pPr>
-        <w:spacing w:line="336" w:lineRule="auto" w:after="180"/>
-        <w:shd w:fill="F1F6FC"/>
-      </w:pPr>
-      <w:r>
-        <w:rPr>
-          <w:b w:val="0"/>
-        </w:rPr>
-        <w:t>Rechecking 79 and 81 ensures the boundary fix preserves adjacent decisions.</w:t>
-      </w:r>
-    </w:p>
-    <w:p>
-      <w:pPr>
-        <w:pStyle w:val="Heading3"/>
-      </w:pPr>
-      <w:r>
-        <w:t>Practice 2: explain the deciding evidence</w:t>
-      </w:r>
-    </w:p>
-    <w:p>
-      <w:pPr>
-        <w:pStyle w:val="Heading3"/>
-      </w:pPr>
-      <w:r>
-        <w:t>Changed case · predict first</w:t>
-      </w:r>
-    </w:p>
-    <w:p>
-      <w:pPr>
-        <w:spacing w:line="336" w:lineRule="auto" w:after="180"/>
-        <w:shd w:fill="F5F1FB"/>
-      </w:pPr>
-      <w:r>
-        <w:rPr>
-          <w:b w:val="0"/>
-        </w:rPr>
-        <w:t>Changed-case practice: Change the documented policy to fewer than 80 instead. Which conclusion is supported by the supplied facts?</w:t>
-      </w:r>
-    </w:p>
-    <w:p>
-      <w:pPr>
-        <w:spacing w:line="336" w:lineRule="auto" w:after="180"/>
-        <w:shd w:fill="F4F9FC"/>
-      </w:pPr>
-      <w:r>
-        <w:rPr>
-          <w:b w:val="0"/>
-        </w:rPr>
-        <w:t xml:space="preserve">1. A’s original </w:t>
-      </w:r>
-      <w:r>
-        <w:rPr>
-          <w:b/>
-        </w:rPr>
-        <w:t>label</w:t>
-      </w:r>
-      <w:r>
-        <w:rPr>
-          <w:b w:val="0"/>
-        </w:rPr>
-        <w:t>s now match; B must change its equality behavior.</w:t>
-      </w:r>
-    </w:p>
-    <w:p>
-      <w:pPr>
-        <w:spacing w:line="336" w:lineRule="auto" w:after="180"/>
-        <w:shd w:fill="F4F9FC"/>
-      </w:pPr>
-      <w:r>
-        <w:rPr>
-          <w:b w:val="0"/>
-        </w:rPr>
-        <w:t xml:space="preserve">2. We can decide the result without examining the changed </w:t>
-      </w:r>
-      <w:r>
-        <w:rPr>
-          <w:b/>
-        </w:rPr>
-        <w:t>input</w:t>
-      </w:r>
-      <w:r>
-        <w:rPr>
-          <w:b w:val="0"/>
-        </w:rPr>
-        <w:t xml:space="preserve"> or the procedure.</w:t>
-      </w:r>
-    </w:p>
-    <w:p>
-      <w:pPr>
-        <w:spacing w:line="336" w:lineRule="auto" w:after="180"/>
-        <w:shd w:fill="F4F9FC"/>
-      </w:pPr>
-      <w:r>
-        <w:rPr>
-          <w:b w:val="0"/>
-        </w:rPr>
-        <w:t xml:space="preserve">3. This one example guarantees correct results for every future </w:t>
-      </w:r>
-      <w:r>
-        <w:rPr>
-          <w:b/>
-        </w:rPr>
-        <w:t>input</w:t>
-      </w:r>
-      <w:r>
-        <w:rPr>
-          <w:b w:val="0"/>
-        </w:rPr>
-        <w:t>.</w:t>
-      </w:r>
-    </w:p>
-    <w:p>
-      <w:pPr>
-        <w:pStyle w:val="Heading3"/>
-      </w:pPr>
-      <w:r>
-        <w:t>My selected conclusion, deciding fact and explanation</w:t>
-      </w:r>
-    </w:p>
-    <w:p>
-      <w:r>
-        <w:t>________________________________________________________________</w:t>
-      </w:r>
-    </w:p>
-    <w:p>
-      <w:r>
-        <w:t>________________________________________________________________</w:t>
-      </w:r>
-    </w:p>
-    <w:p>
-      <w:r>
-        <w:t>________________________________________________________________</w:t>
-      </w:r>
-    </w:p>
-    <w:p>
-      <w:r>
-        <w:t>________________________________________________________________</w:t>
-      </w:r>
-    </w:p>
-    <w:p>
-      <w:r>
-        <w:t>________________________________________________________________</w:t>
-      </w:r>
-    </w:p>
-    <w:p>
-      <w:pPr>
-        <w:pStyle w:val="Heading3"/>
-      </w:pPr>
-      <w:r>
-        <w:t>Hint · try first</w:t>
-      </w:r>
-    </w:p>
-    <w:p>
-      <w:pPr>
-        <w:spacing w:line="336" w:lineRule="auto" w:after="180"/>
-        <w:shd w:fill="F1F6F8"/>
-      </w:pPr>
-      <w:r>
-        <w:rPr>
-          <w:b w:val="0"/>
-        </w:rPr>
-        <w:t>Hint if needed: Use the changed condition and the deciding step in the pictorial trace. The answer must say what follows from those facts.</w:t>
-      </w:r>
-    </w:p>
-    <w:p>
-      <w:pPr>
-        <w:pStyle w:val="Heading3"/>
-      </w:pPr>
-      <w:r>
-        <w:t>Feedback · compare after trying</w:t>
-      </w:r>
-    </w:p>
-    <w:p>
-      <w:pPr>
-        <w:spacing w:line="336" w:lineRule="auto" w:after="180"/>
-        <w:shd w:fill="F1F6FC"/>
-      </w:pPr>
-      <w:r>
-        <w:rPr>
-          <w:b w:val="0"/>
-        </w:rPr>
-        <w:t xml:space="preserve">After your attempt, compare with the supported explanation: A’s original </w:t>
-      </w:r>
-      <w:r>
-        <w:rPr>
-          <w:b/>
-        </w:rPr>
-        <w:t>label</w:t>
-      </w:r>
-      <w:r>
-        <w:rPr>
-          <w:b w:val="0"/>
-        </w:rPr>
-        <w:t>s now match; B must change its equality behavior. The authoritative definition changed, not the physical books.</w:t>
-      </w:r>
-    </w:p>
-    <w:p>
-      <w:pPr>
-        <w:pStyle w:val="Heading3"/>
-      </w:pPr>
-      <w:r>
-        <w:t>Repair a missing building block</w:t>
-      </w:r>
-    </w:p>
-    <w:p>
-      <w:pPr>
-        <w:spacing w:line="336" w:lineRule="auto" w:after="180"/>
-      </w:pPr>
-      <w:r>
-        <w:rPr>
-          <w:b w:val="0"/>
-        </w:rPr>
-        <w:t>Review Rows Columns and Data Types (ai-2/7). Goal: Specify a table schema. Short practice: Which two rows originally fail, and do they fail for the same reason?. Return to this week and explain what you changed.</w:t>
-      </w:r>
-    </w:p>
-    <w:p>
-      <w:pPr>
-        <w:spacing w:line="336" w:lineRule="auto" w:after="180"/>
-      </w:pPr>
-      <w:r>
-        <w:rPr>
-          <w:b w:val="0"/>
-        </w:rPr>
-        <w:t>Review Loops and Stopping (ai-2/5). Goal: Trace variable values before and after each loop iteration. Short practice: Why is report 0 correct for the original loop, and why is equality-only stopping risky here?.</w:t>
-      </w:r>
-    </w:p>
-    <w:p>
-      <w:pPr>
-        <w:spacing w:line="336" w:lineRule="auto" w:after="180"/>
-      </w:pPr>
-      <w:r>
-        <w:rPr>
-          <w:b w:val="0"/>
-        </w:rPr>
-        <w:t>Return to this week and explain what you changed.</w:t>
-      </w:r>
-    </w:p>
-    <w:p>
-      <w:pPr>
-        <w:spacing w:line="336" w:lineRule="auto" w:after="180"/>
-      </w:pPr>
-      <w:r>
-        <w:rPr>
-          <w:b w:val="0"/>
-        </w:rPr>
-        <w:t>Review Decompose a Goal (ai-2/2). Goal: Distinguish a function definition from a function call. Short practice: What happens visibly if the caller stores needed but omits print(needed)?.</w:t>
-      </w:r>
-    </w:p>
-    <w:p>
-      <w:pPr>
-        <w:spacing w:line="336" w:lineRule="auto" w:after="180"/>
-      </w:pPr>
-      <w:r>
-        <w:rPr>
-          <w:b w:val="0"/>
-        </w:rPr>
-        <w:t>Return to this week and explain what you changed.</w:t>
-      </w:r>
-    </w:p>
-    <w:p>
-      <w:pPr>
-        <w:pStyle w:val="Heading3"/>
-      </w:pPr>
-      <w:r>
         <w:t>Keep your completed work</w:t>
       </w:r>
     </w:p>
     <w:p>
       <w:pPr>
-        <w:spacing w:line="336" w:lineRule="auto" w:after="180"/>
-      </w:pPr>
-      <w:r>
-        <w:rPr>
-          <w:b w:val="0"/>
-        </w:rPr>
-        <w:t xml:space="preserve">Use Download completed work in the hosted lesson to export your answers, reflections, practice feedback and code-run </w:t>
-      </w:r>
-      <w:r>
-        <w:rPr>
-          <w:b/>
-        </w:rPr>
-        <w:t>evidence</w:t>
-      </w:r>
-      <w:r>
-        <w:rPr>
-          <w:b w:val="0"/>
-        </w:rPr>
-        <w:t>. Open the HTML copy to read or print it.</w:t>
-      </w:r>
-    </w:p>
-    <w:p>
-      <w:pPr>
-        <w:spacing w:line="336" w:lineRule="auto" w:after="180"/>
-      </w:pPr>
-      <w:r>
-        <w:rPr>
-          <w:b w:val="0"/>
-        </w:rPr>
-        <w:t>Drafts stay in this browser when storage is available; clear drafts on a shared device.</w:t>
-      </w:r>
-    </w:p>
-    <w:p>
-      <w:pPr>
-        <w:pStyle w:val="Heading3"/>
-      </w:pPr>
-      <w:r>
-        <w:t>What I repaired, the evidence I kept and the next test</w:t>
-      </w:r>
-    </w:p>
-    <w:p>
-      <w:r>
-        <w:t>________________________________________________________________</w:t>
-      </w:r>
-    </w:p>
-    <w:p>
-      <w:r>
-        <w:t>________________________________________________________________</w:t>
-      </w:r>
-    </w:p>
-    <w:p>
-      <w:r>
-        <w:t>________________________________________________________________</w:t>
-      </w:r>
-    </w:p>
-    <w:p>
-      <w:r>
-        <w:t>________________________________________________________________</w:t>
-      </w:r>
-    </w:p>
-    <w:p>
-      <w:r>
-        <w:t>________________________________________________________________</w:t>
-      </w:r>
-    </w:p>
-    <w:p>
-      <w:pPr>
         <w:pStyle w:val="Heading1"/>
       </w:pPr>
       <w:r>
-        <w:t>21. Visual concept journey</w:t>
-      </w:r>
-    </w:p>
-    <w:p>
-      <w:r>
-        <w:t>Explain each Operational Labels picture from its labels, then record a relevant limit.</w:t>
-      </w:r>
-    </w:p>
-    <w:p>
-      <w:pPr>
-        <w:pStyle w:val="Heading3"/>
+        <w:t>21. Reference · Six-picture response sheets</w:t>
+      </w:r>
+    </w:p>
+    <w:p>
+      <w:r>
+        <w:t>Choose the image that helps rather than repeating all six.</w:t>
+      </w:r>
+    </w:p>
+    <w:p>
+      <w:pPr>
+        <w:pStyle w:val="Heading2"/>
       </w:pPr>
       <w:r>
         <w:t>01. Operational Labels: the case</w:t>
@@ -3056,7 +2924,6 @@
     <w:p>
       <w:pPr>
         <w:spacing w:line="336" w:lineRule="auto" w:after="180"/>
-        <w:shd w:fill="F5F1FB"/>
       </w:pPr>
       <w:r>
         <w:rPr>
@@ -3095,7 +2962,7 @@
     </w:p>
     <w:p>
       <w:pPr>
-        <w:pStyle w:val="Heading3"/>
+        <w:pStyle w:val="Heading2"/>
       </w:pPr>
       <w:r>
         <w:t>02. Follow the deciding steps</w:t>
@@ -3163,7 +3030,6 @@
     <w:p>
       <w:pPr>
         <w:spacing w:line="336" w:lineRule="auto" w:after="180"/>
-        <w:shd w:fill="F5F1FB"/>
       </w:pPr>
       <w:r>
         <w:rPr>
@@ -3214,7 +3080,7 @@
     </w:p>
     <w:p>
       <w:pPr>
-        <w:pStyle w:val="Heading3"/>
+        <w:pStyle w:val="Heading2"/>
       </w:pPr>
       <w:r>
         <w:t>03. Operational label boundary</w:t>
@@ -3354,7 +3220,6 @@
     <w:p>
       <w:pPr>
         <w:spacing w:line="336" w:lineRule="auto" w:after="180"/>
-        <w:shd w:fill="F5F1FB"/>
       </w:pPr>
       <w:r>
         <w:rPr>
@@ -3405,7 +3270,7 @@
     </w:p>
     <w:p>
       <w:pPr>
-        <w:pStyle w:val="Heading3"/>
+        <w:pStyle w:val="Heading2"/>
       </w:pPr>
       <w:r>
         <w:t>04. Change one thing. Trace what follows.</w:t>
@@ -3496,7 +3361,6 @@
     <w:p>
       <w:pPr>
         <w:spacing w:line="336" w:lineRule="auto" w:after="180"/>
-        <w:shd w:fill="F5F1FB"/>
       </w:pPr>
       <w:r>
         <w:rPr>
@@ -3535,7 +3399,7 @@
     </w:p>
     <w:p>
       <w:pPr>
-        <w:pStyle w:val="Heading3"/>
+        <w:pStyle w:val="Heading2"/>
       </w:pPr>
       <w:r>
         <w:t>05. Connect the explanation to its limit</w:t>
@@ -3626,7 +3490,6 @@
     <w:p>
       <w:pPr>
         <w:spacing w:line="336" w:lineRule="auto" w:after="180"/>
-        <w:shd w:fill="F5F1FB"/>
       </w:pPr>
       <w:r>
         <w:rPr>
@@ -3665,7 +3528,7 @@
     </w:p>
     <w:p>
       <w:pPr>
-        <w:pStyle w:val="Heading3"/>
+        <w:pStyle w:val="Heading2"/>
       </w:pPr>
       <w:r>
         <w:t>06. Make the idea visible in your project</w:t>
@@ -3710,7 +3573,6 @@
     <w:p>
       <w:pPr>
         <w:spacing w:line="336" w:lineRule="auto" w:after="180"/>
-        <w:shd w:fill="F5F1FB"/>
       </w:pPr>
       <w:r>
         <w:rPr>
@@ -3746,7 +3608,6 @@
     <w:p>
       <w:pPr>
         <w:spacing w:line="336" w:lineRule="auto" w:after="180"/>
-        <w:shd w:fill="F5F1FB"/>
       </w:pPr>
       <w:r>
         <w:rPr>
@@ -3770,7 +3631,6 @@
     <w:p>
       <w:pPr>
         <w:spacing w:line="336" w:lineRule="auto" w:after="180"/>
-        <w:shd w:fill="F5F1FB"/>
       </w:pPr>
       <w:r>
         <w:rPr>
@@ -3817,6 +3677,62 @@
     <w:p>
       <w:r>
         <w:t>________________________________________________________________</w:t>
+      </w:r>
+    </w:p>
+    <w:p>
+      <w:pPr>
+        <w:pStyle w:val="Heading2"/>
+      </w:pPr>
+      <w:r>
+        <w:t>Earlier wording, alternatives and picture transcripts · reference / check after trying</w:t>
+      </w:r>
+    </w:p>
+    <w:p>
+      <w:pPr>
+        <w:pStyle w:val="Heading3"/>
+      </w:pPr>
+      <w:r>
+        <w:t>01. Operational Labels: the case</w:t>
+      </w:r>
+    </w:p>
+    <w:p>
+      <w:pPr>
+        <w:pStyle w:val="Heading3"/>
+      </w:pPr>
+      <w:r>
+        <w:t>02. Follow the deciding steps</w:t>
+      </w:r>
+    </w:p>
+    <w:p>
+      <w:pPr>
+        <w:pStyle w:val="Heading3"/>
+      </w:pPr>
+      <w:r>
+        <w:t>03. Operational label boundary</w:t>
+      </w:r>
+    </w:p>
+    <w:p>
+      <w:pPr>
+        <w:pStyle w:val="Heading3"/>
+      </w:pPr>
+      <w:r>
+        <w:t>04. Change one thing. Trace what follows.</w:t>
+      </w:r>
+    </w:p>
+    <w:p>
+      <w:pPr>
+        <w:pStyle w:val="Heading3"/>
+      </w:pPr>
+      <w:r>
+        <w:t>05. Connect the explanation to its limit</w:t>
+      </w:r>
+    </w:p>
+    <w:p>
+      <w:pPr>
+        <w:pStyle w:val="Heading3"/>
+      </w:pPr>
+      <w:r>
+        <w:t>06. Make the idea visible in your project</w:t>
       </w:r>
     </w:p>
     <w:sectPr>
